--- a/paperA_review.docx
+++ b/paperA_review.docx
@@ -1201,731 +1201,6 @@
     <w:p>
       <w:pPr>
         <w:pStyle w:val="FirstParagraph"/>
-      </w:pPr>
-      <w:r>
-        <w:t xml:space="preserve">echorepo_integrated.bib</w:t>
-      </w:r>
-      <w:r>
-        <w:t xml:space="preserve"> </w:t>
-      </w:r>
-      <w:r>
-        <w:t xml:space="preserve">@article</w:t>
-      </w:r>
-      <w:r>
-        <w:t xml:space="preserve">bonney2009citizenscience,</w:t>
-      </w:r>
-      <w:r>
-        <w:t xml:space="preserve"> </w:t>
-      </w:r>
-      <w:r>
-        <w:t xml:space="preserve">author=</w:t>
-      </w:r>
-      <w:r>
-        <w:t xml:space="preserve">Bonney, Rick and Cooper, Caren B. and Dickinson, Janis and Kelling, Steve and Phillips, Tina and Rosenberg, Kenneth V. and Shirk, Jennifer</w:t>
-      </w:r>
-      <w:r>
-        <w:t xml:space="preserve">,</w:t>
-      </w:r>
-      <w:r>
-        <w:t xml:space="preserve"> </w:t>
-      </w:r>
-      <w:r>
-        <w:t xml:space="preserve">title=</w:t>
-      </w:r>
-      <w:r>
-        <w:t xml:space="preserve">Citizen Science: A Developing Tool for Expanding Science Knowledge and Scientific Literacy</w:t>
-      </w:r>
-      <w:r>
-        <w:t xml:space="preserve">,</w:t>
-      </w:r>
-      <w:r>
-        <w:t xml:space="preserve"> </w:t>
-      </w:r>
-      <w:r>
-        <w:t xml:space="preserve">journaltitle=</w:t>
-      </w:r>
-      <w:r>
-        <w:t xml:space="preserve">BioScience</w:t>
-      </w:r>
-      <w:r>
-        <w:t xml:space="preserve">, year=</w:t>
-      </w:r>
-      <w:r>
-        <w:t xml:space="preserve">2009</w:t>
-      </w:r>
-      <w:r>
-        <w:t xml:space="preserve">, volume=</w:t>
-      </w:r>
-      <w:r>
-        <w:t xml:space="preserve">59</w:t>
-      </w:r>
-      <w:r>
-        <w:t xml:space="preserve">, number=</w:t>
-      </w:r>
-      <w:r>
-        <w:t xml:space="preserve">11</w:t>
-      </w:r>
-      <w:r>
-        <w:t xml:space="preserve">, pages=</w:t>
-      </w:r>
-      <w:r>
-        <w:t xml:space="preserve">977–984</w:t>
-      </w:r>
-      <w:r>
-        <w:t xml:space="preserve">, doi=</w:t>
-      </w:r>
-      <w:r>
-        <w:t xml:space="preserve">10.1525/bio.2009.59.11.9</w:t>
-      </w:r>
-      <w:r>
-        <w:t xml:space="preserve"> </w:t>
-      </w:r>
-      <w:r>
-        <w:t xml:space="preserve">@article</w:t>
-      </w:r>
-      <w:r>
-        <w:t xml:space="preserve">bonney2014nextsteps,</w:t>
-      </w:r>
-      <w:r>
-        <w:t xml:space="preserve"> </w:t>
-      </w:r>
-      <w:r>
-        <w:t xml:space="preserve">author=</w:t>
-      </w:r>
-      <w:r>
-        <w:t xml:space="preserve">Bonney, Rick and Shirk, Jennifer L. and Phillips, Tina B. and Wiggins, Andrea and Ballard, Heidi L. and Miller-Rushing, Abraham J. and Parrish, Julia K.</w:t>
-      </w:r>
-      <w:r>
-        <w:t xml:space="preserve">,</w:t>
-      </w:r>
-      <w:r>
-        <w:t xml:space="preserve"> </w:t>
-      </w:r>
-      <w:r>
-        <w:t xml:space="preserve">title=</w:t>
-      </w:r>
-      <w:r>
-        <w:t xml:space="preserve">Next Steps for Citizen Science</w:t>
-      </w:r>
-      <w:r>
-        <w:t xml:space="preserve">, journaltitle=</w:t>
-      </w:r>
-      <w:r>
-        <w:t xml:space="preserve">Science</w:t>
-      </w:r>
-      <w:r>
-        <w:t xml:space="preserve">, year=</w:t>
-      </w:r>
-      <w:r>
-        <w:t xml:space="preserve">2014</w:t>
-      </w:r>
-      <w:r>
-        <w:t xml:space="preserve">, volume=</w:t>
-      </w:r>
-      <w:r>
-        <w:t xml:space="preserve">343</w:t>
-      </w:r>
-      <w:r>
-        <w:t xml:space="preserve">, number=</w:t>
-      </w:r>
-      <w:r>
-        <w:t xml:space="preserve">6178</w:t>
-      </w:r>
-      <w:r>
-        <w:t xml:space="preserve">, pages=</w:t>
-      </w:r>
-      <w:r>
-        <w:t xml:space="preserve">1436–1437</w:t>
-      </w:r>
-      <w:r>
-        <w:t xml:space="preserve">, doi=</w:t>
-      </w:r>
-      <w:r>
-        <w:t xml:space="preserve">10.1126/science.1251554</w:t>
-      </w:r>
-      <w:r>
-        <w:t xml:space="preserve"> </w:t>
-      </w:r>
-      <w:r>
-        <w:t xml:space="preserve">@article</w:t>
-      </w:r>
-      <w:r>
-        <w:t xml:space="preserve">kosmala2016quality,</w:t>
-      </w:r>
-      <w:r>
-        <w:t xml:space="preserve"> </w:t>
-      </w:r>
-      <w:r>
-        <w:t xml:space="preserve">author=</w:t>
-      </w:r>
-      <w:r>
-        <w:t xml:space="preserve">Kosmala, Margaret and Wiggins, Andrea and Swanson, Alexandra and Simmons, Brooke</w:t>
-      </w:r>
-      <w:r>
-        <w:t xml:space="preserve">, title=</w:t>
-      </w:r>
-      <w:r>
-        <w:t xml:space="preserve">Assessing Data Quality in Citizen Science</w:t>
-      </w:r>
-      <w:r>
-        <w:t xml:space="preserve">, journaltitle=</w:t>
-      </w:r>
-      <w:r>
-        <w:t xml:space="preserve">Frontiers in Ecology and the Environment</w:t>
-      </w:r>
-      <w:r>
-        <w:t xml:space="preserve">, year=</w:t>
-      </w:r>
-      <w:r>
-        <w:t xml:space="preserve">2016</w:t>
-      </w:r>
-      <w:r>
-        <w:t xml:space="preserve">, volume=</w:t>
-      </w:r>
-      <w:r>
-        <w:t xml:space="preserve">14</w:t>
-      </w:r>
-      <w:r>
-        <w:t xml:space="preserve">, number=</w:t>
-      </w:r>
-      <w:r>
-        <w:t xml:space="preserve">10</w:t>
-      </w:r>
-      <w:r>
-        <w:t xml:space="preserve">, pages=</w:t>
-      </w:r>
-      <w:r>
-        <w:t xml:space="preserve">551–560</w:t>
-      </w:r>
-      <w:r>
-        <w:t xml:space="preserve">, doi=</w:t>
-      </w:r>
-      <w:r>
-        <w:t xml:space="preserve">10.1002/fee.1436</w:t>
-      </w:r>
-      <w:r>
-        <w:t xml:space="preserve"> </w:t>
-      </w:r>
-      <w:r>
-        <w:t xml:space="preserve">@article</w:t>
-      </w:r>
-      <w:r>
-        <w:t xml:space="preserve">wang2015citsci,</w:t>
-      </w:r>
-      <w:r>
-        <w:t xml:space="preserve"> </w:t>
-      </w:r>
-      <w:r>
-        <w:t xml:space="preserve">author=</w:t>
-      </w:r>
-      <w:r>
-        <w:t xml:space="preserve">Wang, Yiwei and Kaplan, Nicole and Newman, Greg and Scarpino, Russell</w:t>
-      </w:r>
-      <w:r>
-        <w:t xml:space="preserve">, title=</w:t>
-      </w:r>
-      <w:r>
-        <w:t xml:space="preserve">CitSci.org</w:t>
-      </w:r>
-      <w:r>
-        <w:t xml:space="preserve">: A New Model for Managing, Documenting, and Sharing Citizen Science Data</w:t>
-      </w:r>
-      <w:r>
-        <w:t xml:space="preserve">, journaltitle=</w:t>
-      </w:r>
-      <w:r>
-        <w:t xml:space="preserve">PLOS Biology</w:t>
-      </w:r>
-      <w:r>
-        <w:t xml:space="preserve">, year=</w:t>
-      </w:r>
-      <w:r>
-        <w:t xml:space="preserve">2015</w:t>
-      </w:r>
-      <w:r>
-        <w:t xml:space="preserve">, volume=</w:t>
-      </w:r>
-      <w:r>
-        <w:t xml:space="preserve">13</w:t>
-      </w:r>
-      <w:r>
-        <w:t xml:space="preserve">, number=</w:t>
-      </w:r>
-      <w:r>
-        <w:t xml:space="preserve">10</w:t>
-      </w:r>
-      <w:r>
-        <w:t xml:space="preserve">, pages=</w:t>
-      </w:r>
-      <w:r>
-        <w:t xml:space="preserve">e1002280</w:t>
-      </w:r>
-      <w:r>
-        <w:t xml:space="preserve">, doi=</w:t>
-      </w:r>
-      <w:r>
-        <w:t xml:space="preserve">10.1371/journal.pbio.1002280</w:t>
-      </w:r>
-      <w:r>
-        <w:t xml:space="preserve"> </w:t>
-      </w:r>
-      <w:r>
-        <w:t xml:space="preserve">@article</w:t>
-      </w:r>
-      <w:r>
-        <w:t xml:space="preserve">sullivan2014ebird,</w:t>
-      </w:r>
-      <w:r>
-        <w:t xml:space="preserve"> </w:t>
-      </w:r>
-      <w:r>
-        <w:t xml:space="preserve">author=</w:t>
-      </w:r>
-      <w:r>
-        <w:t xml:space="preserve">Sullivan, Brian L. and Aycrigg, Jocelyn L. and Barry, Jessie H. and others</w:t>
-      </w:r>
-      <w:r>
-        <w:t xml:space="preserve">, title=</w:t>
-      </w:r>
-      <w:r>
-        <w:t xml:space="preserve">The</w:t>
-      </w:r>
-      <w:r>
-        <w:t xml:space="preserve"> </w:t>
-      </w:r>
-      <w:r>
-        <w:t xml:space="preserve">eBird</w:t>
-      </w:r>
-      <w:r>
-        <w:t xml:space="preserve"> </w:t>
-      </w:r>
-      <w:r>
-        <w:t xml:space="preserve">Enterprise: An Integrated Approach to Development and Application of Citizen Science</w:t>
-      </w:r>
-      <w:r>
-        <w:t xml:space="preserve">, journaltitle=</w:t>
-      </w:r>
-      <w:r>
-        <w:t xml:space="preserve">Biological Conservation</w:t>
-      </w:r>
-      <w:r>
-        <w:t xml:space="preserve">, year=</w:t>
-      </w:r>
-      <w:r>
-        <w:t xml:space="preserve">2014</w:t>
-      </w:r>
-      <w:r>
-        <w:t xml:space="preserve">, volume=</w:t>
-      </w:r>
-      <w:r>
-        <w:t xml:space="preserve">169</w:t>
-      </w:r>
-      <w:r>
-        <w:t xml:space="preserve">, pages=</w:t>
-      </w:r>
-      <w:r>
-        <w:t xml:space="preserve">31–40</w:t>
-      </w:r>
-      <w:r>
-        <w:t xml:space="preserve">, doi=</w:t>
-      </w:r>
-      <w:r>
-        <w:t xml:space="preserve">10.1016/j.biocon.2013.11.003</w:t>
-      </w:r>
-      <w:r>
-        <w:t xml:space="preserve"> </w:t>
-      </w:r>
-      <w:r>
-        <w:t xml:space="preserve">@article</w:t>
-      </w:r>
-      <w:r>
-        <w:t xml:space="preserve">wilkinson2016fair,</w:t>
-      </w:r>
-      <w:r>
-        <w:t xml:space="preserve"> </w:t>
-      </w:r>
-      <w:r>
-        <w:t xml:space="preserve">author=</w:t>
-      </w:r>
-      <w:r>
-        <w:t xml:space="preserve">Wilkinson, Mark D. and Dumontier, Michel and Aalbersberg, IJsbrand Jan and others</w:t>
-      </w:r>
-      <w:r>
-        <w:t xml:space="preserve">, title=</w:t>
-      </w:r>
-      <w:r>
-        <w:t xml:space="preserve">The</w:t>
-      </w:r>
-      <w:r>
-        <w:t xml:space="preserve"> </w:t>
-      </w:r>
-      <w:r>
-        <w:t xml:space="preserve">FAIR</w:t>
-      </w:r>
-      <w:r>
-        <w:t xml:space="preserve"> </w:t>
-      </w:r>
-      <w:r>
-        <w:t xml:space="preserve">Guiding Principles for Scientific Data Management and Stewardship</w:t>
-      </w:r>
-      <w:r>
-        <w:t xml:space="preserve">, journaltitle=</w:t>
-      </w:r>
-      <w:r>
-        <w:t xml:space="preserve">Scientific Data</w:t>
-      </w:r>
-      <w:r>
-        <w:t xml:space="preserve">, year=</w:t>
-      </w:r>
-      <w:r>
-        <w:t xml:space="preserve">2016</w:t>
-      </w:r>
-      <w:r>
-        <w:t xml:space="preserve">, volume=</w:t>
-      </w:r>
-      <w:r>
-        <w:t xml:space="preserve">3</w:t>
-      </w:r>
-      <w:r>
-        <w:t xml:space="preserve">, pages=</w:t>
-      </w:r>
-      <w:r>
-        <w:t xml:space="preserve">160018</w:t>
-      </w:r>
-      <w:r>
-        <w:t xml:space="preserve">, doi=</w:t>
-      </w:r>
-      <w:r>
-        <w:t xml:space="preserve">10.1038/sdata.2016.18</w:t>
-      </w:r>
-      <w:r>
-        <w:t xml:space="preserve"> </w:t>
-      </w:r>
-      <w:r>
-        <w:t xml:space="preserve">@article</w:t>
-      </w:r>
-      <w:r>
-        <w:t xml:space="preserve">peiro2026soil,</w:t>
-      </w:r>
-      <w:r>
-        <w:t xml:space="preserve"> </w:t>
-      </w:r>
-      <w:r>
-        <w:t xml:space="preserve">author=</w:t>
-      </w:r>
-      <w:r>
-        <w:t xml:space="preserve">Peiro, Alba and others</w:t>
-      </w:r>
-      <w:r>
-        <w:t xml:space="preserve">, title=</w:t>
-      </w:r>
-      <w:r>
-        <w:t xml:space="preserve">Towards Healthier Soils: Insights for Knowledge Building, Co-Creation and Citizen Engagement in Soil Science</w:t>
-      </w:r>
-      <w:r>
-        <w:t xml:space="preserve">, journaltitle=</w:t>
-      </w:r>
-      <w:r>
-        <w:t xml:space="preserve">European Journal of Soil Science</w:t>
-      </w:r>
-      <w:r>
-        <w:t xml:space="preserve">, year=</w:t>
-      </w:r>
-      <w:r>
-        <w:t xml:space="preserve">2026</w:t>
-      </w:r>
-      <w:r>
-        <w:t xml:space="preserve">, volume=</w:t>
-      </w:r>
-      <w:r>
-        <w:t xml:space="preserve">77</w:t>
-      </w:r>
-      <w:r>
-        <w:t xml:space="preserve">, number=</w:t>
-      </w:r>
-      <w:r>
-        <w:t xml:space="preserve">5</w:t>
-      </w:r>
-      <w:r>
-        <w:t xml:space="preserve">, eid=</w:t>
-      </w:r>
-      <w:r>
-        <w:t xml:space="preserve">e70409</w:t>
-      </w:r>
-      <w:r>
-        <w:t xml:space="preserve">, doi=</w:t>
-      </w:r>
-      <w:r>
-        <w:t xml:space="preserve">10.1111/ejss.70409</w:t>
-      </w:r>
-      <w:r>
-        <w:t xml:space="preserve"> </w:t>
-      </w:r>
-      <w:r>
-        <w:t xml:space="preserve">@online</w:t>
-      </w:r>
-      <w:r>
-        <w:t xml:space="preserve">eea2016biogeo,</w:t>
-      </w:r>
-      <w:r>
-        <w:t xml:space="preserve"> </w:t>
-      </w:r>
-      <w:r>
-        <w:t xml:space="preserve">author=</w:t>
-      </w:r>
-      <w:r>
-        <w:t xml:space="preserve">European Environment Agency</w:t>
-      </w:r>
-      <w:r>
-        <w:t xml:space="preserve">, title=</w:t>
-      </w:r>
-      <w:r>
-        <w:t xml:space="preserve">Biogeographical regions in Europe: 2016 spatial boundaries</w:t>
-      </w:r>
-      <w:r>
-        <w:t xml:space="preserve">, year=</w:t>
-      </w:r>
-      <w:r>
-        <w:t xml:space="preserve">2016</w:t>
-      </w:r>
-      <w:r>
-        <w:t xml:space="preserve">, note=</w:t>
-      </w:r>
-      <w:r>
-        <w:t xml:space="preserve">EEA 2016 biogeographical-regions layer used for ECHOREPO spatial exploration</w:t>
-      </w:r>
-      <w:r>
-        <w:t xml:space="preserve"> </w:t>
-      </w:r>
-      <w:r>
-        <w:t xml:space="preserve">@online</w:t>
-      </w:r>
-      <w:r>
-        <w:t xml:space="preserve">w3c2015csvw,</w:t>
-      </w:r>
-      <w:r>
-        <w:t xml:space="preserve"> </w:t>
-      </w:r>
-      <w:r>
-        <w:t xml:space="preserve">author=</w:t>
-      </w:r>
-      <w:r>
-        <w:t xml:space="preserve">W3C</w:t>
-      </w:r>
-      <w:r>
-        <w:t xml:space="preserve">, title=</w:t>
-      </w:r>
-      <w:r>
-        <w:t xml:space="preserve">Metadata Vocabulary for Tabular Data</w:t>
-      </w:r>
-      <w:r>
-        <w:t xml:space="preserve">, year=</w:t>
-      </w:r>
-      <w:r>
-        <w:t xml:space="preserve">2015</w:t>
-      </w:r>
-      <w:r>
-        <w:t xml:space="preserve">, url=</w:t>
-      </w:r>
-      <w:r>
-        <w:t xml:space="preserve">https://www.w3.org/TR/tabular-metadata/</w:t>
-      </w:r>
-      <w:r>
-        <w:t xml:space="preserve">, urldate=</w:t>
-      </w:r>
-      <w:r>
-        <w:t xml:space="preserve">2026-10-29</w:t>
-      </w:r>
-      <w:r>
-        <w:t xml:space="preserve"> </w:t>
-      </w:r>
-      <w:r>
-        <w:t xml:space="preserve">@online</w:t>
-      </w:r>
-      <w:r>
-        <w:t xml:space="preserve">soilwise2026faq,</w:t>
-      </w:r>
-      <w:r>
-        <w:t xml:space="preserve"> </w:t>
-      </w:r>
-      <w:r>
-        <w:t xml:space="preserve">author=</w:t>
-      </w:r>
-      <w:r>
-        <w:t xml:space="preserve">SoilWise</w:t>
-      </w:r>
-      <w:r>
-        <w:t xml:space="preserve">, title=</w:t>
-      </w:r>
-      <w:r>
-        <w:t xml:space="preserve">Frequently Asked Questions</w:t>
-      </w:r>
-      <w:r>
-        <w:t xml:space="preserve">, year=</w:t>
-      </w:r>
-      <w:r>
-        <w:t xml:space="preserve">2026</w:t>
-      </w:r>
-      <w:r>
-        <w:t xml:space="preserve">, url=</w:t>
-      </w:r>
-      <w:r>
-        <w:t xml:space="preserve">https://soilwise-he.eu/faq/</w:t>
-      </w:r>
-      <w:r>
-        <w:t xml:space="preserve">, urldate=</w:t>
-      </w:r>
-      <w:r>
-        <w:t xml:space="preserve">2026-10-29</w:t>
-      </w:r>
-      <w:r>
-        <w:t xml:space="preserve"> </w:t>
-      </w:r>
-      <w:r>
-        <w:t xml:space="preserve">@online</w:t>
-      </w:r>
-      <w:r>
-        <w:t xml:space="preserve">zenodo2026versioning,</w:t>
-      </w:r>
-      <w:r>
-        <w:t xml:space="preserve"> </w:t>
-      </w:r>
-      <w:r>
-        <w:t xml:space="preserve">author=</w:t>
-      </w:r>
-      <w:r>
-        <w:t xml:space="preserve">Zenodo</w:t>
-      </w:r>
-      <w:r>
-        <w:t xml:space="preserve">, title=</w:t>
-      </w:r>
-      <w:r>
-        <w:t xml:space="preserve">DOI</w:t>
-      </w:r>
-      <w:r>
-        <w:t xml:space="preserve"> </w:t>
-      </w:r>
-      <w:r>
-        <w:t xml:space="preserve">Versioning</w:t>
-      </w:r>
-      <w:r>
-        <w:t xml:space="preserve">, year=</w:t>
-      </w:r>
-      <w:r>
-        <w:t xml:space="preserve">2026</w:t>
-      </w:r>
-      <w:r>
-        <w:t xml:space="preserve">, url=</w:t>
-      </w:r>
-      <w:r>
-        <w:t xml:space="preserve">https://zenodo.org/help/versioning</w:t>
-      </w:r>
-      <w:r>
-        <w:t xml:space="preserve">, urldate=</w:t>
-      </w:r>
-      <w:r>
-        <w:t xml:space="preserve">2026-10-29</w:t>
-      </w:r>
-      <w:r>
-        <w:t xml:space="preserve"> </w:t>
-      </w:r>
-      <w:r>
-        <w:t xml:space="preserve">@misc</w:t>
-      </w:r>
-      <w:r>
-        <w:t xml:space="preserve">echorepo2026dataset,</w:t>
-      </w:r>
-      <w:r>
-        <w:t xml:space="preserve"> </w:t>
-      </w:r>
-      <w:r>
-        <w:t xml:space="preserve">author=</w:t>
-      </w:r>
-      <w:r>
-        <w:t xml:space="preserve">Osychenko, Oleg</w:t>
-      </w:r>
-      <w:r>
-        <w:t xml:space="preserve">, title=</w:t>
-      </w:r>
-      <w:r>
-        <w:t xml:space="preserve">ECHOREPO Soil Dataset: soil observations, parameters, images and biodiversity</w:t>
-      </w:r>
-      <w:r>
-        <w:t xml:space="preserve">, year=</w:t>
-      </w:r>
-      <w:r>
-        <w:t xml:space="preserve">2026</w:t>
-      </w:r>
-      <w:r>
-        <w:t xml:space="preserve">, publisher=</w:t>
-      </w:r>
-      <w:r>
-        <w:t xml:space="preserve">Zenodo</w:t>
-      </w:r>
-      <w:r>
-        <w:t xml:space="preserve">, version=</w:t>
-      </w:r>
-      <w:r>
-        <w:t xml:space="preserve">v11</w:t>
-      </w:r>
-      <w:r>
-        <w:t xml:space="preserve">, doi=</w:t>
-      </w:r>
-      <w:r>
-        <w:t xml:space="preserve">10.5281/zenodo.23195149</w:t>
-      </w:r>
-      <w:r>
-        <w:t xml:space="preserve"> </w:t>
-      </w:r>
-      <w:r>
-        <w:t xml:space="preserve">@misc</w:t>
-      </w:r>
-      <w:r>
-        <w:t xml:space="preserve">echo2023project,</w:t>
-      </w:r>
-      <w:r>
-        <w:t xml:space="preserve"> </w:t>
-      </w:r>
-      <w:r>
-        <w:t xml:space="preserve">author=</w:t>
-      </w:r>
-      <w:r>
-        <w:t xml:space="preserve">European Commission</w:t>
-      </w:r>
-      <w:r>
-        <w:t xml:space="preserve">, title=</w:t>
-      </w:r>
-      <w:r>
-        <w:t xml:space="preserve">Engaging Citizens in Soil Science: The Road to Healthier Soils</w:t>
-      </w:r>
-      <w:r>
-        <w:t xml:space="preserve">, shorttitle=</w:t>
-      </w:r>
-      <w:r>
-        <w:t xml:space="preserve">ECHO</w:t>
-      </w:r>
-      <w:r>
-        <w:t xml:space="preserve">, year=</w:t>
-      </w:r>
-      <w:r>
-        <w:t xml:space="preserve">2023</w:t>
-      </w:r>
-      <w:r>
-        <w:t xml:space="preserve">, note=</w:t>
-      </w:r>
-      <w:r>
-        <w:t xml:space="preserve">Grant Agreement No. 101112869</w:t>
-      </w:r>
-      <w:r>
-        <w:t xml:space="preserve">, doi=</w:t>
-      </w:r>
-      <w:r>
-        <w:t xml:space="preserve">10.3030/101112869</w:t>
-      </w:r>
-    </w:p>
-    <w:p>
-      <w:pPr>
-        <w:pStyle w:val="BodyText"/>
       </w:pPr>
       <w:r>
         <w:rPr>
@@ -2040,7 +1315,7 @@
       </w:r>
     </w:p>
     <w:bookmarkEnd w:id="20"/>
-    <w:bookmarkStart w:id="26" w:name="materials-and-methods"/>
+    <w:bookmarkStart w:id="39" w:name="materials-and-methods"/>
     <w:p>
       <w:pPr>
         <w:pStyle w:val="Heading1"/>
@@ -2049,7 +1324,7 @@
         <w:t xml:space="preserve">Materials and methods</w:t>
       </w:r>
     </w:p>
-    <w:bookmarkStart w:id="21" w:name="study-context-and-architecture"/>
+    <w:bookmarkStart w:id="25" w:name="study-context-and-architecture"/>
     <w:p>
       <w:pPr>
         <w:pStyle w:val="Heading2"/>
@@ -2074,476 +1349,6 @@
         <w:t xml:space="preserve">The architecture separates acquisition, ingestion and harmonisation, canonical storage, and controlled publication (Figure </w:t>
       </w:r>
       <w:hyperlink w:anchor="fig:architecture">
-        <w:r>
-          <w:rPr>
-            <w:rStyle w:val="Hyperlink"/>
-          </w:rPr>
-          <w:t xml:space="preserve">[fig:architecture]</w:t>
-        </w:r>
-      </w:hyperlink>
-      <w:r>
-        <w:t xml:space="preserve">). The implementation uses Flask for web/API access, PostgreSQL for structured research data, MinIO-compatible object storage for images and other files, Keycloak/OpenID Connect for authenticated use, and Docker Compose for deployment. These are concrete implementation choices, not prerequisites of the architectural pattern. The defining boundary is between source-specific adapters and the canonical research-data representation.</w:t>
-      </w:r>
-    </w:p>
-    <w:bookmarkEnd w:id="21"/>
-    <w:bookmarkStart w:id="22" w:name="sample-centred-data-integration"/>
-    <w:p>
-      <w:pPr>
-        <w:pStyle w:val="Heading2"/>
-      </w:pPr>
-      <w:r>
-        <w:t xml:space="preserve">Sample-centred data integration</w:t>
-      </w:r>
-    </w:p>
-    <w:p>
-      <w:pPr>
-        <w:pStyle w:val="FirstParagraph"/>
-      </w:pPr>
-      <w:r>
-        <w:t xml:space="preserve">A physical soil sample is the principal research entity. Its stable</w:t>
-      </w:r>
-      <w:r>
-        <w:t xml:space="preserve"> </w:t>
-      </w:r>
-      <w:r>
-        <w:rPr>
-          <w:rStyle w:val="VerbatimChar"/>
-        </w:rPr>
-        <w:t xml:space="preserve">sample_id</w:t>
-      </w:r>
-      <w:r>
-        <w:t xml:space="preserve"> </w:t>
-      </w:r>
-      <w:r>
-        <w:t xml:space="preserve">links participant observations, images and subsequent analytical data without requiring those resources to share a common file format or production schedule. The canonical publication model contains six separate CSV tables (Table </w:t>
-      </w:r>
-      <w:hyperlink w:anchor="tab:canonical">
-        <w:r>
-          <w:rPr>
-            <w:rStyle w:val="Hyperlink"/>
-          </w:rPr>
-          <w:t xml:space="preserve">[tab:canonical]</w:t>
-        </w:r>
-      </w:hyperlink>
-      <w:r>
-        <w:t xml:space="preserve">). Field observations are kept at sample level, while photographs, elemental measurements and biodiversity records are represented as linked resources rather than being flattened into a single table.</w:t>
-      </w:r>
-    </w:p>
-    <w:p>
-      <w:pPr>
-        <w:pStyle w:val="BodyText"/>
-      </w:pPr>
-      <w:r>
-        <w:t xml:space="preserve">@p</w:t>
-      </w:r>
-      <w:r>
-        <w:t xml:space="preserve">4.7cm</w:t>
-      </w:r>
-      <w:r>
-        <w:t xml:space="preserve">X@</w:t>
-      </w:r>
-      <w:r>
-        <w:t xml:space="preserve"> </w:t>
-      </w:r>
-      <w:r>
-        <w:t xml:space="preserve">Resource &amp; Contents and linkage</w:t>
-      </w:r>
-      <w:r>
-        <w:br/>
-      </w:r>
-      <w:r>
-        <w:rPr>
-          <w:rStyle w:val="VerbatimChar"/>
-        </w:rPr>
-        <w:t xml:space="preserve">samples.csv</w:t>
-      </w:r>
-      <w:r>
-        <w:t xml:space="preserve"> </w:t>
-      </w:r>
-      <w:r>
-        <w:t xml:space="preserve">&amp; Sample-level observations, approximate public coordinates, quality status and licence; one row per sample.</w:t>
-      </w:r>
-      <w:r>
-        <w:br/>
-      </w:r>
-      <w:r>
-        <w:rPr>
-          <w:rStyle w:val="VerbatimChar"/>
-        </w:rPr>
-        <w:t xml:space="preserve">sample_images.csv</w:t>
-      </w:r>
-      <w:r>
-        <w:t xml:space="preserve"> </w:t>
-      </w:r>
-      <w:r>
-        <w:t xml:space="preserve">&amp; Linked image identifiers, URLs and descriptive metadata.</w:t>
-      </w:r>
-      <w:r>
-        <w:br/>
-      </w:r>
-      <w:r>
-        <w:rPr>
-          <w:rStyle w:val="VerbatimChar"/>
-        </w:rPr>
-        <w:t xml:space="preserve">sample_parameters.csv</w:t>
-      </w:r>
-      <w:r>
-        <w:t xml:space="preserve"> </w:t>
-      </w:r>
-      <w:r>
-        <w:t xml:space="preserve">&amp; Laboratory parameter values, units, method codes and timestamps, linked to samples and definitions.</w:t>
-      </w:r>
-      <w:r>
-        <w:br/>
-      </w:r>
-      <w:r>
-        <w:rPr>
-          <w:rStyle w:val="VerbatimChar"/>
-        </w:rPr>
-        <w:t xml:space="preserve">sample_biodiversity.csv</w:t>
-      </w:r>
-      <w:r>
-        <w:t xml:space="preserve"> </w:t>
-      </w:r>
-      <w:r>
-        <w:t xml:space="preserve">&amp; Sample-linked microbial taxonomic results, including marker, read count and relative abundance.</w:t>
-      </w:r>
-      <w:r>
-        <w:br/>
-      </w:r>
-      <w:r>
-        <w:rPr>
-          <w:rStyle w:val="VerbatimChar"/>
-        </w:rPr>
-        <w:t xml:space="preserve">parameter_definitions.csv</w:t>
-      </w:r>
-      <w:r>
-        <w:t xml:space="preserve"> </w:t>
-      </w:r>
-      <w:r>
-        <w:t xml:space="preserve">&amp; Analytical parameter codes, descriptions, reference units and semantic identifiers.</w:t>
-      </w:r>
-      <w:r>
-        <w:br/>
-      </w:r>
-      <w:r>
-        <w:rPr>
-          <w:rStyle w:val="VerbatimChar"/>
-        </w:rPr>
-        <w:t xml:space="preserve">analysis_methods.csv</w:t>
-      </w:r>
-      <w:r>
-        <w:t xml:space="preserve"> </w:t>
-      </w:r>
-      <w:r>
-        <w:t xml:space="preserve">&amp; Analytical method codes and associated descriptions or method identifiers.</w:t>
-      </w:r>
-      <w:r>
-        <w:br/>
-      </w:r>
-    </w:p>
-    <w:p>
-      <w:pPr>
-        <w:pStyle w:val="BodyText"/>
-      </w:pPr>
-      <w:r>
-        <w:t xml:space="preserve">In the published table relations,</w:t>
-      </w:r>
-      <w:r>
-        <w:t xml:space="preserve"> </w:t>
-      </w:r>
-      <w:r>
-        <w:rPr>
-          <w:rStyle w:val="VerbatimChar"/>
-        </w:rPr>
-        <w:t xml:space="preserve">sample_id</w:t>
-      </w:r>
-      <w:r>
-        <w:t xml:space="preserve"> </w:t>
-      </w:r>
-      <w:r>
-        <w:t xml:space="preserve">connects the sample-associated resources, while</w:t>
-      </w:r>
-      <w:r>
-        <w:t xml:space="preserve"> </w:t>
-      </w:r>
-      <w:r>
-        <w:rPr>
-          <w:rStyle w:val="VerbatimChar"/>
-        </w:rPr>
-        <w:t xml:space="preserve">parameter_code</w:t>
-      </w:r>
-      <w:r>
-        <w:t xml:space="preserve"> </w:t>
-      </w:r>
-      <w:r>
-        <w:t xml:space="preserve">and</w:t>
-      </w:r>
-      <w:r>
-        <w:t xml:space="preserve"> </w:t>
-      </w:r>
-      <w:r>
-        <w:rPr>
-          <w:rStyle w:val="VerbatimChar"/>
-        </w:rPr>
-        <w:t xml:space="preserve">method_code</w:t>
-      </w:r>
-      <w:r>
-        <w:t xml:space="preserve"> </w:t>
-      </w:r>
-      <w:r>
-        <w:t xml:space="preserve">connect analytical results to their definition tables. Images additionally have</w:t>
-      </w:r>
-      <w:r>
-        <w:t xml:space="preserve"> </w:t>
-      </w:r>
-      <w:r>
-        <w:rPr>
-          <w:rStyle w:val="VerbatimChar"/>
-        </w:rPr>
-        <w:t xml:space="preserve">image_id</w:t>
-      </w:r>
-      <w:r>
-        <w:t xml:space="preserve">; biodiversity records contain marker and source-file fields. These identifiers provide more than a shared sample key, but the six-table export does not assert a separate, universal analytical-run identifier. The public biodiversity table reports read counts and relative abundances; specialist OTU matrices may be distributed as distinct analytical products.</w:t>
-      </w:r>
-    </w:p>
-    <w:p>
-      <w:pPr>
-        <w:pStyle w:val="BodyText"/>
-      </w:pPr>
-      <w:r>
-        <w:t xml:space="preserve">Laboratory enrichment may include X-ray fluorescence (XRF) measurements of elemental composition and microbial biodiversity information derived from 16S rRNA gene and internal transcribed spacer (ITS) amplicon sequencing. These outputs may arrive later and from different organisations. Retaining source identifiers, methods, source-file references and relevant timestamps makes progressively enriched records traceable without imposing one uniform representation on heterogeneous analyses.</w:t>
-      </w:r>
-    </w:p>
-    <w:bookmarkEnd w:id="22"/>
-    <w:bookmarkStart w:id="23" w:name="Xacb5847810c840113ce2b65086cb936d5b1be93"/>
-    <w:p>
-      <w:pPr>
-        <w:pStyle w:val="Heading2"/>
-      </w:pPr>
-      <w:r>
-        <w:t xml:space="preserve">Quality assurance and provenance-assisted assessment</w:t>
-      </w:r>
-    </w:p>
-    <w:p>
-      <w:pPr>
-        <w:pStyle w:val="FirstParagraph"/>
-      </w:pPr>
-      <w:r>
-        <w:t xml:space="preserve">The quality-assurance (QA) workflow first checks incoming records and classifies failures instead of deleting entire samples. Geographical checks use the underlying recorded coordinates: coordinates may be unassignable to a country, inconsistent with an expected sampling country, or equal to known application-default values. The corresponding record is flagged for assessment; any defensible correction should be supported by provenance such as QR/sample identity, sample-allocation information, source observations or protected participant-related context. When that evidence is insufficient, the record remains qualified or unresolved rather than being silently corrected. QA is therefore separated into detection, investigation and a possible recovery decision.</w:t>
-      </w:r>
-    </w:p>
-    <w:p>
-      <w:pPr>
-        <w:pStyle w:val="BodyText"/>
-      </w:pPr>
-      <w:r>
-        <w:t xml:space="preserve">The reasons for geographical anomalies cannot be established from these categories alone. Plausible contributors include mobile-device positioning problems, default coordinates supplied by the application, interrupted collection workflows and human data-entry errors. Attribution to a specific device or software defect would require independent diagnostics, such as application logs and validated source histories. Work on citizen-science data quality similarly stresses contextual validation and documented quality-assurance procedures</w:t>
-      </w:r>
-      <w:r>
-        <w:t xml:space="preserve"> </w:t>
-      </w:r>
-      <w:r>
-        <w:t xml:space="preserve">(Kosmala et al. 2016)</w:t>
-      </w:r>
-      <w:r>
-        <w:t xml:space="preserve">.</w:t>
-      </w:r>
-    </w:p>
-    <w:bookmarkEnd w:id="23"/>
-    <w:bookmarkStart w:id="24" w:name="Xdd3d901ccdf3df0fe5ae3f685a9933d1a89565d"/>
-    <w:p>
-      <w:pPr>
-        <w:pStyle w:val="Heading2"/>
-      </w:pPr>
-      <w:r>
-        <w:t xml:space="preserve">Geographical privacy and image protection</w:t>
-      </w:r>
-    </w:p>
-    <w:p>
-      <w:pPr>
-        <w:pStyle w:val="FirstParagraph"/>
-      </w:pPr>
-      <w:r>
-        <w:t xml:space="preserve">Exact source coordinates are retained in the controlled-access environment and assessed for QA before deriving public positions. Public sample coordinates are deterministically displaced within a configurable maximum distance, currently 1,000 m by default. This is a pragmatic compromise intended to reduce precision around individual properties while maintaining regional-scale utility; it is</w:t>
-      </w:r>
-      <w:r>
-        <w:t xml:space="preserve"> </w:t>
-      </w:r>
-      <w:r>
-        <w:rPr>
-          <w:iCs/>
-          <w:i/>
-        </w:rPr>
-        <w:t xml:space="preserve">not</w:t>
-      </w:r>
-      <w:r>
-        <w:t xml:space="preserve"> </w:t>
-      </w:r>
-      <w:r>
-        <w:t xml:space="preserve">a formally validated anonymity threshold. The field</w:t>
-      </w:r>
-      <w:r>
-        <w:t xml:space="preserve"> </w:t>
-      </w:r>
-      <w:r>
-        <w:rPr>
-          <w:rStyle w:val="VerbatimChar"/>
-        </w:rPr>
-        <w:t xml:space="preserve">coordinate_obfuscation_radius_m</w:t>
-      </w:r>
-      <w:r>
-        <w:t xml:space="preserve"> </w:t>
-      </w:r>
-      <w:r>
-        <w:t xml:space="preserve">documents the configured radius in the published sample table.</w:t>
-      </w:r>
-    </w:p>
-    <w:p>
-      <w:pPr>
-        <w:pStyle w:val="BodyText"/>
-      </w:pPr>
-      <w:r>
-        <w:t xml:space="preserve">Displacement is not constrained to coastlines or administrative boundaries. Consequently, a valid sample close to a border may appear in a neighbouring country, or a coastal sample may appear at sea. These visual artefacts do not indicate that the source coordinates failed QA: country-mismatch checks operate on underlying coordinates. ECHOREPO also supports sample exploration by EEA 2016 biogeographical regions</w:t>
-      </w:r>
-      <w:r>
-        <w:t xml:space="preserve"> </w:t>
-      </w:r>
-      <w:r>
-        <w:t xml:space="preserve">(European Environment Agency 2016)</w:t>
-      </w:r>
-      <w:r>
-        <w:t xml:space="preserve">; membership is precomputed from underlying coordinates rather than inferred from the public marker position. Analysts should not use displaced positions for parcel-level, boundary-sensitive or fine-resolution spatial inference.</w:t>
-      </w:r>
-    </w:p>
-    <w:p>
-      <w:pPr>
-        <w:pStyle w:val="BodyText"/>
-      </w:pPr>
-      <w:r>
-        <w:t xml:space="preserve">Photographs require complementary protection. The MinIO image-redaction workflow locally detects text regions (potentially including street signs, building numbers and registration plates), frontal faces and QR codes, then strongly blurs or masks detected areas. Image re-encoding removes embedded EXIF fields, including GPS metadata. Object-version markers and detection counts support resumable processing and auditing. Detection is imperfect, especially for oblique or small text, non-frontal faces and low-quality images. Moreover, the standalone redactor operates</w:t>
-      </w:r>
-      <w:r>
-        <w:t xml:space="preserve"> </w:t>
-      </w:r>
-      <w:r>
-        <w:rPr>
-          <w:iCs/>
-          <w:i/>
-        </w:rPr>
-        <w:t xml:space="preserve">after</w:t>
-      </w:r>
-      <w:r>
-        <w:t xml:space="preserve"> </w:t>
-      </w:r>
-      <w:r>
-        <w:t xml:space="preserve">image mirroring; without private staging, it does not guarantee that an unredacted object was never briefly accessible. These are limitations of the current implementation, not guarantees of anonymity.</w:t>
-      </w:r>
-    </w:p>
-    <w:bookmarkEnd w:id="24"/>
-    <w:bookmarkStart w:id="25" w:name="Xe86a3317fd6399221d293db9c156a4ff003dc28"/>
-    <w:p>
-      <w:pPr>
-        <w:pStyle w:val="Heading2"/>
-      </w:pPr>
-      <w:r>
-        <w:t xml:space="preserve">Canonical publication and Zenodo synchronisation</w:t>
-      </w:r>
-    </w:p>
-    <w:p>
-      <w:pPr>
-        <w:pStyle w:val="FirstParagraph"/>
-      </w:pPr>
-      <w:r>
-        <w:t xml:space="preserve">Operational tables evolve as new observations and analytical results are ingested. Stable publication products are instead generated through canonical export interfaces. The Zenodo synchronisation routine retrieves an authenticated export bundle from ECHOREPO, extracts and validates the six canonical CSV resources, checks declared schemas and selected reference integrity, and generates a</w:t>
-      </w:r>
-      <w:r>
-        <w:t xml:space="preserve"> </w:t>
-      </w:r>
-      <w:r>
-        <w:rPr>
-          <w:rStyle w:val="VerbatimChar"/>
-        </w:rPr>
-        <w:t xml:space="preserve">file.json</w:t>
-      </w:r>
-      <w:r>
-        <w:t xml:space="preserve"> </w:t>
-      </w:r>
-      <w:r>
-        <w:t xml:space="preserve">metadata document following CSV on the Web (CSVW)</w:t>
-      </w:r>
-      <w:r>
-        <w:t xml:space="preserve"> </w:t>
-      </w:r>
-      <w:r>
-        <w:t xml:space="preserve">(W3C 2015)</w:t>
-      </w:r>
-      <w:r>
-        <w:t xml:space="preserve">. The metadata describes columns, types, identifiers and primary/foreign-key relationships; it also records dataset-level information and selected semantic mappings. The original ZIP may optionally be retained alongside the individual resources.</w:t>
-      </w:r>
-    </w:p>
-    <w:p>
-      <w:pPr>
-        <w:pStyle w:val="BodyText"/>
-      </w:pPr>
-      <w:r>
-        <w:t xml:space="preserve">For updates, the publication routine creates a new version draft of an existing Zenodo deposition, replaces the files as configured, uploads the validated resources and CSVW document, verifies the remote filenames, and publishes the release. It records the deposition, version and concept identifiers together with publication status and source-file information in a local log. The result is an independently citable snapshot, distinct from the mutable operational database</w:t>
-      </w:r>
-      <w:r>
-        <w:t xml:space="preserve"> </w:t>
-      </w:r>
-      <w:r>
-        <w:t xml:space="preserve">(Zenodo 2026; Osychenko 2026)</w:t>
-      </w:r>
-      <w:r>
-        <w:t xml:space="preserve">.</w:t>
-      </w:r>
-    </w:p>
-    <w:p>
-      <w:pPr>
-        <w:pStyle w:val="BodyText"/>
-      </w:pPr>
-      <w:r>
-        <w:t xml:space="preserve">The published metadata and persistent identifiers are designed to support indexing and discovery through infrastructures such as OpenAIRE and SoilWise</w:t>
-      </w:r>
-      <w:r>
-        <w:t xml:space="preserve"> </w:t>
-      </w:r>
-      <w:r>
-        <w:t xml:space="preserve">(SoilWise 2026)</w:t>
-      </w:r>
-      <w:r>
-        <w:t xml:space="preserve">. Nevertheless, a Zenodo deposit and CSVW document are evidence of implemented FAIR-oriented mechanisms, not proof of complete FAIR compliance or independently verified discovery in every external catalogue.</w:t>
-      </w:r>
-    </w:p>
-    <w:bookmarkEnd w:id="25"/>
-    <w:bookmarkEnd w:id="26"/>
-    <w:bookmarkStart w:id="30" w:name="results"/>
-    <w:p>
-      <w:pPr>
-        <w:pStyle w:val="Heading1"/>
-      </w:pPr>
-      <w:r>
-        <w:t xml:space="preserve">Results</w:t>
-      </w:r>
-    </w:p>
-    <w:bookmarkStart w:id="28" w:name="observed-geographical-qa-outcomes"/>
-    <w:p>
-      <w:pPr>
-        <w:pStyle w:val="Heading2"/>
-      </w:pPr>
-      <w:r>
-        <w:t xml:space="preserve">Observed geographical QA outcomes</w:t>
-      </w:r>
-    </w:p>
-    <w:p>
-      <w:pPr>
-        <w:pStyle w:val="FirstParagraph"/>
-      </w:pPr>
-      <w:r>
-        <w:t xml:space="preserve">The analysed QA snapshot comprised 6,871 sample records. Three lacked expected-country metadata and could not undergo country-comparison validation. Among the remaining 6,868 assessable records, 492 (7.16%) were flagged for coordinate-related issues. Table </w:t>
-      </w:r>
-      <w:hyperlink w:anchor="tab:qa">
         <w:r>
           <w:rPr>
             <w:rStyle w:val="Hyperlink"/>
@@ -2552,45 +1357,117 @@
         </w:r>
       </w:hyperlink>
       <w:r>
-        <w:t xml:space="preserve"> </w:t>
-      </w:r>
-      <w:r>
-        <w:t xml:space="preserve">gives the mutually reported classes from this snapshot; the percentages in the table use all 6,871 records as their denominator.</w:t>
-      </w:r>
-    </w:p>
-    <w:bookmarkStart w:id="27" w:name="tab:qa"/>
+        <w:t xml:space="preserve">). The implementation uses Flask for web/API access, PostgreSQL for structured research data, MinIO-compatible object storage for images and other files, Keycloak/OpenID Connect for authenticated use, and Docker Compose for deployment. These are concrete implementation choices, not prerequisites of the architectural pattern. The defining boundary is between source-specific adapters and the canonical research-data representation.</w:t>
+      </w:r>
+    </w:p>
+    <w:p>
+      <w:pPr>
+        <w:pStyle w:val="CaptionedFigure"/>
+      </w:pPr>
+      <w:bookmarkStart w:id="24" w:name="fig:architecture"/>
+      <w:r>
+        <w:drawing>
+          <wp:inline>
+            <wp:extent cx="5334000" cy="1266129"/>
+            <wp:effectExtent b="0" l="0" r="0" t="0"/>
+            <wp:docPr descr="Functional architecture of ECHOREPO. Source-specific acquisition and analytical systems feed a stable canonical repository; research products are generated through an explicit publication boundary." title="" id="22" name="Picture"/>
+            <a:graphic>
+              <a:graphicData uri="http://schemas.openxmlformats.org/drawingml/2006/picture">
+                <pic:pic>
+                  <pic:nvPicPr>
+                    <pic:cNvPr descr="figures/diagram-1.png" id="23" name="Picture"/>
+                    <pic:cNvPicPr>
+                      <a:picLocks noChangeArrowheads="1" noChangeAspect="1"/>
+                    </pic:cNvPicPr>
+                  </pic:nvPicPr>
+                  <pic:blipFill>
+                    <a:blip r:embed="rId21"/>
+                    <a:stretch>
+                      <a:fillRect/>
+                    </a:stretch>
+                  </pic:blipFill>
+                  <pic:spPr bwMode="auto">
+                    <a:xfrm>
+                      <a:off x="0" y="0"/>
+                      <a:ext cx="5334000" cy="1266129"/>
+                    </a:xfrm>
+                    <a:prstGeom prst="rect">
+                      <a:avLst/>
+                    </a:prstGeom>
+                    <a:noFill/>
+                    <a:ln w="9525">
+                      <a:noFill/>
+                      <a:headEnd/>
+                      <a:tailEnd/>
+                    </a:ln>
+                  </pic:spPr>
+                </pic:pic>
+              </a:graphicData>
+            </a:graphic>
+          </wp:inline>
+        </w:drawing>
+      </w:r>
+      <w:bookmarkEnd w:id="24"/>
+    </w:p>
+    <w:p>
+      <w:pPr>
+        <w:pStyle w:val="ImageCaption"/>
+      </w:pPr>
+      <w:r>
+        <w:t xml:space="preserve">Functional architecture of ECHOREPO. Source-specific acquisition and analytical systems feed a stable canonical repository; research products are generated through an explicit publication boundary.</w:t>
+      </w:r>
+    </w:p>
+    <w:bookmarkEnd w:id="25"/>
+    <w:bookmarkStart w:id="31" w:name="sample-centred-data-integration"/>
+    <w:p>
+      <w:pPr>
+        <w:pStyle w:val="Heading2"/>
+      </w:pPr>
+      <w:r>
+        <w:t xml:space="preserve">Sample-centred data integration</w:t>
+      </w:r>
+    </w:p>
+    <w:p>
+      <w:pPr>
+        <w:pStyle w:val="FirstParagraph"/>
+      </w:pPr>
+      <w:r>
+        <w:t xml:space="preserve">A physical soil sample is the principal research entity. Its stable</w:t>
+      </w:r>
+      <w:r>
+        <w:t xml:space="preserve"> </w:t>
+      </w:r>
+      <w:r>
+        <w:rPr>
+          <w:rStyle w:val="VerbatimChar"/>
+        </w:rPr>
+        <w:t xml:space="preserve">sample_id</w:t>
+      </w:r>
+      <w:r>
+        <w:t xml:space="preserve"> </w:t>
+      </w:r>
+      <w:r>
+        <w:t xml:space="preserve">links participant observations, images and subsequent analytical data without requiring those resources to share a common file format or production schedule. The canonical publication model contains six separate CSV tables (Table </w:t>
+      </w:r>
+      <w:hyperlink w:anchor="tab:canonical">
+        <w:r>
+          <w:rPr>
+            <w:rStyle w:val="Hyperlink"/>
+          </w:rPr>
+          <w:t xml:space="preserve">1</w:t>
+        </w:r>
+      </w:hyperlink>
+      <w:r>
+        <w:t xml:space="preserve">). Field observations are kept at sample level, while photographs, elemental measurements and biodiversity records are represented as linked resources rather than being flattened into a single table.</w:t>
+      </w:r>
+    </w:p>
+    <w:bookmarkStart w:id="26" w:name="tab:canonical"/>
     <w:p>
       <w:pPr>
         <w:pStyle w:val="TableCaption"/>
       </w:pPr>
       <w:r>
-        <w:t xml:space="preserve">Geographical QA outcomes in the analysed snapshot (</w:t>
-      </w:r>
-      <m:oMath>
-        <m:r>
-          <m:t>n</m:t>
-        </m:r>
-        <m:r>
-          <m:rPr>
-            <m:sty m:val="p"/>
-          </m:rPr>
-          <m:t>=</m:t>
-        </m:r>
-        <m:r>
-          <m:t>6</m:t>
-        </m:r>
-        <m:r>
-          <m:rPr>
-            <m:sty m:val="p"/>
-          </m:rPr>
-          <m:t>,</m:t>
-        </m:r>
-        <m:r>
-          <m:t>871</m:t>
-        </m:r>
-      </m:oMath>
-      <w:r>
-        <w:t xml:space="preserve">). Classes are those reported by the evaluation; counts sum to the snapshot total.</w:t>
+        <w:t xml:space="preserve">Canonical tabular resources in the ECHOREPO publication bundle.</w:t>
       </w:r>
     </w:p>
     <w:tbl>
@@ -2598,7 +1475,662 @@
         <w:tblStyle w:val="Table"/>
         <w:tblW w:type="auto" w:w="0"/>
         <w:tblLook w:firstRow="1" w:lastRow="0" w:firstColumn="0" w:lastColumn="0" w:noHBand="0" w:noVBand="0" w:val="0020"/>
-        <w:tblCaption w:val="Geographical QA outcomes in the analysed snapshot (n=6{,}871). Classes are those reported by the evaluation; counts sum to the snapshot total."/>
+        <w:tblCaption w:val="Canonical tabular resources in the ECHOREPO publication bundle."/>
+      </w:tblPr>
+      <w:tblGrid>
+        <w:gridCol w:w="3960"/>
+        <w:gridCol w:w="3960"/>
+      </w:tblGrid>
+      <w:tr>
+        <w:trPr>
+          <w:tblHeader w:val="true"/>
+        </w:trPr>
+        <w:tc>
+          <w:tcPr/>
+          <w:p>
+            <w:pPr>
+              <w:pStyle w:val="Compact"/>
+              <w:jc w:val="left"/>
+            </w:pPr>
+            <w:r>
+              <w:t xml:space="preserve">Resource</w:t>
+            </w:r>
+          </w:p>
+        </w:tc>
+        <w:tc>
+          <w:tcPr/>
+          <w:p>
+            <w:pPr>
+              <w:pStyle w:val="Compact"/>
+              <w:jc w:val="left"/>
+            </w:pPr>
+            <w:r>
+              <w:t xml:space="preserve">Contents and linkage</w:t>
+            </w:r>
+          </w:p>
+        </w:tc>
+      </w:tr>
+      <w:tr>
+        <w:tc>
+          <w:tcPr/>
+          <w:p>
+            <w:pPr>
+              <w:pStyle w:val="Compact"/>
+              <w:jc w:val="left"/>
+            </w:pPr>
+            <w:r>
+              <w:rPr>
+                <w:rStyle w:val="VerbatimChar"/>
+              </w:rPr>
+              <w:t xml:space="preserve">samples.csv</w:t>
+            </w:r>
+          </w:p>
+        </w:tc>
+        <w:tc>
+          <w:tcPr/>
+          <w:p>
+            <w:pPr>
+              <w:pStyle w:val="Compact"/>
+              <w:jc w:val="left"/>
+            </w:pPr>
+            <w:r>
+              <w:t xml:space="preserve">Sample-level observations, approximate public coordinates, quality status and licence; one row per sample.</w:t>
+            </w:r>
+          </w:p>
+        </w:tc>
+      </w:tr>
+      <w:tr>
+        <w:tc>
+          <w:tcPr/>
+          <w:p>
+            <w:pPr>
+              <w:pStyle w:val="Compact"/>
+              <w:jc w:val="left"/>
+            </w:pPr>
+            <w:r>
+              <w:rPr>
+                <w:rStyle w:val="VerbatimChar"/>
+              </w:rPr>
+              <w:t xml:space="preserve">sample_images.csv</w:t>
+            </w:r>
+          </w:p>
+        </w:tc>
+        <w:tc>
+          <w:tcPr/>
+          <w:p>
+            <w:pPr>
+              <w:pStyle w:val="Compact"/>
+              <w:jc w:val="left"/>
+            </w:pPr>
+            <w:r>
+              <w:t xml:space="preserve">Linked image identifiers, URLs and descriptive metadata.</w:t>
+            </w:r>
+          </w:p>
+        </w:tc>
+      </w:tr>
+      <w:tr>
+        <w:tc>
+          <w:tcPr/>
+          <w:p>
+            <w:pPr>
+              <w:pStyle w:val="Compact"/>
+              <w:jc w:val="left"/>
+            </w:pPr>
+            <w:r>
+              <w:rPr>
+                <w:rStyle w:val="VerbatimChar"/>
+              </w:rPr>
+              <w:t xml:space="preserve">sample_parameters.csv</w:t>
+            </w:r>
+          </w:p>
+        </w:tc>
+        <w:tc>
+          <w:tcPr/>
+          <w:p>
+            <w:pPr>
+              <w:pStyle w:val="Compact"/>
+              <w:jc w:val="left"/>
+            </w:pPr>
+            <w:r>
+              <w:t xml:space="preserve">Laboratory parameter values, units, method codes and timestamps, linked to samples and definitions.</w:t>
+            </w:r>
+          </w:p>
+        </w:tc>
+      </w:tr>
+      <w:tr>
+        <w:tc>
+          <w:tcPr/>
+          <w:p>
+            <w:pPr>
+              <w:pStyle w:val="Compact"/>
+              <w:jc w:val="left"/>
+            </w:pPr>
+            <w:r>
+              <w:rPr>
+                <w:rStyle w:val="VerbatimChar"/>
+              </w:rPr>
+              <w:t xml:space="preserve">sample_biodiversity.csv</w:t>
+            </w:r>
+          </w:p>
+        </w:tc>
+        <w:tc>
+          <w:tcPr/>
+          <w:p>
+            <w:pPr>
+              <w:pStyle w:val="Compact"/>
+              <w:jc w:val="left"/>
+            </w:pPr>
+            <w:r>
+              <w:t xml:space="preserve">Sample-linked microbial taxonomic results, including marker, read count and relative abundance.</w:t>
+            </w:r>
+          </w:p>
+        </w:tc>
+      </w:tr>
+      <w:tr>
+        <w:tc>
+          <w:tcPr/>
+          <w:p>
+            <w:pPr>
+              <w:pStyle w:val="Compact"/>
+              <w:jc w:val="left"/>
+            </w:pPr>
+            <w:r>
+              <w:rPr>
+                <w:rStyle w:val="VerbatimChar"/>
+              </w:rPr>
+              <w:t xml:space="preserve">parameter_definitions.csv</w:t>
+            </w:r>
+          </w:p>
+        </w:tc>
+        <w:tc>
+          <w:tcPr/>
+          <w:p>
+            <w:pPr>
+              <w:pStyle w:val="Compact"/>
+              <w:jc w:val="left"/>
+            </w:pPr>
+            <w:r>
+              <w:t xml:space="preserve">Analytical parameter codes, descriptions, reference units and semantic identifiers.</w:t>
+            </w:r>
+          </w:p>
+        </w:tc>
+      </w:tr>
+      <w:tr>
+        <w:tc>
+          <w:tcPr/>
+          <w:p>
+            <w:pPr>
+              <w:pStyle w:val="Compact"/>
+              <w:jc w:val="left"/>
+            </w:pPr>
+            <w:r>
+              <w:rPr>
+                <w:rStyle w:val="VerbatimChar"/>
+              </w:rPr>
+              <w:t xml:space="preserve">analysis_methods.csv</w:t>
+            </w:r>
+          </w:p>
+        </w:tc>
+        <w:tc>
+          <w:tcPr/>
+          <w:p>
+            <w:pPr>
+              <w:pStyle w:val="Compact"/>
+              <w:jc w:val="left"/>
+            </w:pPr>
+            <w:r>
+              <w:t xml:space="preserve">Analytical method codes and associated descriptions or method identifiers.</w:t>
+            </w:r>
+          </w:p>
+        </w:tc>
+      </w:tr>
+    </w:tbl>
+    <w:bookmarkEnd w:id="26"/>
+    <w:p>
+      <w:pPr>
+        <w:pStyle w:val="BodyText"/>
+      </w:pPr>
+      <w:r>
+        <w:t xml:space="preserve">In the published table relations,</w:t>
+      </w:r>
+      <w:r>
+        <w:t xml:space="preserve"> </w:t>
+      </w:r>
+      <w:r>
+        <w:rPr>
+          <w:rStyle w:val="VerbatimChar"/>
+        </w:rPr>
+        <w:t xml:space="preserve">sample_id</w:t>
+      </w:r>
+      <w:r>
+        <w:t xml:space="preserve"> </w:t>
+      </w:r>
+      <w:r>
+        <w:t xml:space="preserve">connects the sample-associated resources, while</w:t>
+      </w:r>
+      <w:r>
+        <w:t xml:space="preserve"> </w:t>
+      </w:r>
+      <w:r>
+        <w:rPr>
+          <w:rStyle w:val="VerbatimChar"/>
+        </w:rPr>
+        <w:t xml:space="preserve">parameter_code</w:t>
+      </w:r>
+      <w:r>
+        <w:t xml:space="preserve"> </w:t>
+      </w:r>
+      <w:r>
+        <w:t xml:space="preserve">and</w:t>
+      </w:r>
+      <w:r>
+        <w:t xml:space="preserve"> </w:t>
+      </w:r>
+      <w:r>
+        <w:rPr>
+          <w:rStyle w:val="VerbatimChar"/>
+        </w:rPr>
+        <w:t xml:space="preserve">method_code</w:t>
+      </w:r>
+      <w:r>
+        <w:t xml:space="preserve"> </w:t>
+      </w:r>
+      <w:r>
+        <w:t xml:space="preserve">connect analytical results to their definition tables. Images additionally have</w:t>
+      </w:r>
+      <w:r>
+        <w:t xml:space="preserve"> </w:t>
+      </w:r>
+      <w:r>
+        <w:rPr>
+          <w:rStyle w:val="VerbatimChar"/>
+        </w:rPr>
+        <w:t xml:space="preserve">image_id</w:t>
+      </w:r>
+      <w:r>
+        <w:t xml:space="preserve">; biodiversity records contain marker and source-file fields. These identifiers provide more than a shared sample key, but the six-table export does not assert a separate, universal analytical-run identifier. The public biodiversity table reports read counts and relative abundances; specialist OTU matrices may be distributed as distinct analytical products.</w:t>
+      </w:r>
+    </w:p>
+    <w:p>
+      <w:pPr>
+        <w:pStyle w:val="CaptionedFigure"/>
+      </w:pPr>
+      <w:bookmarkStart w:id="30" w:name="fig:data-model"/>
+      <w:r>
+        <w:drawing>
+          <wp:inline>
+            <wp:extent cx="5157409" cy="2240038"/>
+            <wp:effectExtent b="0" l="0" r="0" t="0"/>
+            <wp:docPr descr="Simplified relationships among the six canonical CSV resources. Arrows indicate referential linkage, not a required order of data processing." title="" id="28" name="Picture"/>
+            <a:graphic>
+              <a:graphicData uri="http://schemas.openxmlformats.org/drawingml/2006/picture">
+                <pic:pic>
+                  <pic:nvPicPr>
+                    <pic:cNvPr descr="figures/diagram-2.png" id="29" name="Picture"/>
+                    <pic:cNvPicPr>
+                      <a:picLocks noChangeArrowheads="1" noChangeAspect="1"/>
+                    </pic:cNvPicPr>
+                  </pic:nvPicPr>
+                  <pic:blipFill>
+                    <a:blip r:embed="rId27"/>
+                    <a:stretch>
+                      <a:fillRect/>
+                    </a:stretch>
+                  </pic:blipFill>
+                  <pic:spPr bwMode="auto">
+                    <a:xfrm>
+                      <a:off x="0" y="0"/>
+                      <a:ext cx="5157409" cy="2240038"/>
+                    </a:xfrm>
+                    <a:prstGeom prst="rect">
+                      <a:avLst/>
+                    </a:prstGeom>
+                    <a:noFill/>
+                    <a:ln w="9525">
+                      <a:noFill/>
+                      <a:headEnd/>
+                      <a:tailEnd/>
+                    </a:ln>
+                  </pic:spPr>
+                </pic:pic>
+              </a:graphicData>
+            </a:graphic>
+          </wp:inline>
+        </w:drawing>
+      </w:r>
+      <w:bookmarkEnd w:id="30"/>
+    </w:p>
+    <w:p>
+      <w:pPr>
+        <w:pStyle w:val="ImageCaption"/>
+      </w:pPr>
+      <w:r>
+        <w:t xml:space="preserve">Simplified relationships among the six canonical CSV resources. Arrows indicate referential linkage, not a required order of data processing.</w:t>
+      </w:r>
+    </w:p>
+    <w:p>
+      <w:pPr>
+        <w:pStyle w:val="BodyText"/>
+      </w:pPr>
+      <w:r>
+        <w:t xml:space="preserve">Laboratory enrichment may include X-ray fluorescence (XRF) measurements of elemental composition and microbial biodiversity information derived from 16S rRNA gene and internal transcribed spacer (ITS) amplicon sequencing. These outputs may arrive later and from different organisations. Retaining source identifiers, methods, source-file references and relevant timestamps makes progressively enriched records traceable without imposing one uniform representation on heterogeneous analyses.</w:t>
+      </w:r>
+    </w:p>
+    <w:bookmarkEnd w:id="31"/>
+    <w:bookmarkStart w:id="32" w:name="Xacb5847810c840113ce2b65086cb936d5b1be93"/>
+    <w:p>
+      <w:pPr>
+        <w:pStyle w:val="Heading2"/>
+      </w:pPr>
+      <w:r>
+        <w:t xml:space="preserve">Quality assurance and provenance-assisted assessment</w:t>
+      </w:r>
+    </w:p>
+    <w:p>
+      <w:pPr>
+        <w:pStyle w:val="FirstParagraph"/>
+      </w:pPr>
+      <w:r>
+        <w:t xml:space="preserve">The quality-assurance (QA) workflow first checks incoming records and classifies failures instead of deleting entire samples. Geographical checks use the underlying recorded coordinates: coordinates may be unassignable to a country, inconsistent with an expected sampling country, or equal to known application-default values. The corresponding record is flagged for assessment; any defensible correction should be supported by provenance such as QR/sample identity, sample-allocation information, source observations or protected participant-related context. When that evidence is insufficient, the record remains qualified or unresolved rather than being silently corrected. QA is therefore separated into detection, investigation and a possible recovery decision.</w:t>
+      </w:r>
+    </w:p>
+    <w:p>
+      <w:pPr>
+        <w:pStyle w:val="BodyText"/>
+      </w:pPr>
+      <w:r>
+        <w:t xml:space="preserve">The reasons for geographical anomalies cannot be established from these categories alone. Plausible contributors include mobile-device positioning problems, default coordinates supplied by the application, interrupted collection workflows and human data-entry errors. Attribution to a specific device or software defect would require independent diagnostics, such as application logs and validated source histories. Work on citizen-science data quality similarly stresses contextual validation and documented quality-assurance procedures</w:t>
+      </w:r>
+      <w:r>
+        <w:t xml:space="preserve"> </w:t>
+      </w:r>
+      <w:r>
+        <w:t xml:space="preserve">(Kosmala et al. 2016)</w:t>
+      </w:r>
+      <w:r>
+        <w:t xml:space="preserve">.</w:t>
+      </w:r>
+    </w:p>
+    <w:bookmarkEnd w:id="32"/>
+    <w:bookmarkStart w:id="37" w:name="Xdd3d901ccdf3df0fe5ae3f685a9933d1a89565d"/>
+    <w:p>
+      <w:pPr>
+        <w:pStyle w:val="Heading2"/>
+      </w:pPr>
+      <w:r>
+        <w:t xml:space="preserve">Geographical privacy and image protection</w:t>
+      </w:r>
+    </w:p>
+    <w:p>
+      <w:pPr>
+        <w:pStyle w:val="FirstParagraph"/>
+      </w:pPr>
+      <w:r>
+        <w:t xml:space="preserve">Exact source coordinates are retained in the controlled-access environment and assessed for QA before deriving public positions. Public sample coordinates are deterministically displaced within a configurable maximum distance, currently 1,000 m by default. This is a pragmatic compromise intended to reduce precision around individual properties while maintaining regional-scale utility; it is</w:t>
+      </w:r>
+      <w:r>
+        <w:t xml:space="preserve"> </w:t>
+      </w:r>
+      <w:r>
+        <w:rPr>
+          <w:iCs/>
+          <w:i/>
+        </w:rPr>
+        <w:t xml:space="preserve">not</w:t>
+      </w:r>
+      <w:r>
+        <w:t xml:space="preserve"> </w:t>
+      </w:r>
+      <w:r>
+        <w:t xml:space="preserve">a formally validated anonymity threshold. The field</w:t>
+      </w:r>
+      <w:r>
+        <w:t xml:space="preserve"> </w:t>
+      </w:r>
+      <w:r>
+        <w:rPr>
+          <w:rStyle w:val="VerbatimChar"/>
+        </w:rPr>
+        <w:t xml:space="preserve">coordinate_obfuscation_radius_m</w:t>
+      </w:r>
+      <w:r>
+        <w:t xml:space="preserve"> </w:t>
+      </w:r>
+      <w:r>
+        <w:t xml:space="preserve">documents the configured radius in the published sample table.</w:t>
+      </w:r>
+    </w:p>
+    <w:p>
+      <w:pPr>
+        <w:pStyle w:val="BodyText"/>
+      </w:pPr>
+      <w:r>
+        <w:t xml:space="preserve">Displacement is not constrained to coastlines or administrative boundaries. Consequently, a valid sample close to a border may appear in a neighbouring country, or a coastal sample may appear at sea. These visual artefacts do not indicate that the source coordinates failed QA: country-mismatch checks operate on underlying coordinates. ECHOREPO also supports sample exploration by EEA 2016 biogeographical regions</w:t>
+      </w:r>
+      <w:r>
+        <w:t xml:space="preserve"> </w:t>
+      </w:r>
+      <w:r>
+        <w:t xml:space="preserve">(European Environment Agency 2016)</w:t>
+      </w:r>
+      <w:r>
+        <w:t xml:space="preserve">; membership is precomputed from underlying coordinates rather than inferred from the public marker position. Analysts should not use displaced positions for parcel-level, boundary-sensitive or fine-resolution spatial inference.</w:t>
+      </w:r>
+    </w:p>
+    <w:p>
+      <w:pPr>
+        <w:pStyle w:val="CaptionedFigure"/>
+      </w:pPr>
+      <w:bookmarkStart w:id="36" w:name="fig:geo-qa"/>
+      <w:r>
+        <w:drawing>
+          <wp:inline>
+            <wp:extent cx="5334000" cy="993666"/>
+            <wp:effectExtent b="0" l="0" r="0" t="0"/>
+            <wp:docPr descr="Geographical QA and publication privacy are distinct transformations. A flagged location may remain qualified or be excluded from a particular public view; the diagram does not imply that every flagged record is successfully recovered." title="" id="34" name="Picture"/>
+            <a:graphic>
+              <a:graphicData uri="http://schemas.openxmlformats.org/drawingml/2006/picture">
+                <pic:pic>
+                  <pic:nvPicPr>
+                    <pic:cNvPr descr="figures/diagram-3.png" id="35" name="Picture"/>
+                    <pic:cNvPicPr>
+                      <a:picLocks noChangeArrowheads="1" noChangeAspect="1"/>
+                    </pic:cNvPicPr>
+                  </pic:nvPicPr>
+                  <pic:blipFill>
+                    <a:blip r:embed="rId33"/>
+                    <a:stretch>
+                      <a:fillRect/>
+                    </a:stretch>
+                  </pic:blipFill>
+                  <pic:spPr bwMode="auto">
+                    <a:xfrm>
+                      <a:off x="0" y="0"/>
+                      <a:ext cx="5334000" cy="993666"/>
+                    </a:xfrm>
+                    <a:prstGeom prst="rect">
+                      <a:avLst/>
+                    </a:prstGeom>
+                    <a:noFill/>
+                    <a:ln w="9525">
+                      <a:noFill/>
+                      <a:headEnd/>
+                      <a:tailEnd/>
+                    </a:ln>
+                  </pic:spPr>
+                </pic:pic>
+              </a:graphicData>
+            </a:graphic>
+          </wp:inline>
+        </w:drawing>
+      </w:r>
+      <w:bookmarkEnd w:id="36"/>
+    </w:p>
+    <w:p>
+      <w:pPr>
+        <w:pStyle w:val="ImageCaption"/>
+      </w:pPr>
+      <w:r>
+        <w:t xml:space="preserve">Geographical QA and publication privacy are distinct transformations. A flagged location may remain qualified or be excluded from a particular public view; the diagram does not imply that every flagged record is successfully recovered.</w:t>
+      </w:r>
+    </w:p>
+    <w:p>
+      <w:pPr>
+        <w:pStyle w:val="BodyText"/>
+      </w:pPr>
+      <w:r>
+        <w:t xml:space="preserve">Photographs require complementary protection. The MinIO image-redaction workflow locally detects text regions (potentially including street signs, building numbers and registration plates), frontal faces and QR codes, then strongly blurs or masks detected areas. Image re-encoding removes embedded EXIF fields, including GPS metadata. Object-version markers and detection counts support resumable processing and auditing. Detection is imperfect, especially for oblique or small text, non-frontal faces and low-quality images. Moreover, the standalone redactor operates</w:t>
+      </w:r>
+      <w:r>
+        <w:t xml:space="preserve"> </w:t>
+      </w:r>
+      <w:r>
+        <w:rPr>
+          <w:iCs/>
+          <w:i/>
+        </w:rPr>
+        <w:t xml:space="preserve">after</w:t>
+      </w:r>
+      <w:r>
+        <w:t xml:space="preserve"> </w:t>
+      </w:r>
+      <w:r>
+        <w:t xml:space="preserve">image mirroring; without private staging, it does not guarantee that an unredacted object was never briefly accessible. These are limitations of the current implementation, not guarantees of anonymity.</w:t>
+      </w:r>
+    </w:p>
+    <w:bookmarkEnd w:id="37"/>
+    <w:bookmarkStart w:id="38" w:name="Xe86a3317fd6399221d293db9c156a4ff003dc28"/>
+    <w:p>
+      <w:pPr>
+        <w:pStyle w:val="Heading2"/>
+      </w:pPr>
+      <w:r>
+        <w:t xml:space="preserve">Canonical publication and Zenodo synchronisation</w:t>
+      </w:r>
+    </w:p>
+    <w:p>
+      <w:pPr>
+        <w:pStyle w:val="FirstParagraph"/>
+      </w:pPr>
+      <w:r>
+        <w:t xml:space="preserve">Operational tables evolve as new observations and analytical results are ingested. Stable publication products are instead generated through canonical export interfaces. The Zenodo synchronisation routine retrieves an authenticated export bundle from ECHOREPO, extracts and validates the six canonical CSV resources, checks declared schemas and selected reference integrity, and generates a</w:t>
+      </w:r>
+      <w:r>
+        <w:t xml:space="preserve"> </w:t>
+      </w:r>
+      <w:r>
+        <w:rPr>
+          <w:rStyle w:val="VerbatimChar"/>
+        </w:rPr>
+        <w:t xml:space="preserve">file.json</w:t>
+      </w:r>
+      <w:r>
+        <w:t xml:space="preserve"> </w:t>
+      </w:r>
+      <w:r>
+        <w:t xml:space="preserve">metadata document following CSV on the Web (CSVW)</w:t>
+      </w:r>
+      <w:r>
+        <w:t xml:space="preserve"> </w:t>
+      </w:r>
+      <w:r>
+        <w:t xml:space="preserve">(W3C 2015)</w:t>
+      </w:r>
+      <w:r>
+        <w:t xml:space="preserve">. The metadata describes columns, types, identifiers and primary/foreign-key relationships; it also records dataset-level information and selected semantic mappings. The original ZIP may optionally be retained alongside the individual resources.</w:t>
+      </w:r>
+    </w:p>
+    <w:p>
+      <w:pPr>
+        <w:pStyle w:val="BodyText"/>
+      </w:pPr>
+      <w:r>
+        <w:t xml:space="preserve">For updates, the publication routine creates a new version draft of an existing Zenodo deposition, replaces the files as configured, uploads the validated resources and CSVW document, verifies the remote filenames, and publishes the release. It records the deposition, version and concept identifiers together with publication status and source-file information in a local log. The result is an independently citable snapshot, distinct from the mutable operational database</w:t>
+      </w:r>
+      <w:r>
+        <w:t xml:space="preserve"> </w:t>
+      </w:r>
+      <w:r>
+        <w:t xml:space="preserve">(Zenodo 2026; Osychenko 2026)</w:t>
+      </w:r>
+      <w:r>
+        <w:t xml:space="preserve">.</w:t>
+      </w:r>
+    </w:p>
+    <w:p>
+      <w:pPr>
+        <w:pStyle w:val="BodyText"/>
+      </w:pPr>
+      <w:r>
+        <w:t xml:space="preserve">The published metadata and persistent identifiers are designed to support indexing and discovery through infrastructures such as OpenAIRE and SoilWise</w:t>
+      </w:r>
+      <w:r>
+        <w:t xml:space="preserve"> </w:t>
+      </w:r>
+      <w:r>
+        <w:t xml:space="preserve">(SoilWise 2026)</w:t>
+      </w:r>
+      <w:r>
+        <w:t xml:space="preserve">. Nevertheless, a Zenodo deposit and CSVW document are evidence of implemented FAIR-oriented mechanisms, not proof of complete FAIR compliance or independently verified discovery in every external catalogue.</w:t>
+      </w:r>
+    </w:p>
+    <w:bookmarkEnd w:id="38"/>
+    <w:bookmarkEnd w:id="39"/>
+    <w:bookmarkStart w:id="43" w:name="results"/>
+    <w:p>
+      <w:pPr>
+        <w:pStyle w:val="Heading1"/>
+      </w:pPr>
+      <w:r>
+        <w:t xml:space="preserve">Results</w:t>
+      </w:r>
+    </w:p>
+    <w:bookmarkStart w:id="41" w:name="observed-geographical-qa-outcomes"/>
+    <w:p>
+      <w:pPr>
+        <w:pStyle w:val="Heading2"/>
+      </w:pPr>
+      <w:r>
+        <w:t xml:space="preserve">Observed geographical QA outcomes</w:t>
+      </w:r>
+    </w:p>
+    <w:p>
+      <w:pPr>
+        <w:pStyle w:val="FirstParagraph"/>
+      </w:pPr>
+      <w:r>
+        <w:t xml:space="preserve">The analysed QA snapshot comprised 6,871 sample records. Three lacked expected-country metadata and could not undergo country-comparison validation. Among the remaining 6,868 assessable records, 492 (7.16%) were flagged for coordinate-related issues. Table </w:t>
+      </w:r>
+      <w:hyperlink w:anchor="tab:qa">
+        <w:r>
+          <w:rPr>
+            <w:rStyle w:val="Hyperlink"/>
+          </w:rPr>
+          <w:t xml:space="preserve">2</w:t>
+        </w:r>
+      </w:hyperlink>
+      <w:r>
+        <w:t xml:space="preserve"> </w:t>
+      </w:r>
+      <w:r>
+        <w:t xml:space="preserve">gives the mutually reported classes from this snapshot; the percentages in the table use all 6,871 records as their denominator.</w:t>
+      </w:r>
+    </w:p>
+    <w:bookmarkStart w:id="40" w:name="tab:qa"/>
+    <w:p>
+      <w:pPr>
+        <w:pStyle w:val="TableCaption"/>
+      </w:pPr>
+      <w:r>
+        <w:t xml:space="preserve">Geographical QA outcomes in the analysed snapshot (n = 6,871). Classes are those reported by the evaluation; counts sum to the snapshot total.</w:t>
+      </w:r>
+    </w:p>
+    <w:tbl>
+      <w:tblPr>
+        <w:tblStyle w:val="Table"/>
+        <w:tblW w:type="auto" w:w="0"/>
+        <w:tblLook w:firstRow="1" w:lastRow="0" w:firstColumn="0" w:lastColumn="0" w:noHBand="0" w:noVBand="0" w:val="0020"/>
+        <w:tblCaption w:val="Geographical QA outcomes in the analysed snapshot (n = 6,871). Classes are those reported by the evaluation; counts sum to the snapshot total."/>
       </w:tblPr>
       <w:tblGrid>
         <w:gridCol w:w="2640"/>
@@ -2875,7 +2407,7 @@
         </w:tc>
       </w:tr>
     </w:tbl>
-    <w:bookmarkEnd w:id="27"/>
+    <w:bookmarkEnd w:id="40"/>
     <w:p>
       <w:pPr>
         <w:pStyle w:val="BodyText"/>
@@ -2900,8 +2432,8 @@
         <w:t xml:space="preserve">establish which device, application behaviour or participant action caused an error. Nor does the number of flagged records measure successful recovery: recovery requires documented corrections or validated outcomes, which have not yet been quantified in this snapshot. It is important to distinguish the demonstrable detection capability from the potential utility of provenance-assisted correction.</w:t>
       </w:r>
     </w:p>
-    <w:bookmarkEnd w:id="28"/>
-    <w:bookmarkStart w:id="29" w:name="Xa9889ce363be90603f63da1a42009822deef0e1"/>
+    <w:bookmarkEnd w:id="41"/>
+    <w:bookmarkStart w:id="42" w:name="Xa9889ce363be90603f63da1a42009822deef0e1"/>
     <w:p>
       <w:pPr>
         <w:pStyle w:val="Heading2"/>
@@ -2947,9 +2479,9 @@
         <w:t xml:space="preserve">. The export-and-publish pipeline validates resource structure and produces machine-readable metadata for dataset consumers. This demonstrates deposition and independent retrievability. A claim of successful appearance in a particular SoilWise catalogue record would require a separately verified record identifier; we do not treat expected harvesting as an observed result.</w:t>
       </w:r>
     </w:p>
-    <w:bookmarkEnd w:id="29"/>
-    <w:bookmarkEnd w:id="30"/>
-    <w:bookmarkStart w:id="33" w:name="discussion"/>
+    <w:bookmarkEnd w:id="42"/>
+    <w:bookmarkEnd w:id="43"/>
+    <w:bookmarkStart w:id="46" w:name="discussion"/>
     <w:p>
       <w:pPr>
         <w:pStyle w:val="Heading1"/>
@@ -2958,7 +2490,7 @@
         <w:t xml:space="preserve">Discussion</w:t>
       </w:r>
     </w:p>
-    <w:bookmarkStart w:id="31" w:name="design-implications-and-transferability"/>
+    <w:bookmarkStart w:id="44" w:name="design-implications-and-transferability"/>
     <w:p>
       <w:pPr>
         <w:pStyle w:val="Heading2"/>
@@ -2999,8 +2531,8 @@
         <w:t xml:space="preserve">Finally, publication requires more than uploading CSV files. The canonical six-resource structure, relational CSVW metadata, machine-checkable validation and Zenodo versioning provide a durable interface between a continuously changing operational system and downstream users. Such a pattern is broadly transferable, although semantic alignment with disciplinary vocabularies and external catalogues remains an ongoing task.</w:t>
       </w:r>
     </w:p>
-    <w:bookmarkEnd w:id="31"/>
-    <w:bookmarkStart w:id="32" w:name="limitations"/>
+    <w:bookmarkEnd w:id="44"/>
+    <w:bookmarkStart w:id="45" w:name="limitations"/>
     <w:p>
       <w:pPr>
         <w:pStyle w:val="Heading2"/>
@@ -3025,9 +2557,9 @@
         <w:t xml:space="preserve">Spatial jitter is not a formal anonymisation mechanism; location risk varies with geography and available auxiliary information. Automated photo redaction can miss identifying features, and the current post-mirror workflow does not guarantee protection before a newly mirrored file becomes reachable. FAIR-oriented metadata and versioned deposits facilitate reuse but do not by themselves establish complete semantic interoperability or independently verified SoilWise indexing. Because the operational repository is changing, all reported counts and publications should be interpreted with their stated snapshot or version.</w:t>
       </w:r>
     </w:p>
-    <w:bookmarkEnd w:id="32"/>
-    <w:bookmarkEnd w:id="33"/>
-    <w:bookmarkStart w:id="60" w:name="conclusions"/>
+    <w:bookmarkEnd w:id="45"/>
+    <w:bookmarkEnd w:id="46"/>
+    <w:bookmarkStart w:id="47" w:name="conclusions"/>
     <w:p>
       <w:pPr>
         <w:pStyle w:val="Heading1"/>
@@ -3044,8 +2576,18 @@
         <w:t xml:space="preserve">ECHOREPO separates participant-facing acquisition from long-term management of heterogeneous soil research data. Stable sample identifiers, provenance-aware quality assurance, explicit public privacy transformations and independently versioned, CSVW-described research outputs provide a practical workflow beyond initial observation collection. The geographical QA results demonstrate the need for repository-level validation; the Zenodo release demonstrates that canonical products can be published independently of the application. The wider contribution is a reusable architectural approach, with soil-specific adapters and schemas and clearly stated limits on recovery, privacy and interoperability claims.</w:t>
       </w:r>
     </w:p>
-    <w:bookmarkStart w:id="59" w:name="refs"/>
-    <w:bookmarkStart w:id="35" w:name="ref-bonney2009citizenscience"/>
+    <w:bookmarkEnd w:id="47"/>
+    <w:bookmarkStart w:id="74" w:name="bibliography"/>
+    <w:p>
+      <w:pPr>
+        <w:pStyle w:val="Heading1"/>
+      </w:pPr>
+      <w:r>
+        <w:t xml:space="preserve">References</w:t>
+      </w:r>
+    </w:p>
+    <w:bookmarkStart w:id="73" w:name="refs"/>
+    <w:bookmarkStart w:id="49" w:name="ref-bonney2009citizenscience"/>
     <w:p>
       <w:pPr>
         <w:pStyle w:val="Bibliography"/>
@@ -3078,7 +2620,7 @@
       <w:r>
         <w:t xml:space="preserve"> </w:t>
       </w:r>
-      <w:hyperlink r:id="rId34">
+      <w:hyperlink r:id="rId48">
         <w:r>
           <w:rPr>
             <w:rStyle w:val="Hyperlink"/>
@@ -3090,8 +2632,8 @@
         <w:t xml:space="preserve">.</w:t>
       </w:r>
     </w:p>
-    <w:bookmarkEnd w:id="35"/>
-    <w:bookmarkStart w:id="37" w:name="ref-bonney2014nextsteps"/>
+    <w:bookmarkEnd w:id="49"/>
+    <w:bookmarkStart w:id="51" w:name="ref-bonney2014nextsteps"/>
     <w:p>
       <w:pPr>
         <w:pStyle w:val="Bibliography"/>
@@ -3124,7 +2666,7 @@
       <w:r>
         <w:t xml:space="preserve"> </w:t>
       </w:r>
-      <w:hyperlink r:id="rId36">
+      <w:hyperlink r:id="rId50">
         <w:r>
           <w:rPr>
             <w:rStyle w:val="Hyperlink"/>
@@ -3136,8 +2678,8 @@
         <w:t xml:space="preserve">.</w:t>
       </w:r>
     </w:p>
-    <w:bookmarkEnd w:id="37"/>
-    <w:bookmarkStart w:id="39" w:name="ref-echo2023project"/>
+    <w:bookmarkEnd w:id="51"/>
+    <w:bookmarkStart w:id="53" w:name="ref-echo2023project"/>
     <w:p>
       <w:pPr>
         <w:pStyle w:val="Bibliography"/>
@@ -3154,7 +2696,7 @@
       <w:r>
         <w:t xml:space="preserve"> </w:t>
       </w:r>
-      <w:hyperlink r:id="rId38">
+      <w:hyperlink r:id="rId52">
         <w:r>
           <w:rPr>
             <w:rStyle w:val="Hyperlink"/>
@@ -3166,8 +2708,8 @@
         <w:t xml:space="preserve">.</w:t>
       </w:r>
     </w:p>
-    <w:bookmarkEnd w:id="39"/>
-    <w:bookmarkStart w:id="40" w:name="ref-eea2016biogeo"/>
+    <w:bookmarkEnd w:id="53"/>
+    <w:bookmarkStart w:id="54" w:name="ref-eea2016biogeo"/>
     <w:p>
       <w:pPr>
         <w:pStyle w:val="Bibliography"/>
@@ -3188,8 +2730,8 @@
         <w:t xml:space="preserve">2016.</w:t>
       </w:r>
     </w:p>
-    <w:bookmarkEnd w:id="40"/>
-    <w:bookmarkStart w:id="42" w:name="ref-kosmala2016quality"/>
+    <w:bookmarkEnd w:id="54"/>
+    <w:bookmarkStart w:id="56" w:name="ref-kosmala2016quality"/>
     <w:p>
       <w:pPr>
         <w:pStyle w:val="Bibliography"/>
@@ -3222,7 +2764,7 @@
       <w:r>
         <w:t xml:space="preserve"> </w:t>
       </w:r>
-      <w:hyperlink r:id="rId41">
+      <w:hyperlink r:id="rId55">
         <w:r>
           <w:rPr>
             <w:rStyle w:val="Hyperlink"/>
@@ -3234,8 +2776,8 @@
         <w:t xml:space="preserve">.</w:t>
       </w:r>
     </w:p>
-    <w:bookmarkEnd w:id="42"/>
-    <w:bookmarkStart w:id="44" w:name="ref-echorepo2026dataset"/>
+    <w:bookmarkEnd w:id="56"/>
+    <w:bookmarkStart w:id="58" w:name="ref-echorepo2026dataset"/>
     <w:p>
       <w:pPr>
         <w:pStyle w:val="Bibliography"/>
@@ -3264,7 +2806,7 @@
       <w:r>
         <w:t xml:space="preserve"> </w:t>
       </w:r>
-      <w:hyperlink r:id="rId43">
+      <w:hyperlink r:id="rId57">
         <w:r>
           <w:rPr>
             <w:rStyle w:val="Hyperlink"/>
@@ -3276,8 +2818,8 @@
         <w:t xml:space="preserve">.</w:t>
       </w:r>
     </w:p>
-    <w:bookmarkEnd w:id="44"/>
-    <w:bookmarkStart w:id="46" w:name="ref-peiro2026soil"/>
+    <w:bookmarkEnd w:id="58"/>
+    <w:bookmarkStart w:id="60" w:name="ref-peiro2026soil"/>
     <w:p>
       <w:pPr>
         <w:pStyle w:val="Bibliography"/>
@@ -3310,7 +2852,7 @@
       <w:r>
         <w:t xml:space="preserve"> </w:t>
       </w:r>
-      <w:hyperlink r:id="rId45">
+      <w:hyperlink r:id="rId59">
         <w:r>
           <w:rPr>
             <w:rStyle w:val="Hyperlink"/>
@@ -3322,8 +2864,8 @@
         <w:t xml:space="preserve">.</w:t>
       </w:r>
     </w:p>
-    <w:bookmarkEnd w:id="46"/>
-    <w:bookmarkStart w:id="48" w:name="ref-soilwise2026faq"/>
+    <w:bookmarkEnd w:id="60"/>
+    <w:bookmarkStart w:id="62" w:name="ref-soilwise2026faq"/>
     <w:p>
       <w:pPr>
         <w:pStyle w:val="Bibliography"/>
@@ -3346,7 +2888,7 @@
       <w:r>
         <w:t xml:space="preserve"> </w:t>
       </w:r>
-      <w:hyperlink r:id="rId47">
+      <w:hyperlink r:id="rId61">
         <w:r>
           <w:rPr>
             <w:rStyle w:val="Hyperlink"/>
@@ -3358,8 +2900,8 @@
         <w:t xml:space="preserve">.</w:t>
       </w:r>
     </w:p>
-    <w:bookmarkEnd w:id="48"/>
-    <w:bookmarkStart w:id="50" w:name="ref-sullivan2014ebird"/>
+    <w:bookmarkEnd w:id="62"/>
+    <w:bookmarkStart w:id="64" w:name="ref-sullivan2014ebird"/>
     <w:p>
       <w:pPr>
         <w:pStyle w:val="Bibliography"/>
@@ -3404,7 +2946,7 @@
       <w:r>
         <w:t xml:space="preserve"> </w:t>
       </w:r>
-      <w:hyperlink r:id="rId49">
+      <w:hyperlink r:id="rId63">
         <w:r>
           <w:rPr>
             <w:rStyle w:val="Hyperlink"/>
@@ -3416,8 +2958,8 @@
         <w:t xml:space="preserve">.</w:t>
       </w:r>
     </w:p>
-    <w:bookmarkEnd w:id="50"/>
-    <w:bookmarkStart w:id="52" w:name="ref-w3c2015csvw"/>
+    <w:bookmarkEnd w:id="64"/>
+    <w:bookmarkStart w:id="66" w:name="ref-w3c2015csvw"/>
     <w:p>
       <w:pPr>
         <w:pStyle w:val="Bibliography"/>
@@ -3440,7 +2982,7 @@
       <w:r>
         <w:t xml:space="preserve"> </w:t>
       </w:r>
-      <w:hyperlink r:id="rId51">
+      <w:hyperlink r:id="rId65">
         <w:r>
           <w:rPr>
             <w:rStyle w:val="Hyperlink"/>
@@ -3452,8 +2994,8 @@
         <w:t xml:space="preserve">.</w:t>
       </w:r>
     </w:p>
-    <w:bookmarkEnd w:id="52"/>
-    <w:bookmarkStart w:id="54" w:name="ref-wang2015citsci"/>
+    <w:bookmarkEnd w:id="66"/>
+    <w:bookmarkStart w:id="68" w:name="ref-wang2015citsci"/>
     <w:p>
       <w:pPr>
         <w:pStyle w:val="Bibliography"/>
@@ -3492,7 +3034,7 @@
       <w:r>
         <w:t xml:space="preserve"> </w:t>
       </w:r>
-      <w:hyperlink r:id="rId53">
+      <w:hyperlink r:id="rId67">
         <w:r>
           <w:rPr>
             <w:rStyle w:val="Hyperlink"/>
@@ -3504,8 +3046,8 @@
         <w:t xml:space="preserve">.</w:t>
       </w:r>
     </w:p>
-    <w:bookmarkEnd w:id="54"/>
-    <w:bookmarkStart w:id="56" w:name="ref-wilkinson2016fair"/>
+    <w:bookmarkEnd w:id="68"/>
+    <w:bookmarkStart w:id="70" w:name="ref-wilkinson2016fair"/>
     <w:p>
       <w:pPr>
         <w:pStyle w:val="Bibliography"/>
@@ -3550,7 +3092,7 @@
       <w:r>
         <w:t xml:space="preserve"> </w:t>
       </w:r>
-      <w:hyperlink r:id="rId55">
+      <w:hyperlink r:id="rId69">
         <w:r>
           <w:rPr>
             <w:rStyle w:val="Hyperlink"/>
@@ -3562,8 +3104,8 @@
         <w:t xml:space="preserve">.</w:t>
       </w:r>
     </w:p>
-    <w:bookmarkEnd w:id="56"/>
-    <w:bookmarkStart w:id="58" w:name="ref-zenodo2026versioning"/>
+    <w:bookmarkEnd w:id="70"/>
+    <w:bookmarkStart w:id="72" w:name="ref-zenodo2026versioning"/>
     <w:p>
       <w:pPr>
         <w:pStyle w:val="Bibliography"/>
@@ -3595,7 +3137,7 @@
       <w:r>
         <w:t xml:space="preserve"> </w:t>
       </w:r>
-      <w:hyperlink r:id="rId57">
+      <w:hyperlink r:id="rId71">
         <w:r>
           <w:rPr>
             <w:rStyle w:val="Hyperlink"/>
@@ -3607,9 +3149,9 @@
         <w:t xml:space="preserve">.</w:t>
       </w:r>
     </w:p>
-    <w:bookmarkEnd w:id="58"/>
-    <w:bookmarkEnd w:id="59"/>
-    <w:bookmarkEnd w:id="60"/>
+    <w:bookmarkEnd w:id="72"/>
+    <w:bookmarkEnd w:id="73"/>
+    <w:bookmarkEnd w:id="74"/>
     <w:sectPr/>
   </w:body>
 </w:document>

--- a/paperA_review.docx
+++ b/paperA_review.docx
@@ -793,133 +793,397 @@
         <w:t xml:space="preserve"> </w:t>
       </w:r>
       <w:r>
+        <w:t xml:space="preserve">canonical</w:t>
+      </w:r>
+      <w:r>
+        <w:t xml:space="preserve"> </w:t>
+      </w:r>
+      <w:r>
+        <w:t xml:space="preserve">snapshot</w:t>
+      </w:r>
+      <w:r>
+        <w:t xml:space="preserve"> </w:t>
+      </w:r>
+      <w:r>
+        <w:t xml:space="preserve">of</w:t>
+      </w:r>
+      <w:r>
+        <w:t xml:space="preserve"> </w:t>
+      </w:r>
+      <w:r>
+        <w:t xml:space="preserve">10,554</w:t>
+      </w:r>
+      <w:r>
+        <w:t xml:space="preserve"> </w:t>
+      </w:r>
+      <w:r>
+        <w:t xml:space="preserve">soil</w:t>
+      </w:r>
+      <w:r>
+        <w:t xml:space="preserve"> </w:t>
+      </w:r>
+      <w:r>
+        <w:t xml:space="preserve">samples,</w:t>
+      </w:r>
+      <w:r>
+        <w:t xml:space="preserve"> </w:t>
+      </w:r>
+      <w:r>
+        <w:t xml:space="preserve">8,744</w:t>
+      </w:r>
+      <w:r>
+        <w:t xml:space="preserve"> </w:t>
+      </w:r>
+      <w:r>
+        <w:t xml:space="preserve">(82.85%)</w:t>
+      </w:r>
+      <w:r>
+        <w:t xml:space="preserve"> </w:t>
+      </w:r>
+      <w:r>
+        <w:t xml:space="preserve">had</w:t>
+      </w:r>
+      <w:r>
+        <w:t xml:space="preserve"> </w:t>
+      </w:r>
+      <w:r>
+        <w:t xml:space="preserve">associated</w:t>
+      </w:r>
+      <w:r>
+        <w:t xml:space="preserve"> </w:t>
+      </w:r>
+      <w:r>
+        <w:t xml:space="preserve">photographs,</w:t>
+      </w:r>
+      <w:r>
+        <w:t xml:space="preserve"> </w:t>
+      </w:r>
+      <w:r>
+        <w:t xml:space="preserve">6,443</w:t>
+      </w:r>
+      <w:r>
+        <w:t xml:space="preserve"> </w:t>
+      </w:r>
+      <w:r>
+        <w:t xml:space="preserve">(61.05%)</w:t>
+      </w:r>
+      <w:r>
+        <w:t xml:space="preserve"> </w:t>
+      </w:r>
+      <w:r>
+        <w:t xml:space="preserve">laboratory</w:t>
+      </w:r>
+      <w:r>
+        <w:t xml:space="preserve"> </w:t>
+      </w:r>
+      <w:r>
+        <w:t xml:space="preserve">measurements</w:t>
+      </w:r>
+      <w:r>
+        <w:t xml:space="preserve"> </w:t>
+      </w:r>
+      <w:r>
+        <w:t xml:space="preserve">and</w:t>
+      </w:r>
+      <w:r>
+        <w:t xml:space="preserve"> </w:t>
+      </w:r>
+      <w:r>
+        <w:t xml:space="preserve">1,200</w:t>
+      </w:r>
+      <w:r>
+        <w:t xml:space="preserve"> </w:t>
+      </w:r>
+      <w:r>
+        <w:t xml:space="preserve">(11.37%)</w:t>
+      </w:r>
+      <w:r>
+        <w:t xml:space="preserve"> </w:t>
+      </w:r>
+      <w:r>
+        <w:t xml:space="preserve">biodiversity</w:t>
+      </w:r>
+      <w:r>
+        <w:t xml:space="preserve"> </w:t>
+      </w:r>
+      <w:r>
+        <w:t xml:space="preserve">results;</w:t>
+      </w:r>
+      <w:r>
+        <w:t xml:space="preserve"> </w:t>
+      </w:r>
+      <w:r>
+        <w:t xml:space="preserve">5,514</w:t>
+      </w:r>
+      <w:r>
+        <w:t xml:space="preserve"> </w:t>
+      </w:r>
+      <w:r>
+        <w:t xml:space="preserve">(52.25%)</w:t>
+      </w:r>
+      <w:r>
+        <w:t xml:space="preserve"> </w:t>
+      </w:r>
+      <w:r>
+        <w:t xml:space="preserve">were</w:t>
+      </w:r>
+      <w:r>
+        <w:t xml:space="preserve"> </w:t>
+      </w:r>
+      <w:r>
+        <w:t xml:space="preserve">linked</w:t>
+      </w:r>
+      <w:r>
+        <w:t xml:space="preserve"> </w:t>
+      </w:r>
+      <w:r>
+        <w:t xml:space="preserve">to</w:t>
+      </w:r>
+      <w:r>
+        <w:t xml:space="preserve"> </w:t>
+      </w:r>
+      <w:r>
+        <w:t xml:space="preserve">at</w:t>
+      </w:r>
+      <w:r>
+        <w:t xml:space="preserve"> </w:t>
+      </w:r>
+      <w:r>
+        <w:t xml:space="preserve">least</w:t>
+      </w:r>
+      <w:r>
+        <w:t xml:space="preserve"> </w:t>
+      </w:r>
+      <w:r>
+        <w:t xml:space="preserve">two</w:t>
+      </w:r>
+      <w:r>
+        <w:t xml:space="preserve"> </w:t>
+      </w:r>
+      <w:r>
+        <w:t xml:space="preserve">additional</w:t>
+      </w:r>
+      <w:r>
+        <w:t xml:space="preserve"> </w:t>
+      </w:r>
+      <w:r>
+        <w:t xml:space="preserve">data</w:t>
+      </w:r>
+      <w:r>
+        <w:t xml:space="preserve"> </w:t>
+      </w:r>
+      <w:r>
+        <w:t xml:space="preserve">domains.</w:t>
+      </w:r>
+      <w:r>
+        <w:t xml:space="preserve"> </w:t>
+      </w:r>
+      <w:r>
+        <w:t xml:space="preserve">Geographical</w:t>
+      </w:r>
+      <w:r>
+        <w:t xml:space="preserve"> </w:t>
+      </w:r>
+      <w:r>
+        <w:t xml:space="preserve">and</w:t>
+      </w:r>
+      <w:r>
+        <w:t xml:space="preserve"> </w:t>
+      </w:r>
+      <w:r>
+        <w:t xml:space="preserve">allocation-related</w:t>
+      </w:r>
+      <w:r>
+        <w:t xml:space="preserve"> </w:t>
+      </w:r>
+      <w:r>
+        <w:t xml:space="preserve">quality</w:t>
+      </w:r>
+      <w:r>
+        <w:t xml:space="preserve"> </w:t>
+      </w:r>
+      <w:r>
+        <w:t xml:space="preserve">assessment</w:t>
+      </w:r>
+      <w:r>
+        <w:t xml:space="preserve"> </w:t>
+      </w:r>
+      <w:r>
+        <w:t xml:space="preserve">flagged</w:t>
+      </w:r>
+      <w:r>
+        <w:t xml:space="preserve"> </w:t>
+      </w:r>
+      <w:r>
+        <w:t xml:space="preserve">396</w:t>
+      </w:r>
+      <w:r>
+        <w:t xml:space="preserve"> </w:t>
+      </w:r>
+      <w:r>
+        <w:t xml:space="preserve">samples</w:t>
+      </w:r>
+      <w:r>
+        <w:t xml:space="preserve"> </w:t>
+      </w:r>
+      <w:r>
+        <w:t xml:space="preserve">(3.75%):</w:t>
+      </w:r>
+      <w:r>
+        <w:t xml:space="preserve"> </w:t>
+      </w:r>
+      <w:r>
+        <w:t xml:space="preserve">95</w:t>
+      </w:r>
+      <w:r>
+        <w:t xml:space="preserve"> </w:t>
+      </w:r>
+      <w:r>
+        <w:t xml:space="preserve">had</w:t>
+      </w:r>
+      <w:r>
+        <w:t xml:space="preserve"> </w:t>
+      </w:r>
+      <w:r>
+        <w:t xml:space="preserve">application-default</w:t>
+      </w:r>
+      <w:r>
+        <w:t xml:space="preserve"> </w:t>
+      </w:r>
+      <w:r>
+        <w:t xml:space="preserve">coordinates</w:t>
+      </w:r>
+      <w:r>
+        <w:t xml:space="preserve"> </w:t>
+      </w:r>
+      <w:r>
+        <w:t xml:space="preserve">and</w:t>
+      </w:r>
+      <w:r>
+        <w:t xml:space="preserve"> </w:t>
+      </w:r>
+      <w:r>
+        <w:t xml:space="preserve">301</w:t>
+      </w:r>
+      <w:r>
+        <w:t xml:space="preserve"> </w:t>
+      </w:r>
+      <w:r>
+        <w:t xml:space="preserve">showed</w:t>
+      </w:r>
+      <w:r>
+        <w:t xml:space="preserve"> </w:t>
+      </w:r>
+      <w:r>
+        <w:t xml:space="preserve">a</w:t>
+      </w:r>
+      <w:r>
+        <w:t xml:space="preserve"> </w:t>
+      </w:r>
+      <w:r>
+        <w:t xml:space="preserve">discrepancy</w:t>
+      </w:r>
+      <w:r>
+        <w:t xml:space="preserve"> </w:t>
+      </w:r>
+      <w:r>
+        <w:t xml:space="preserve">between</w:t>
+      </w:r>
+      <w:r>
+        <w:t xml:space="preserve"> </w:t>
+      </w:r>
+      <w:r>
+        <w:t xml:space="preserve">the</w:t>
+      </w:r>
+      <w:r>
+        <w:t xml:space="preserve"> </w:t>
+      </w:r>
+      <w:r>
+        <w:t xml:space="preserve">QR-code</w:t>
+      </w:r>
+      <w:r>
+        <w:t xml:space="preserve"> </w:t>
+      </w:r>
+      <w:r>
+        <w:t xml:space="preserve">planned</w:t>
+      </w:r>
+      <w:r>
+        <w:t xml:space="preserve"> </w:t>
+      </w:r>
+      <w:r>
+        <w:t xml:space="preserve">country</w:t>
+      </w:r>
+      <w:r>
+        <w:t xml:space="preserve"> </w:t>
+      </w:r>
+      <w:r>
+        <w:t xml:space="preserve">and</w:t>
+      </w:r>
+      <w:r>
+        <w:t xml:space="preserve"> </w:t>
+      </w:r>
+      <w:r>
+        <w:t xml:space="preserve">the</w:t>
+      </w:r>
+      <w:r>
+        <w:t xml:space="preserve"> </w:t>
+      </w:r>
+      <w:r>
+        <w:t xml:space="preserve">recorded</w:t>
+      </w:r>
+      <w:r>
+        <w:t xml:space="preserve"> </w:t>
+      </w:r>
+      <w:r>
+        <w:t xml:space="preserve">sampling</w:t>
+      </w:r>
+      <w:r>
+        <w:t xml:space="preserve"> </w:t>
+      </w:r>
+      <w:r>
+        <w:t xml:space="preserve">country.</w:t>
+      </w:r>
+      <w:r>
+        <w:t xml:space="preserve"> </w:t>
+      </w:r>
+      <w:r>
+        <w:t xml:space="preserve">These</w:t>
+      </w:r>
+      <w:r>
+        <w:t xml:space="preserve"> </w:t>
+      </w:r>
+      <w:r>
+        <w:t xml:space="preserve">discrepancies</w:t>
+      </w:r>
+      <w:r>
+        <w:t xml:space="preserve"> </w:t>
+      </w:r>
+      <w:r>
+        <w:t xml:space="preserve">are</w:t>
+      </w:r>
+      <w:r>
+        <w:t xml:space="preserve"> </w:t>
+      </w:r>
+      <w:r>
+        <w:t xml:space="preserve">not</w:t>
+      </w:r>
+      <w:r>
+        <w:t xml:space="preserve"> </w:t>
+      </w:r>
+      <w:r>
+        <w:t xml:space="preserve">necessarily</w:t>
+      </w:r>
+      <w:r>
+        <w:t xml:space="preserve"> </w:t>
+      </w:r>
+      <w:r>
         <w:t xml:space="preserve">geographical</w:t>
       </w:r>
       <w:r>
         <w:t xml:space="preserve"> </w:t>
       </w:r>
       <w:r>
-        <w:t xml:space="preserve">quality-assurance</w:t>
-      </w:r>
-      <w:r>
-        <w:t xml:space="preserve"> </w:t>
-      </w:r>
-      <w:r>
-        <w:t xml:space="preserve">snapshot,</w:t>
-      </w:r>
-      <w:r>
-        <w:t xml:space="preserve"> </w:t>
-      </w:r>
-      <w:r>
-        <w:t xml:space="preserve">492</w:t>
-      </w:r>
-      <w:r>
-        <w:t xml:space="preserve"> </w:t>
-      </w:r>
-      <w:r>
-        <w:t xml:space="preserve">of</w:t>
-      </w:r>
-      <w:r>
-        <w:t xml:space="preserve"> </w:t>
-      </w:r>
-      <w:r>
-        <w:t xml:space="preserve">6,868</w:t>
-      </w:r>
-      <w:r>
-        <w:t xml:space="preserve"> </w:t>
-      </w:r>
-      <w:r>
-        <w:t xml:space="preserve">assessable</w:t>
-      </w:r>
-      <w:r>
-        <w:t xml:space="preserve"> </w:t>
-      </w:r>
-      <w:r>
-        <w:t xml:space="preserve">samples</w:t>
-      </w:r>
-      <w:r>
-        <w:t xml:space="preserve"> </w:t>
-      </w:r>
-      <w:r>
-        <w:t xml:space="preserve">(7.16%)</w:t>
-      </w:r>
-      <w:r>
-        <w:t xml:space="preserve"> </w:t>
-      </w:r>
-      <w:r>
-        <w:t xml:space="preserve">were</w:t>
-      </w:r>
-      <w:r>
-        <w:t xml:space="preserve"> </w:t>
-      </w:r>
-      <w:r>
-        <w:t xml:space="preserve">flagged</w:t>
-      </w:r>
-      <w:r>
-        <w:t xml:space="preserve"> </w:t>
-      </w:r>
-      <w:r>
-        <w:t xml:space="preserve">for</w:t>
-      </w:r>
-      <w:r>
-        <w:t xml:space="preserve"> </w:t>
-      </w:r>
-      <w:r>
-        <w:t xml:space="preserve">coordinate-related</w:t>
-      </w:r>
-      <w:r>
-        <w:t xml:space="preserve"> </w:t>
-      </w:r>
-      <w:r>
-        <w:t xml:space="preserve">problems,</w:t>
-      </w:r>
-      <w:r>
-        <w:t xml:space="preserve"> </w:t>
-      </w:r>
-      <w:r>
-        <w:t xml:space="preserve">illustrating</w:t>
-      </w:r>
-      <w:r>
-        <w:t xml:space="preserve"> </w:t>
-      </w:r>
-      <w:r>
-        <w:t xml:space="preserve">the</w:t>
-      </w:r>
-      <w:r>
-        <w:t xml:space="preserve"> </w:t>
-      </w:r>
-      <w:r>
-        <w:t xml:space="preserve">need</w:t>
-      </w:r>
-      <w:r>
-        <w:t xml:space="preserve"> </w:t>
-      </w:r>
-      <w:r>
-        <w:t xml:space="preserve">for</w:t>
-      </w:r>
-      <w:r>
-        <w:t xml:space="preserve"> </w:t>
-      </w:r>
-      <w:r>
-        <w:t xml:space="preserve">repository-level</w:t>
-      </w:r>
-      <w:r>
-        <w:t xml:space="preserve"> </w:t>
-      </w:r>
-      <w:r>
-        <w:t xml:space="preserve">checks</w:t>
-      </w:r>
-      <w:r>
-        <w:t xml:space="preserve"> </w:t>
-      </w:r>
-      <w:r>
-        <w:t xml:space="preserve">after</w:t>
-      </w:r>
-      <w:r>
-        <w:t xml:space="preserve"> </w:t>
-      </w:r>
-      <w:r>
-        <w:t xml:space="preserve">submission.</w:t>
+        <w:t xml:space="preserve">errors.</w:t>
       </w:r>
       <w:r>
         <w:t xml:space="preserve"> </w:t>
@@ -1256,7 +1520,7 @@
         <w:pStyle w:val="BodyText"/>
       </w:pPr>
       <w:r>
-        <w:t xml:space="preserve">Participant-generated data also contain inaccuracies. Coordinates may be missing, recorded at default locations or inconsistent with the expected sampling area; measurements may be incomplete or non-standardised. Public dissemination introduces further requirements, particularly when precise locations or identifiable image content could expose participants. Discarding an entire record because of one defective field may unnecessarily lose otherwise useful scientific evidence.</w:t>
+        <w:t xml:space="preserve">Participant-generated data can also contain inaccuracies. Coordinates may be unavailable or replaced by application defaults, and the actual sampling country can differ from the country originally assigned to a QR-coded kit without implying that the recorded location is wrong. Measurements may be incomplete or non-standardised. Public dissemination introduces further requirements, particularly when precise locations or identifiable image content could expose participants. Discarding an entire record because of one defective field may unnecessarily lose otherwise useful scientific evidence.</w:t>
       </w:r>
     </w:p>
     <w:p>
@@ -1315,7 +1579,7 @@
       </w:r>
     </w:p>
     <w:bookmarkEnd w:id="20"/>
-    <w:bookmarkStart w:id="39" w:name="materials-and-methods"/>
+    <w:bookmarkStart w:id="40" w:name="materials-and-methods"/>
     <w:p>
       <w:pPr>
         <w:pStyle w:val="Heading1"/>
@@ -1817,12 +2081,78 @@
       </w:r>
     </w:p>
     <w:bookmarkEnd w:id="31"/>
-    <w:bookmarkStart w:id="32" w:name="Xacb5847810c840113ce2b65086cb936d5b1be93"/>
+    <w:bookmarkStart w:id="32" w:name="evaluation-metrics-and-data-scope"/>
     <w:p>
       <w:pPr>
         <w:pStyle w:val="Heading2"/>
       </w:pPr>
       <w:r>
+        <w:t xml:space="preserve">Evaluation metrics and data scope</w:t>
+      </w:r>
+    </w:p>
+    <w:p>
+      <w:pPr>
+        <w:pStyle w:val="FirstParagraph"/>
+      </w:pPr>
+      <w:r>
+        <w:t xml:space="preserve">Data-domain coverage was calculated from one dated canonical ZIP export. The denominator is the number of distinct non-empty</w:t>
+      </w:r>
+      <w:r>
+        <w:t xml:space="preserve"> </w:t>
+      </w:r>
+      <w:r>
+        <w:rPr>
+          <w:rStyle w:val="VerbatimChar"/>
+        </w:rPr>
+        <w:t xml:space="preserve">sample_id</w:t>
+      </w:r>
+      <w:r>
+        <w:t xml:space="preserve"> </w:t>
+      </w:r>
+      <w:r>
+        <w:t xml:space="preserve">values in</w:t>
+      </w:r>
+      <w:r>
+        <w:t xml:space="preserve"> </w:t>
+      </w:r>
+      <w:r>
+        <w:rPr>
+          <w:rStyle w:val="VerbatimChar"/>
+        </w:rPr>
+        <w:t xml:space="preserve">samples.csv</w:t>
+      </w:r>
+      <w:r>
+        <w:t xml:space="preserve">. For each of the three supplementary domains (photographs, laboratory parameters and biodiversity), a sample is counted once if at least one row with the same identifier appears in the corresponding canonical CSV. The number of domains associated with each sample is then counted from zero to three; repeated measurements, images or taxonomic rows do not inflate sample coverage. The figures consequently describe the</w:t>
+      </w:r>
+      <w:r>
+        <w:t xml:space="preserve"> </w:t>
+      </w:r>
+      <w:r>
+        <w:rPr>
+          <w:iCs/>
+          <w:i/>
+        </w:rPr>
+        <w:t xml:space="preserve">published canonical representation</w:t>
+      </w:r>
+      <w:r>
+        <w:t xml:space="preserve">, not the number of images, laboratory determinations, sequencing reads or planned analyses. The laboratory canonicalisation excludes oxide-form parameter rows and values below its default export threshold of 0.01; biodiversity coverage concerns exported taxonomic summaries rather than raw marker-by-feature matrices.</w:t>
+      </w:r>
+    </w:p>
+    <w:p>
+      <w:pPr>
+        <w:pStyle w:val="BodyText"/>
+      </w:pPr>
+      <w:r>
+        <w:t xml:space="preserve">The QA tally separately classifies application-default coordinates and discrepancies between a QR code’s planned allocation country and the recorded country of collection. These are screening classes, not a ground-truth classification of coordinate errors. Country comparison is performed using source-side information, not privacy-displaced public map coordinates. The percentages reported for QA below use the canonical sample count as denominator, subject to confirmation that the QA tally covers precisely the same snapshot.</w:t>
+      </w:r>
+    </w:p>
+    <w:bookmarkEnd w:id="32"/>
+    <w:bookmarkStart w:id="33" w:name="Xacb5847810c840113ce2b65086cb936d5b1be93"/>
+    <w:p>
+      <w:pPr>
+        <w:pStyle w:val="Heading2"/>
+      </w:pPr>
+      <w:r>
         <w:t xml:space="preserve">Quality assurance and provenance-assisted assessment</w:t>
       </w:r>
     </w:p>
@@ -1831,7 +2161,39 @@
         <w:pStyle w:val="FirstParagraph"/>
       </w:pPr>
       <w:r>
-        <w:t xml:space="preserve">The quality-assurance (QA) workflow first checks incoming records and classifies failures instead of deleting entire samples. Geographical checks use the underlying recorded coordinates: coordinates may be unassignable to a country, inconsistent with an expected sampling country, or equal to known application-default values. The corresponding record is flagged for assessment; any defensible correction should be supported by provenance such as QR/sample identity, sample-allocation information, source observations or protected participant-related context. When that evidence is insufficient, the record remains qualified or unresolved rather than being silently corrected. QA is therefore separated into detection, investigation and a possible recovery decision.</w:t>
+        <w:t xml:space="preserve">The quality-assurance (QA) workflow flags inconsistent source records while retaining their sample identifiers and provenance. The present assessment distinguishes two classes. First,</w:t>
+      </w:r>
+      <w:r>
+        <w:t xml:space="preserve"> </w:t>
+      </w:r>
+      <w:r>
+        <w:rPr>
+          <w:iCs/>
+          <w:i/>
+        </w:rPr>
+        <w:t xml:space="preserve">application-default coordinates</w:t>
+      </w:r>
+      <w:r>
+        <w:t xml:space="preserve"> </w:t>
+      </w:r>
+      <w:r>
+        <w:t xml:space="preserve">are placeholder positions recorded when the mobile workflow does not obtain a usable location; they cannot be treated as measured sampling positions. Second, a</w:t>
+      </w:r>
+      <w:r>
+        <w:t xml:space="preserve"> </w:t>
+      </w:r>
+      <w:r>
+        <w:rPr>
+          <w:iCs/>
+          <w:i/>
+        </w:rPr>
+        <w:t xml:space="preserve">planned-country mismatch</w:t>
+      </w:r>
+      <w:r>
+        <w:t xml:space="preserve"> </w:t>
+      </w:r>
+      <w:r>
+        <w:t xml:space="preserve">occurs when the country assigned to a QR code for sample distribution differs from the country associated with its actual recorded collection location. This comparison is independent of the jittered public map coordinates. A planned-country mismatch can arise from a legitimate cross-country redistribution of sampling kits, outdated allocation metadata or an inaccurate location; it does not alone establish an erroneous GPS record.</w:t>
       </w:r>
     </w:p>
     <w:p>
@@ -1839,7 +2201,7 @@
         <w:pStyle w:val="BodyText"/>
       </w:pPr>
       <w:r>
-        <w:t xml:space="preserve">The reasons for geographical anomalies cannot be established from these categories alone. Plausible contributors include mobile-device positioning problems, default coordinates supplied by the application, interrupted collection workflows and human data-entry errors. Attribution to a specific device or software defect would require independent diagnostics, such as application logs and validated source histories. Work on citizen-science data quality similarly stresses contextual validation and documented quality-assurance procedures</w:t>
+        <w:t xml:space="preserve">Flagged records can be investigated using the QR/sample identifier, kit-allocation history, source observations and other appropriately protected provenance. A correction should be made only when supported by evidence; otherwise the flag remains unresolved or qualified rather than being silently overwritten. Thus, detection, interpretation and verified recovery are distinct stages. The classification cannot by itself identify causes such as device malfunction, participant error or workflow interruption, and recovery outcomes were not measured in this evaluation</w:t>
       </w:r>
       <w:r>
         <w:t xml:space="preserve"> </w:t>
@@ -1851,8 +2213,8 @@
         <w:t xml:space="preserve">.</w:t>
       </w:r>
     </w:p>
-    <w:bookmarkEnd w:id="32"/>
-    <w:bookmarkStart w:id="37" w:name="Xdd3d901ccdf3df0fe5ae3f685a9933d1a89565d"/>
+    <w:bookmarkEnd w:id="33"/>
+    <w:bookmarkStart w:id="38" w:name="Xdd3d901ccdf3df0fe5ae3f685a9933d1a89565d"/>
     <w:p>
       <w:pPr>
         <w:pStyle w:val="Heading2"/>
@@ -1921,24 +2283,24 @@
       <w:pPr>
         <w:pStyle w:val="CaptionedFigure"/>
       </w:pPr>
-      <w:bookmarkStart w:id="36" w:name="fig:geo-qa"/>
+      <w:bookmarkStart w:id="37" w:name="fig:geo-qa"/>
       <w:r>
         <w:drawing>
           <wp:inline>
-            <wp:extent cx="5334000" cy="993666"/>
+            <wp:extent cx="5334000" cy="1601789"/>
             <wp:effectExtent b="0" l="0" r="0" t="0"/>
-            <wp:docPr descr="Geographical QA and publication privacy are distinct transformations. A flagged location may remain qualified or be excluded from a particular public view; the diagram does not imply that every flagged record is successfully recovered." title="" id="34" name="Picture"/>
+            <wp:docPr descr="Quality screening and public location disclosure are separate decisions. A mismatch in kit allocation can coexist with a valid coordinate; records with unsupported locations remain flagged and need not receive a public map marker." title="" id="35" name="Picture"/>
             <a:graphic>
               <a:graphicData uri="http://schemas.openxmlformats.org/drawingml/2006/picture">
                 <pic:pic>
                   <pic:nvPicPr>
-                    <pic:cNvPr descr="figures/diagram-3.png" id="35" name="Picture"/>
+                    <pic:cNvPr descr="figures/diagram-3.png" id="36" name="Picture"/>
                     <pic:cNvPicPr>
                       <a:picLocks noChangeArrowheads="1" noChangeAspect="1"/>
                     </pic:cNvPicPr>
                   </pic:nvPicPr>
                   <pic:blipFill>
-                    <a:blip r:embed="rId33"/>
+                    <a:blip r:embed="rId34"/>
                     <a:stretch>
                       <a:fillRect/>
                     </a:stretch>
@@ -1946,7 +2308,7 @@
                   <pic:spPr bwMode="auto">
                     <a:xfrm>
                       <a:off x="0" y="0"/>
-                      <a:ext cx="5334000" cy="993666"/>
+                      <a:ext cx="5334000" cy="1601789"/>
                     </a:xfrm>
                     <a:prstGeom prst="rect">
                       <a:avLst/>
@@ -1964,14 +2326,14 @@
           </wp:inline>
         </w:drawing>
       </w:r>
-      <w:bookmarkEnd w:id="36"/>
+      <w:bookmarkEnd w:id="37"/>
     </w:p>
     <w:p>
       <w:pPr>
         <w:pStyle w:val="ImageCaption"/>
       </w:pPr>
       <w:r>
-        <w:t xml:space="preserve">Geographical QA and publication privacy are distinct transformations. A flagged location may remain qualified or be excluded from a particular public view; the diagram does not imply that every flagged record is successfully recovered.</w:t>
+        <w:t xml:space="preserve">Quality screening and public location disclosure are separate decisions. A mismatch in kit allocation can coexist with a valid coordinate; records with unsupported locations remain flagged and need not receive a public map marker.</w:t>
       </w:r>
     </w:p>
     <w:p>
@@ -1998,8 +2360,8 @@
         <w:t xml:space="preserve">image mirroring; without private staging, it does not guarantee that an unredacted object was never briefly accessible. These are limitations of the current implementation, not guarantees of anonymity.</w:t>
       </w:r>
     </w:p>
-    <w:bookmarkEnd w:id="37"/>
-    <w:bookmarkStart w:id="38" w:name="Xe86a3317fd6399221d293db9c156a4ff003dc28"/>
+    <w:bookmarkEnd w:id="38"/>
+    <w:bookmarkStart w:id="39" w:name="Xe86a3317fd6399221d293db9c156a4ff003dc28"/>
     <w:p>
       <w:pPr>
         <w:pStyle w:val="Heading2"/>
@@ -2074,9 +2436,9 @@
         <w:t xml:space="preserve">. Nevertheless, a Zenodo deposit and CSVW document are evidence of implemented FAIR-oriented mechanisms, not proof of complete FAIR compliance or independently verified discovery in every external catalogue.</w:t>
       </w:r>
     </w:p>
-    <w:bookmarkEnd w:id="38"/>
     <w:bookmarkEnd w:id="39"/>
-    <w:bookmarkStart w:id="43" w:name="results"/>
+    <w:bookmarkEnd w:id="40"/>
+    <w:bookmarkStart w:id="46" w:name="results"/>
     <w:p>
       <w:pPr>
         <w:pStyle w:val="Heading1"/>
@@ -2085,13 +2447,13 @@
         <w:t xml:space="preserve">Results</w:t>
       </w:r>
     </w:p>
-    <w:bookmarkStart w:id="41" w:name="observed-geographical-qa-outcomes"/>
+    <w:bookmarkStart w:id="42" w:name="X5168b88786d1f008070ba541f93d77f8439110f"/>
     <w:p>
       <w:pPr>
         <w:pStyle w:val="Heading2"/>
       </w:pPr>
       <w:r>
-        <w:t xml:space="preserve">Observed geographical QA outcomes</w:t>
+        <w:t xml:space="preserve">Coverage and integration of canonical research data</w:t>
       </w:r>
     </w:p>
     <w:p>
@@ -2099,9 +2461,9 @@
         <w:pStyle w:val="FirstParagraph"/>
       </w:pPr>
       <w:r>
-        <w:t xml:space="preserve">The analysed QA snapshot comprised 6,871 sample records. Three lacked expected-country metadata and could not undergo country-comparison validation. Among the remaining 6,868 assessable records, 492 (7.16%) were flagged for coordinate-related issues. Table </w:t>
-      </w:r>
-      <w:hyperlink w:anchor="tab:qa">
+        <w:t xml:space="preserve">The evaluated canonical snapshot contains 10,554 unique soil samples. Among these, 8,744 samples (82.85%) have associated photographic records, 6,443 (61.05%) laboratory measurements and 1,200 (11.37%) microbial biodiversity results (Table </w:t>
+      </w:r>
+      <w:hyperlink w:anchor="tab:coverage">
         <w:r>
           <w:rPr>
             <w:rStyle w:val="Hyperlink"/>
@@ -2110,19 +2472,45 @@
         </w:r>
       </w:hyperlink>
       <w:r>
-        <w:t xml:space="preserve"> </w:t>
-      </w:r>
-      <w:r>
-        <w:t xml:space="preserve">gives the mutually reported classes from this snapshot; the percentages in the table use all 6,871 records as their denominator.</w:t>
-      </w:r>
-    </w:p>
-    <w:bookmarkStart w:id="40" w:name="tab:qa"/>
+        <w:t xml:space="preserve">). These are counts of distinct sample identifiers represented in the respective canonical resources, rather than counts of photographs, analytical observations or taxonomic rows.</w:t>
+      </w:r>
+    </w:p>
+    <w:bookmarkStart w:id="41" w:name="tab:coverage"/>
     <w:p>
       <w:pPr>
         <w:pStyle w:val="TableCaption"/>
       </w:pPr>
       <w:r>
-        <w:t xml:space="preserve">Geographical QA outcomes in the analysed snapshot (n = 6,871). Classes are those reported by the evaluation; counts sum to the snapshot total.</w:t>
+        <w:t xml:space="preserve">Coverage of additional data domains in the evaluated ECHOREPO canonical snapshot (</w:t>
+      </w:r>
+      <m:oMath>
+        <m:r>
+          <m:t>n</m:t>
+        </m:r>
+        <m:r>
+          <m:rPr>
+            <m:sty m:val="p"/>
+          </m:rPr>
+          <m:t>=</m:t>
+        </m:r>
+        <m:r>
+          <m:t>10</m:t>
+        </m:r>
+        <m:r>
+          <m:rPr>
+            <m:sty m:val="p"/>
+          </m:rPr>
+          <m:t>,</m:t>
+        </m:r>
+        <m:r>
+          <m:t>554</m:t>
+        </m:r>
+      </m:oMath>
+      <w:r>
+        <w:t xml:space="preserve"> </w:t>
+      </w:r>
+      <w:r>
+        <w:t xml:space="preserve">unique samples). Percentages are relative to the sample count, and the three additional domains are photographs, laboratory measurements and biodiversity results. Categories describing domain coverage overlap unless stated otherwise.</w:t>
       </w:r>
     </w:p>
     <w:tbl>
@@ -2130,7 +2518,7 @@
         <w:tblStyle w:val="Table"/>
         <w:tblW w:type="auto" w:w="0"/>
         <w:tblLook w:firstRow="1" w:lastRow="0" w:firstColumn="0" w:lastColumn="0" w:noHBand="0" w:noVBand="0" w:val="0020"/>
-        <w:tblCaption w:val="Geographical QA outcomes in the analysed snapshot (n = 6,871). Classes are those reported by the evaluation; counts sum to the snapshot total."/>
+        <w:tblCaption w:val="Coverage of additional data domains in the evaluated ECHOREPO canonical snapshot (n=10{,}554 unique samples). Percentages are relative to the sample count, and the three additional domains are photographs, laboratory measurements and biodiversity results. Categories describing domain coverage overlap unless stated otherwise."/>
       </w:tblPr>
       <w:tblGrid>
         <w:gridCol w:w="2640"/>
@@ -2149,7 +2537,7 @@
               <w:jc w:val="left"/>
             </w:pPr>
             <w:r>
-              <w:t xml:space="preserve">QA outcome</w:t>
+              <w:t xml:space="preserve">Canonical data coverage</w:t>
             </w:r>
           </w:p>
         </w:tc>
@@ -2161,7 +2549,7 @@
               <w:jc w:val="right"/>
             </w:pPr>
             <w:r>
-              <w:t xml:space="preserve">Records</w:t>
+              <w:t xml:space="preserve">Samples</w:t>
             </w:r>
           </w:p>
         </w:tc>
@@ -2187,7 +2575,7 @@
               <w:jc w:val="left"/>
             </w:pPr>
             <w:r>
-              <w:t xml:space="preserve">No coordinate-related issue detected</w:t>
+              <w:t xml:space="preserve">Unique soil samples</w:t>
             </w:r>
           </w:p>
         </w:tc>
@@ -2199,7 +2587,7 @@
               <w:jc w:val="right"/>
             </w:pPr>
             <w:r>
-              <w:t xml:space="preserve">6,376</w:t>
+              <w:t xml:space="preserve">10,554</w:t>
             </w:r>
           </w:p>
         </w:tc>
@@ -2211,7 +2599,7 @@
               <w:jc w:val="right"/>
             </w:pPr>
             <w:r>
-              <w:t xml:space="preserve">92.80</w:t>
+              <w:t xml:space="preserve">100.00</w:t>
             </w:r>
           </w:p>
         </w:tc>
@@ -2225,7 +2613,7 @@
               <w:jc w:val="left"/>
             </w:pPr>
             <w:r>
-              <w:t xml:space="preserve">Country could not be assigned</w:t>
+              <w:t xml:space="preserve">Samples with photographs</w:t>
             </w:r>
           </w:p>
         </w:tc>
@@ -2237,7 +2625,7 @@
               <w:jc w:val="right"/>
             </w:pPr>
             <w:r>
-              <w:t xml:space="preserve">281</w:t>
+              <w:t xml:space="preserve">8,744</w:t>
             </w:r>
           </w:p>
         </w:tc>
@@ -2249,7 +2637,7 @@
               <w:jc w:val="right"/>
             </w:pPr>
             <w:r>
-              <w:t xml:space="preserve">4.09</w:t>
+              <w:t xml:space="preserve">82.85</w:t>
             </w:r>
           </w:p>
         </w:tc>
@@ -2263,7 +2651,7 @@
               <w:jc w:val="left"/>
             </w:pPr>
             <w:r>
-              <w:t xml:space="preserve">Coordinate-derived country differed from expected country</w:t>
+              <w:t xml:space="preserve">Samples with laboratory measurements</w:t>
             </w:r>
           </w:p>
         </w:tc>
@@ -2275,7 +2663,7 @@
               <w:jc w:val="right"/>
             </w:pPr>
             <w:r>
-              <w:t xml:space="preserve">123</w:t>
+              <w:t xml:space="preserve">6,443</w:t>
             </w:r>
           </w:p>
         </w:tc>
@@ -2287,7 +2675,7 @@
               <w:jc w:val="right"/>
             </w:pPr>
             <w:r>
-              <w:t xml:space="preserve">1.79</w:t>
+              <w:t xml:space="preserve">61.05</w:t>
             </w:r>
           </w:p>
         </w:tc>
@@ -2301,7 +2689,7 @@
               <w:jc w:val="left"/>
             </w:pPr>
             <w:r>
-              <w:t xml:space="preserve">Known default coordinate</w:t>
+              <w:t xml:space="preserve">Samples with biodiversity results</w:t>
             </w:r>
           </w:p>
         </w:tc>
@@ -2313,7 +2701,7 @@
               <w:jc w:val="right"/>
             </w:pPr>
             <w:r>
-              <w:t xml:space="preserve">88</w:t>
+              <w:t xml:space="preserve">1,200</w:t>
             </w:r>
           </w:p>
         </w:tc>
@@ -2325,7 +2713,7 @@
               <w:jc w:val="right"/>
             </w:pPr>
             <w:r>
-              <w:t xml:space="preserve">1.28</w:t>
+              <w:t xml:space="preserve">11.37</w:t>
             </w:r>
           </w:p>
         </w:tc>
@@ -2339,7 +2727,7 @@
               <w:jc w:val="left"/>
             </w:pPr>
             <w:r>
-              <w:t xml:space="preserve">Expected-country metadata unavailable</w:t>
+              <w:t xml:space="preserve">At least one additional data domain</w:t>
             </w:r>
           </w:p>
         </w:tc>
@@ -2351,7 +2739,7 @@
               <w:jc w:val="right"/>
             </w:pPr>
             <w:r>
-              <w:t xml:space="preserve">3</w:t>
+              <w:t xml:space="preserve">9,876</w:t>
             </w:r>
           </w:p>
         </w:tc>
@@ -2363,7 +2751,7 @@
               <w:jc w:val="right"/>
             </w:pPr>
             <w:r>
-              <w:t xml:space="preserve">0.04</w:t>
+              <w:t xml:space="preserve">93.58</w:t>
             </w:r>
           </w:p>
         </w:tc>
@@ -2377,7 +2765,7 @@
               <w:jc w:val="left"/>
             </w:pPr>
             <w:r>
-              <w:t xml:space="preserve">Total</w:t>
+              <w:t xml:space="preserve">At least two additional data domains</w:t>
             </w:r>
           </w:p>
         </w:tc>
@@ -2389,7 +2777,7 @@
               <w:jc w:val="right"/>
             </w:pPr>
             <w:r>
-              <w:t xml:space="preserve">6,871</w:t>
+              <w:t xml:space="preserve">5,514</w:t>
             </w:r>
           </w:p>
         </w:tc>
@@ -2401,19 +2789,95 @@
               <w:jc w:val="right"/>
             </w:pPr>
             <w:r>
-              <w:t xml:space="preserve">100.00</w:t>
+              <w:t xml:space="preserve">52.25</w:t>
+            </w:r>
+          </w:p>
+        </w:tc>
+      </w:tr>
+      <w:tr>
+        <w:tc>
+          <w:tcPr/>
+          <w:p>
+            <w:pPr>
+              <w:pStyle w:val="Compact"/>
+              <w:jc w:val="left"/>
+            </w:pPr>
+            <w:r>
+              <w:t xml:space="preserve">Exactly two additional data domains</w:t>
+            </w:r>
+          </w:p>
+        </w:tc>
+        <w:tc>
+          <w:tcPr/>
+          <w:p>
+            <w:pPr>
+              <w:pStyle w:val="Compact"/>
+              <w:jc w:val="right"/>
+            </w:pPr>
+            <w:r>
+              <w:t xml:space="preserve">4,517</w:t>
+            </w:r>
+          </w:p>
+        </w:tc>
+        <w:tc>
+          <w:tcPr/>
+          <w:p>
+            <w:pPr>
+              <w:pStyle w:val="Compact"/>
+              <w:jc w:val="right"/>
+            </w:pPr>
+            <w:r>
+              <w:t xml:space="preserve">42.80</w:t>
+            </w:r>
+          </w:p>
+        </w:tc>
+      </w:tr>
+      <w:tr>
+        <w:tc>
+          <w:tcPr/>
+          <w:p>
+            <w:pPr>
+              <w:pStyle w:val="Compact"/>
+              <w:jc w:val="left"/>
+            </w:pPr>
+            <w:r>
+              <w:t xml:space="preserve">All three additional data domains</w:t>
+            </w:r>
+          </w:p>
+        </w:tc>
+        <w:tc>
+          <w:tcPr/>
+          <w:p>
+            <w:pPr>
+              <w:pStyle w:val="Compact"/>
+              <w:jc w:val="right"/>
+            </w:pPr>
+            <w:r>
+              <w:t xml:space="preserve">997</w:t>
+            </w:r>
+          </w:p>
+        </w:tc>
+        <w:tc>
+          <w:tcPr/>
+          <w:p>
+            <w:pPr>
+              <w:pStyle w:val="Compact"/>
+              <w:jc w:val="right"/>
+            </w:pPr>
+            <w:r>
+              <w:t xml:space="preserve">9.45</w:t>
             </w:r>
           </w:p>
         </w:tc>
       </w:tr>
     </w:tbl>
-    <w:bookmarkEnd w:id="40"/>
+    <w:bookmarkEnd w:id="41"/>
     <w:p>
       <w:pPr>
         <w:pStyle w:val="BodyText"/>
       </w:pPr>
       <w:r>
-        <w:t xml:space="preserve">The categories reveal defects that may remain undetected during submission and become evident only when the repository can compare coordinates with broader campaign context. They do</w:t>
+        <w:t xml:space="preserve">In particular, 5,514 samples (52.25%) are represented in at least two additional domains, including 997 (9.45%) linked to all three; 678 (6.42%) have no associated records in these three domains. This demonstrates cross-domain linkage in an operational data product rather than merely the ability of the schema to represent those links. These proportions describe</w:t>
       </w:r>
       <w:r>
         <w:t xml:space="preserve"> </w:t>
@@ -2423,22 +2887,314 @@
           <w:iCs/>
           <w:i/>
         </w:rPr>
-        <w:t xml:space="preserve">not</w:t>
-      </w:r>
-      <w:r>
-        <w:t xml:space="preserve"> </w:t>
-      </w:r>
-      <w:r>
-        <w:t xml:space="preserve">establish which device, application behaviour or participant action caused an error. Nor does the number of flagged records measure successful recovery: recovery requires documented corrections or validated outcomes, which have not yet been quantified in this snapshot. It is important to distinguish the demonstrable detection capability from the potential utility of provenance-assisted correction.</w:t>
-      </w:r>
-    </w:p>
-    <w:bookmarkEnd w:id="41"/>
-    <w:bookmarkStart w:id="42" w:name="Xa9889ce363be90603f63da1a42009822deef0e1"/>
+        <w:t xml:space="preserve">canonical publication coverage</w:t>
+      </w:r>
+      <w:r>
+        <w:t xml:space="preserve">, not the completion rate of planned analyses: the canonical laboratory resource omits some parameter rows according to its export rules (including oxide forms and values below the default threshold of 0.01), and the biodiversity export contains taxonomic abundance summaries rather than raw sequencing tables.</w:t>
+      </w:r>
+    </w:p>
+    <w:bookmarkEnd w:id="42"/>
+    <w:bookmarkStart w:id="44" w:name="X998e8dbec75c13db6dca19bb4bbee6e7c7a8112"/>
     <w:p>
       <w:pPr>
         <w:pStyle w:val="Heading2"/>
       </w:pPr>
       <w:r>
+        <w:t xml:space="preserve">Geographical and sample-allocation quality flags</w:t>
+      </w:r>
+    </w:p>
+    <w:p>
+      <w:pPr>
+        <w:pStyle w:val="FirstParagraph"/>
+      </w:pPr>
+      <w:r>
+        <w:t xml:space="preserve">The geographical and allocation-consistency assessment identified 396 flagged samples. On the assumption that the QA assessment covers the same 10,554-sample snapshot, this corresponds to 3.75% of all samples (Table </w:t>
+      </w:r>
+      <w:hyperlink w:anchor="tab:qa">
+        <w:r>
+          <w:rPr>
+            <w:rStyle w:val="Hyperlink"/>
+          </w:rPr>
+          <w:t xml:space="preserve">3</w:t>
+        </w:r>
+      </w:hyperlink>
+      <w:r>
+        <w:t xml:space="preserve">). The two reported categories are mutually exclusive: 95 records (0.90%) contain application-default coordinates, indicating that a usable sampling position was not obtained, while 301 records (2.85%) differ between the country planned for their QR code and the actual sampling country.</w:t>
+      </w:r>
+    </w:p>
+    <w:bookmarkStart w:id="43" w:name="tab:qa"/>
+    <w:p>
+      <w:pPr>
+        <w:pStyle w:val="TableCaption"/>
+      </w:pPr>
+      <w:r>
+        <w:t xml:space="preserve">Geographical and allocation-consistency flags (</w:t>
+      </w:r>
+      <m:oMath>
+        <m:r>
+          <m:t>n</m:t>
+        </m:r>
+        <m:r>
+          <m:rPr>
+            <m:sty m:val="p"/>
+          </m:rPr>
+          <m:t>=</m:t>
+        </m:r>
+        <m:r>
+          <m:t>10</m:t>
+        </m:r>
+        <m:r>
+          <m:rPr>
+            <m:sty m:val="p"/>
+          </m:rPr>
+          <m:t>,</m:t>
+        </m:r>
+        <m:r>
+          <m:t>554</m:t>
+        </m:r>
+      </m:oMath>
+      <w:r>
+        <w:t xml:space="preserve">, assuming the flag report covers the full canonical snapshot). These are screening outcomes, not confirmed geographical errors.</w:t>
+      </w:r>
+    </w:p>
+    <w:tbl>
+      <w:tblPr>
+        <w:tblStyle w:val="Table"/>
+        <w:tblW w:type="auto" w:w="0"/>
+        <w:tblLook w:firstRow="1" w:lastRow="0" w:firstColumn="0" w:lastColumn="0" w:noHBand="0" w:noVBand="0" w:val="0020"/>
+        <w:tblCaption w:val="Geographical and allocation-consistency flags (n=10{,}554, assuming the flag report covers the full canonical snapshot). These are screening outcomes, not confirmed geographical errors."/>
+      </w:tblPr>
+      <w:tblGrid>
+        <w:gridCol w:w="2640"/>
+        <w:gridCol w:w="2640"/>
+        <w:gridCol w:w="2640"/>
+      </w:tblGrid>
+      <w:tr>
+        <w:trPr>
+          <w:tblHeader w:val="true"/>
+        </w:trPr>
+        <w:tc>
+          <w:tcPr/>
+          <w:p>
+            <w:pPr>
+              <w:pStyle w:val="Compact"/>
+              <w:jc w:val="left"/>
+            </w:pPr>
+            <w:r>
+              <w:t xml:space="preserve">Screening outcome</w:t>
+            </w:r>
+          </w:p>
+        </w:tc>
+        <w:tc>
+          <w:tcPr/>
+          <w:p>
+            <w:pPr>
+              <w:pStyle w:val="Compact"/>
+              <w:jc w:val="right"/>
+            </w:pPr>
+            <w:r>
+              <w:t xml:space="preserve">Samples</w:t>
+            </w:r>
+          </w:p>
+        </w:tc>
+        <w:tc>
+          <w:tcPr/>
+          <w:p>
+            <w:pPr>
+              <w:pStyle w:val="Compact"/>
+              <w:jc w:val="right"/>
+            </w:pPr>
+            <w:r>
+              <w:t xml:space="preserve">Share (%)</w:t>
+            </w:r>
+          </w:p>
+        </w:tc>
+      </w:tr>
+      <w:tr>
+        <w:tc>
+          <w:tcPr/>
+          <w:p>
+            <w:pPr>
+              <w:pStyle w:val="Compact"/>
+              <w:jc w:val="left"/>
+            </w:pPr>
+            <w:r>
+              <w:t xml:space="preserve">Application-default coordinates</w:t>
+            </w:r>
+          </w:p>
+        </w:tc>
+        <w:tc>
+          <w:tcPr/>
+          <w:p>
+            <w:pPr>
+              <w:pStyle w:val="Compact"/>
+              <w:jc w:val="right"/>
+            </w:pPr>
+            <w:r>
+              <w:t xml:space="preserve">95</w:t>
+            </w:r>
+          </w:p>
+        </w:tc>
+        <w:tc>
+          <w:tcPr/>
+          <w:p>
+            <w:pPr>
+              <w:pStyle w:val="Compact"/>
+              <w:jc w:val="right"/>
+            </w:pPr>
+            <w:r>
+              <w:t xml:space="preserve">0.90</w:t>
+            </w:r>
+          </w:p>
+        </w:tc>
+      </w:tr>
+      <w:tr>
+        <w:tc>
+          <w:tcPr/>
+          <w:p>
+            <w:pPr>
+              <w:pStyle w:val="Compact"/>
+              <w:jc w:val="left"/>
+            </w:pPr>
+            <w:r>
+              <w:t xml:space="preserve">Planned-country mismatch</w:t>
+            </w:r>
+          </w:p>
+        </w:tc>
+        <w:tc>
+          <w:tcPr/>
+          <w:p>
+            <w:pPr>
+              <w:pStyle w:val="Compact"/>
+              <w:jc w:val="right"/>
+            </w:pPr>
+            <w:r>
+              <w:t xml:space="preserve">301</w:t>
+            </w:r>
+          </w:p>
+        </w:tc>
+        <w:tc>
+          <w:tcPr/>
+          <w:p>
+            <w:pPr>
+              <w:pStyle w:val="Compact"/>
+              <w:jc w:val="right"/>
+            </w:pPr>
+            <w:r>
+              <w:t xml:space="preserve">2.85</w:t>
+            </w:r>
+          </w:p>
+        </w:tc>
+      </w:tr>
+      <w:tr>
+        <w:tc>
+          <w:tcPr/>
+          <w:p>
+            <w:pPr>
+              <w:pStyle w:val="Compact"/>
+              <w:jc w:val="left"/>
+            </w:pPr>
+            <w:r>
+              <w:t xml:space="preserve">Neither of these flags</w:t>
+            </w:r>
+          </w:p>
+        </w:tc>
+        <w:tc>
+          <w:tcPr/>
+          <w:p>
+            <w:pPr>
+              <w:pStyle w:val="Compact"/>
+              <w:jc w:val="right"/>
+            </w:pPr>
+            <w:r>
+              <w:t xml:space="preserve">10,158</w:t>
+            </w:r>
+          </w:p>
+        </w:tc>
+        <w:tc>
+          <w:tcPr/>
+          <w:p>
+            <w:pPr>
+              <w:pStyle w:val="Compact"/>
+              <w:jc w:val="right"/>
+            </w:pPr>
+            <w:r>
+              <w:t xml:space="preserve">96.25</w:t>
+            </w:r>
+          </w:p>
+        </w:tc>
+      </w:tr>
+      <w:tr>
+        <w:tc>
+          <w:tcPr/>
+          <w:p>
+            <w:pPr>
+              <w:pStyle w:val="Compact"/>
+              <w:jc w:val="left"/>
+            </w:pPr>
+            <w:r>
+              <w:t xml:space="preserve">Total</w:t>
+            </w:r>
+          </w:p>
+        </w:tc>
+        <w:tc>
+          <w:tcPr/>
+          <w:p>
+            <w:pPr>
+              <w:pStyle w:val="Compact"/>
+              <w:jc w:val="right"/>
+            </w:pPr>
+            <w:r>
+              <w:t xml:space="preserve">10,554</w:t>
+            </w:r>
+          </w:p>
+        </w:tc>
+        <w:tc>
+          <w:tcPr/>
+          <w:p>
+            <w:pPr>
+              <w:pStyle w:val="Compact"/>
+              <w:jc w:val="right"/>
+            </w:pPr>
+            <w:r>
+              <w:t xml:space="preserve">100.00</w:t>
+            </w:r>
+          </w:p>
+        </w:tc>
+      </w:tr>
+    </w:tbl>
+    <w:bookmarkEnd w:id="43"/>
+    <w:p>
+      <w:pPr>
+        <w:pStyle w:val="BodyText"/>
+      </w:pPr>
+      <w:r>
+        <w:t xml:space="preserve">The 301 country discrepancies cannot be interpreted as GPS failures without further evidence: samples may have been legitimately collected outside their originally allocated country, and kit-allocation metadata may not reflect subsequent redistribution. Conversely, an application-default coordinate does not establish where sampling occurred. Accordingly, 3.75% is a</w:t>
+      </w:r>
+      <w:r>
+        <w:t xml:space="preserve"> </w:t>
+      </w:r>
+      <w:r>
+        <w:rPr>
+          <w:iCs/>
+          <w:i/>
+        </w:rPr>
+        <w:t xml:space="preserve">flag rate</w:t>
+      </w:r>
+      <w:r>
+        <w:t xml:space="preserve"> </w:t>
+      </w:r>
+      <w:r>
+        <w:t xml:space="preserve">within these screening categories, not a verified coordinate-error rate or a measurement of successfully recovered records. Investigation and documented resolution would require separate outcome data. This classification is not directly comparable to differently defined or earlier geographical-QA snapshots.</w:t>
+      </w:r>
+    </w:p>
+    <w:bookmarkEnd w:id="44"/>
+    <w:bookmarkStart w:id="45" w:name="Xa9889ce363be90603f63da1a42009822deef0e1"/>
+    <w:p>
+      <w:pPr>
+        <w:pStyle w:val="Heading2"/>
+      </w:pPr>
+      <w:r>
         <w:t xml:space="preserve">Independent publication of research resources</w:t>
       </w:r>
     </w:p>
@@ -2447,7 +3203,21 @@
         <w:pStyle w:val="FirstParagraph"/>
       </w:pPr>
       <w:r>
-        <w:t xml:space="preserve">The operational repository currently holds approximately 9,000 soil samples and incorporates photographs, laboratory measurements and microbial biodiversity results. These figures provide study context, rather than performance claims or a scalability benchmark. In the published data product, the common sample identifiers and reference codes enable cross-table interpretation independently of the EchoSoil application.</w:t>
+        <w:t xml:space="preserve">The canonical sample-centred exports provide an independently interpretable representation of the operational dataset: common sample identifiers link the four sample-related tables, while parameter and method codes connect laboratory results to their definition tables. The observed domain coverage in Table </w:t>
+      </w:r>
+      <w:hyperlink w:anchor="tab:coverage">
+        <w:r>
+          <w:rPr>
+            <w:rStyle w:val="Hyperlink"/>
+          </w:rPr>
+          <w:t xml:space="preserve">2</w:t>
+        </w:r>
+      </w:hyperlink>
+      <w:r>
+        <w:t xml:space="preserve"> </w:t>
+      </w:r>
+      <w:r>
+        <w:t xml:space="preserve">demonstrates that these relations are populated across different forms of evidence; it does not imply that every sample has undergone all planned analyses.</w:t>
       </w:r>
     </w:p>
     <w:p>
@@ -2455,7 +3225,7 @@
         <w:pStyle w:val="BodyText"/>
       </w:pPr>
       <w:r>
-        <w:t xml:space="preserve">The ECHOREPO Zenodo dataset has a published versioned release, including six CSV resources and</w:t>
+        <w:t xml:space="preserve">A published ECHOREPO Zenodo release comprises six canonical CSV resources together with a CSV on the Web metadata document,</w:t>
       </w:r>
       <w:r>
         <w:t xml:space="preserve"> </w:t>
@@ -2467,7 +3237,7 @@
         <w:t xml:space="preserve">file.json</w:t>
       </w:r>
       <w:r>
-        <w:t xml:space="preserve">, with a version-specific DOI</w:t>
+        <w:t xml:space="preserve">, and a version-specific DOI</w:t>
       </w:r>
       <w:r>
         <w:t xml:space="preserve"> </w:t>
@@ -2476,95 +3246,95 @@
         <w:t xml:space="preserve">(Osychenko 2026)</w:t>
       </w:r>
       <w:r>
-        <w:t xml:space="preserve">. The export-and-publish pipeline validates resource structure and produces machine-readable metadata for dataset consumers. This demonstrates deposition and independent retrievability. A claim of successful appearance in a particular SoilWise catalogue record would require a separately verified record identifier; we do not treat expected harvesting as an observed result.</w:t>
-      </w:r>
-    </w:p>
-    <w:bookmarkEnd w:id="42"/>
-    <w:bookmarkEnd w:id="43"/>
-    <w:bookmarkStart w:id="46" w:name="discussion"/>
-    <w:p>
-      <w:pPr>
-        <w:pStyle w:val="Heading1"/>
-      </w:pPr>
-      <w:r>
-        <w:t xml:space="preserve">Discussion</w:t>
-      </w:r>
-    </w:p>
-    <w:bookmarkStart w:id="44" w:name="design-implications-and-transferability"/>
-    <w:p>
-      <w:pPr>
-        <w:pStyle w:val="Heading2"/>
-      </w:pPr>
-      <w:r>
-        <w:t xml:space="preserve">Design implications and transferability</w:t>
-      </w:r>
-    </w:p>
-    <w:p>
-      <w:pPr>
-        <w:pStyle w:val="FirstParagraph"/>
-      </w:pPr>
-      <w:r>
-        <w:t xml:space="preserve">The key architectural lesson is that citizen-science acquisition and the durable research-data layer can evolve independently. Isolating source-specific ingestion logic allows the participant application to change while stable sample identifiers and canonical resources remain accessible. Progressively enriched records then connect initial observations to analytical data produced later and by different organisations without reducing all evidence to one unwieldy table.</w:t>
-      </w:r>
-    </w:p>
-    <w:p>
-      <w:pPr>
-        <w:pStyle w:val="BodyText"/>
-      </w:pPr>
-      <w:r>
-        <w:t xml:space="preserve">The operational QA snapshot illustrates a second lesson: repository-level validation is important even when collection software implements submission checks. A recovery-oriented design preserves the possibility of correcting an individual defective field while retaining valid observations and associated measurements. However, that advantage must be demonstrated through documented recovery outcomes rather than inferred merely from the existence of provenance fields.</w:t>
-      </w:r>
-    </w:p>
-    <w:p>
-      <w:pPr>
-        <w:pStyle w:val="BodyText"/>
-      </w:pPr>
-      <w:r>
-        <w:t xml:space="preserve">Third, location validation and location disclosure answer different questions. The repository must first identify the best-supported geographical information, then produce a public representation with explicit loss of precision. Deterministic jitter supports a consistent map representation, but near coasts and borders it produces legitimate visual displacements. The stated 1,000 m radius is an implementation policy, not a general prescription for environmental citizen science or a proof of privacy.</w:t>
-      </w:r>
-    </w:p>
-    <w:p>
-      <w:pPr>
-        <w:pStyle w:val="BodyText"/>
-      </w:pPr>
-      <w:r>
-        <w:t xml:space="preserve">Finally, publication requires more than uploading CSV files. The canonical six-resource structure, relational CSVW metadata, machine-checkable validation and Zenodo versioning provide a durable interface between a continuously changing operational system and downstream users. Such a pattern is broadly transferable, although semantic alignment with disciplinary vocabularies and external catalogues remains an ongoing task.</w:t>
-      </w:r>
-    </w:p>
-    <w:bookmarkEnd w:id="44"/>
-    <w:bookmarkStart w:id="45" w:name="limitations"/>
-    <w:p>
-      <w:pPr>
-        <w:pStyle w:val="Heading2"/>
-      </w:pPr>
-      <w:r>
-        <w:t xml:space="preserve">Limitations</w:t>
-      </w:r>
-    </w:p>
-    <w:p>
-      <w:pPr>
-        <w:pStyle w:val="FirstParagraph"/>
-      </w:pPr>
-      <w:r>
-        <w:t xml:space="preserve">The evaluation concerns one soil-science deployment and does not compare alternative repository architectures. The canonical model, quality checks and acquisition adapter require adaptation for other domains; architecture-level transferability is not equivalent to a second deployment. The QA assessment is concentrated on geographical problems, without verified counts of recovered records or a systematic attribution of their causes. Other forms of data heterogeneity are managed operationally but are not evaluated quantitatively here.</w:t>
-      </w:r>
-    </w:p>
-    <w:p>
-      <w:pPr>
-        <w:pStyle w:val="BodyText"/>
-      </w:pPr>
-      <w:r>
-        <w:t xml:space="preserve">Spatial jitter is not a formal anonymisation mechanism; location risk varies with geography and available auxiliary information. Automated photo redaction can miss identifying features, and the current post-mirror workflow does not guarantee protection before a newly mirrored file becomes reachable. FAIR-oriented metadata and versioned deposits facilitate reuse but do not by themselves establish complete semantic interoperability or independently verified SoilWise indexing. Because the operational repository is changing, all reported counts and publications should be interpreted with their stated snapshot or version.</w:t>
+        <w:t xml:space="preserve">. The export-and-publish workflow checks resource schemas and reference integrity before deposit. This demonstrates independently retrievable, versioned publication products, but the evaluated canonical snapshot must not be assumed to have identical membership to the cited Zenodo release unless its version and extraction date are verified. Appearance in any particular SoilWise catalogue also requires separate confirmation.</w:t>
       </w:r>
     </w:p>
     <w:bookmarkEnd w:id="45"/>
     <w:bookmarkEnd w:id="46"/>
-    <w:bookmarkStart w:id="47" w:name="conclusions"/>
+    <w:bookmarkStart w:id="49" w:name="discussion"/>
     <w:p>
       <w:pPr>
         <w:pStyle w:val="Heading1"/>
       </w:pPr>
       <w:r>
+        <w:t xml:space="preserve">Discussion</w:t>
+      </w:r>
+    </w:p>
+    <w:bookmarkStart w:id="47" w:name="design-implications-and-transferability"/>
+    <w:p>
+      <w:pPr>
+        <w:pStyle w:val="Heading2"/>
+      </w:pPr>
+      <w:r>
+        <w:t xml:space="preserve">Design implications and transferability</w:t>
+      </w:r>
+    </w:p>
+    <w:p>
+      <w:pPr>
+        <w:pStyle w:val="FirstParagraph"/>
+      </w:pPr>
+      <w:r>
+        <w:t xml:space="preserve">The central architectural lesson is that citizen-science acquisition and the durable research-data layer can evolve independently. Isolating source-specific ingestion logic allows the participant application to change while sample identifiers and canonical resources remain accessible. The evaluated data show this integration in practice: 52.25% of samples have records in at least two additional data domains and 9.45% in all three. These are cross-sectional linkages, not a measurement of how quickly individual samples are enriched over time. The sample-centred model connects evidence produced by different organisations without flattening it into one unwieldy table.</w:t>
+      </w:r>
+    </w:p>
+    <w:p>
+      <w:pPr>
+        <w:pStyle w:val="BodyText"/>
+      </w:pPr>
+      <w:r>
+        <w:t xml:space="preserve">The QA results illustrate a second lesson: repository-level checks must distinguish position-acquisition failures from disagreements between sampling-allocation metadata and actual collection countries. Of 396 flags, 301 concern planned-country mismatches that may be legitimate rather than erroneous locations. A recovery-oriented design preserves the possibility of correcting an individual defective field while retaining valid observations and associated measurements, but the benefit of recovery requires documented outcomes; it cannot be inferred from detection counts alone.</w:t>
+      </w:r>
+    </w:p>
+    <w:p>
+      <w:pPr>
+        <w:pStyle w:val="BodyText"/>
+      </w:pPr>
+      <w:r>
+        <w:t xml:space="preserve">Third, location validation and location disclosure answer different questions. The repository must first identify the best-supported geographical information, then produce a public representation with explicit loss of precision. Deterministic jitter supports a consistent map representation, but near coasts and borders it produces legitimate visual displacements. The stated 1,000 m radius is an implementation policy, not a general prescription for environmental citizen science or a proof of privacy.</w:t>
+      </w:r>
+    </w:p>
+    <w:p>
+      <w:pPr>
+        <w:pStyle w:val="BodyText"/>
+      </w:pPr>
+      <w:r>
+        <w:t xml:space="preserve">Finally, publication requires more than uploading CSV files. The canonical six-resource structure, relational CSVW metadata, machine-checkable validation and Zenodo versioning provide a durable interface between a continuously changing operational system and downstream users. Such a pattern is broadly transferable, although semantic alignment with disciplinary vocabularies and external catalogues remains an ongoing task.</w:t>
+      </w:r>
+    </w:p>
+    <w:bookmarkEnd w:id="47"/>
+    <w:bookmarkStart w:id="48" w:name="limitations"/>
+    <w:p>
+      <w:pPr>
+        <w:pStyle w:val="Heading2"/>
+      </w:pPr>
+      <w:r>
+        <w:t xml:space="preserve">Limitations</w:t>
+      </w:r>
+    </w:p>
+    <w:p>
+      <w:pPr>
+        <w:pStyle w:val="FirstParagraph"/>
+      </w:pPr>
+      <w:r>
+        <w:t xml:space="preserve">The evaluation concerns one soil-science deployment and does not compare alternative repository architectures. The canonical model, quality checks and acquisition adapter require adaptation for other domains; architecture-level transferability is not equivalent to a second deployment. The domain-coverage figures describe the current canonical export and are affected by publication-specific filtering, while the QA figures report only two categories of flags, without independent ground-truth verification, documented recovery outcomes or systematic attribution of causes. The flag percentages assume that the QA assessment covers the same 10,554 samples; this must be confirmed before final submission. Other forms of data heterogeneity are managed operationally but are not evaluated quantitatively here.</w:t>
+      </w:r>
+    </w:p>
+    <w:p>
+      <w:pPr>
+        <w:pStyle w:val="BodyText"/>
+      </w:pPr>
+      <w:r>
+        <w:t xml:space="preserve">Spatial jitter is not a formal anonymisation mechanism; location risk varies with geography and available auxiliary information. Automated photo redaction can miss identifying features, and the current post-mirror workflow does not guarantee protection before a newly mirrored file becomes reachable. FAIR-oriented metadata and versioned deposits facilitate reuse but do not by themselves establish complete semantic interoperability or independently verified SoilWise indexing. Because the operational repository is changing, all reported counts and publications should be interpreted with their stated snapshot or version.</w:t>
+      </w:r>
+    </w:p>
+    <w:bookmarkEnd w:id="48"/>
+    <w:bookmarkEnd w:id="49"/>
+    <w:bookmarkStart w:id="50" w:name="conclusions"/>
+    <w:p>
+      <w:pPr>
+        <w:pStyle w:val="Heading1"/>
+      </w:pPr>
+      <w:r>
         <w:t xml:space="preserve">Conclusions</w:t>
       </w:r>
     </w:p>
@@ -2573,11 +3343,11 @@
         <w:pStyle w:val="FirstParagraph"/>
       </w:pPr>
       <w:r>
-        <w:t xml:space="preserve">ECHOREPO separates participant-facing acquisition from long-term management of heterogeneous soil research data. Stable sample identifiers, provenance-aware quality assurance, explicit public privacy transformations and independently versioned, CSVW-described research outputs provide a practical workflow beyond initial observation collection. The geographical QA results demonstrate the need for repository-level validation; the Zenodo release demonstrates that canonical products can be published independently of the application. The wider contribution is a reusable architectural approach, with soil-specific adapters and schemas and clearly stated limits on recovery, privacy and interoperability claims.</w:t>
-      </w:r>
-    </w:p>
-    <w:bookmarkEnd w:id="47"/>
-    <w:bookmarkStart w:id="74" w:name="bibliography"/>
+        <w:t xml:space="preserve">ECHOREPO separates participant-facing acquisition from the long-term management of heterogeneous soil research data. In an evaluated canonical snapshot of 10,554 samples, 52.25% are represented in at least two additional data domains, providing direct evidence of sample-centred integration. Quality screening flagged 396 cases of default coordinates or planned-country disagreement, demonstrating why repository-level assessment must distinguish missing positions from potentially legitimate allocation changes. Stable identifiers, provenance-aware QA, controlled privacy transformations and independently versioned, CSVW-described outputs offer a reusable approach, subject to stated limits on recovery, privacy and external interoperability.</w:t>
+      </w:r>
+    </w:p>
+    <w:bookmarkEnd w:id="50"/>
+    <w:bookmarkStart w:id="77" w:name="bibliography"/>
     <w:p>
       <w:pPr>
         <w:pStyle w:val="Heading1"/>
@@ -2586,8 +3356,8 @@
         <w:t xml:space="preserve">References</w:t>
       </w:r>
     </w:p>
-    <w:bookmarkStart w:id="73" w:name="refs"/>
-    <w:bookmarkStart w:id="49" w:name="ref-bonney2009citizenscience"/>
+    <w:bookmarkStart w:id="76" w:name="refs"/>
+    <w:bookmarkStart w:id="52" w:name="ref-bonney2009citizenscience"/>
     <w:p>
       <w:pPr>
         <w:pStyle w:val="Bibliography"/>
@@ -2620,7 +3390,7 @@
       <w:r>
         <w:t xml:space="preserve"> </w:t>
       </w:r>
-      <w:hyperlink r:id="rId48">
+      <w:hyperlink r:id="rId51">
         <w:r>
           <w:rPr>
             <w:rStyle w:val="Hyperlink"/>
@@ -2632,8 +3402,8 @@
         <w:t xml:space="preserve">.</w:t>
       </w:r>
     </w:p>
-    <w:bookmarkEnd w:id="49"/>
-    <w:bookmarkStart w:id="51" w:name="ref-bonney2014nextsteps"/>
+    <w:bookmarkEnd w:id="52"/>
+    <w:bookmarkStart w:id="54" w:name="ref-bonney2014nextsteps"/>
     <w:p>
       <w:pPr>
         <w:pStyle w:val="Bibliography"/>
@@ -2666,7 +3436,7 @@
       <w:r>
         <w:t xml:space="preserve"> </w:t>
       </w:r>
-      <w:hyperlink r:id="rId50">
+      <w:hyperlink r:id="rId53">
         <w:r>
           <w:rPr>
             <w:rStyle w:val="Hyperlink"/>
@@ -2678,8 +3448,8 @@
         <w:t xml:space="preserve">.</w:t>
       </w:r>
     </w:p>
-    <w:bookmarkEnd w:id="51"/>
-    <w:bookmarkStart w:id="53" w:name="ref-echo2023project"/>
+    <w:bookmarkEnd w:id="54"/>
+    <w:bookmarkStart w:id="56" w:name="ref-echo2023project"/>
     <w:p>
       <w:pPr>
         <w:pStyle w:val="Bibliography"/>
@@ -2696,7 +3466,7 @@
       <w:r>
         <w:t xml:space="preserve"> </w:t>
       </w:r>
-      <w:hyperlink r:id="rId52">
+      <w:hyperlink r:id="rId55">
         <w:r>
           <w:rPr>
             <w:rStyle w:val="Hyperlink"/>
@@ -2708,8 +3478,8 @@
         <w:t xml:space="preserve">.</w:t>
       </w:r>
     </w:p>
-    <w:bookmarkEnd w:id="53"/>
-    <w:bookmarkStart w:id="54" w:name="ref-eea2016biogeo"/>
+    <w:bookmarkEnd w:id="56"/>
+    <w:bookmarkStart w:id="57" w:name="ref-eea2016biogeo"/>
     <w:p>
       <w:pPr>
         <w:pStyle w:val="Bibliography"/>
@@ -2730,8 +3500,8 @@
         <w:t xml:space="preserve">2016.</w:t>
       </w:r>
     </w:p>
-    <w:bookmarkEnd w:id="54"/>
-    <w:bookmarkStart w:id="56" w:name="ref-kosmala2016quality"/>
+    <w:bookmarkEnd w:id="57"/>
+    <w:bookmarkStart w:id="59" w:name="ref-kosmala2016quality"/>
     <w:p>
       <w:pPr>
         <w:pStyle w:val="Bibliography"/>
@@ -2764,7 +3534,7 @@
       <w:r>
         <w:t xml:space="preserve"> </w:t>
       </w:r>
-      <w:hyperlink r:id="rId55">
+      <w:hyperlink r:id="rId58">
         <w:r>
           <w:rPr>
             <w:rStyle w:val="Hyperlink"/>
@@ -2776,8 +3546,8 @@
         <w:t xml:space="preserve">.</w:t>
       </w:r>
     </w:p>
-    <w:bookmarkEnd w:id="56"/>
-    <w:bookmarkStart w:id="58" w:name="ref-echorepo2026dataset"/>
+    <w:bookmarkEnd w:id="59"/>
+    <w:bookmarkStart w:id="61" w:name="ref-echorepo2026dataset"/>
     <w:p>
       <w:pPr>
         <w:pStyle w:val="Bibliography"/>
@@ -2806,7 +3576,7 @@
       <w:r>
         <w:t xml:space="preserve"> </w:t>
       </w:r>
-      <w:hyperlink r:id="rId57">
+      <w:hyperlink r:id="rId60">
         <w:r>
           <w:rPr>
             <w:rStyle w:val="Hyperlink"/>
@@ -2818,8 +3588,8 @@
         <w:t xml:space="preserve">.</w:t>
       </w:r>
     </w:p>
-    <w:bookmarkEnd w:id="58"/>
-    <w:bookmarkStart w:id="60" w:name="ref-peiro2026soil"/>
+    <w:bookmarkEnd w:id="61"/>
+    <w:bookmarkStart w:id="63" w:name="ref-peiro2026soil"/>
     <w:p>
       <w:pPr>
         <w:pStyle w:val="Bibliography"/>
@@ -2852,7 +3622,7 @@
       <w:r>
         <w:t xml:space="preserve"> </w:t>
       </w:r>
-      <w:hyperlink r:id="rId59">
+      <w:hyperlink r:id="rId62">
         <w:r>
           <w:rPr>
             <w:rStyle w:val="Hyperlink"/>
@@ -2864,8 +3634,8 @@
         <w:t xml:space="preserve">.</w:t>
       </w:r>
     </w:p>
-    <w:bookmarkEnd w:id="60"/>
-    <w:bookmarkStart w:id="62" w:name="ref-soilwise2026faq"/>
+    <w:bookmarkEnd w:id="63"/>
+    <w:bookmarkStart w:id="65" w:name="ref-soilwise2026faq"/>
     <w:p>
       <w:pPr>
         <w:pStyle w:val="Bibliography"/>
@@ -2888,7 +3658,7 @@
       <w:r>
         <w:t xml:space="preserve"> </w:t>
       </w:r>
-      <w:hyperlink r:id="rId61">
+      <w:hyperlink r:id="rId64">
         <w:r>
           <w:rPr>
             <w:rStyle w:val="Hyperlink"/>
@@ -2900,8 +3670,8 @@
         <w:t xml:space="preserve">.</w:t>
       </w:r>
     </w:p>
-    <w:bookmarkEnd w:id="62"/>
-    <w:bookmarkStart w:id="64" w:name="ref-sullivan2014ebird"/>
+    <w:bookmarkEnd w:id="65"/>
+    <w:bookmarkStart w:id="67" w:name="ref-sullivan2014ebird"/>
     <w:p>
       <w:pPr>
         <w:pStyle w:val="Bibliography"/>
@@ -2946,7 +3716,7 @@
       <w:r>
         <w:t xml:space="preserve"> </w:t>
       </w:r>
-      <w:hyperlink r:id="rId63">
+      <w:hyperlink r:id="rId66">
         <w:r>
           <w:rPr>
             <w:rStyle w:val="Hyperlink"/>
@@ -2958,8 +3728,8 @@
         <w:t xml:space="preserve">.</w:t>
       </w:r>
     </w:p>
-    <w:bookmarkEnd w:id="64"/>
-    <w:bookmarkStart w:id="66" w:name="ref-w3c2015csvw"/>
+    <w:bookmarkEnd w:id="67"/>
+    <w:bookmarkStart w:id="69" w:name="ref-w3c2015csvw"/>
     <w:p>
       <w:pPr>
         <w:pStyle w:val="Bibliography"/>
@@ -2982,7 +3752,7 @@
       <w:r>
         <w:t xml:space="preserve"> </w:t>
       </w:r>
-      <w:hyperlink r:id="rId65">
+      <w:hyperlink r:id="rId68">
         <w:r>
           <w:rPr>
             <w:rStyle w:val="Hyperlink"/>
@@ -2994,8 +3764,8 @@
         <w:t xml:space="preserve">.</w:t>
       </w:r>
     </w:p>
-    <w:bookmarkEnd w:id="66"/>
-    <w:bookmarkStart w:id="68" w:name="ref-wang2015citsci"/>
+    <w:bookmarkEnd w:id="69"/>
+    <w:bookmarkStart w:id="71" w:name="ref-wang2015citsci"/>
     <w:p>
       <w:pPr>
         <w:pStyle w:val="Bibliography"/>
@@ -3034,7 +3804,7 @@
       <w:r>
         <w:t xml:space="preserve"> </w:t>
       </w:r>
-      <w:hyperlink r:id="rId67">
+      <w:hyperlink r:id="rId70">
         <w:r>
           <w:rPr>
             <w:rStyle w:val="Hyperlink"/>
@@ -3046,8 +3816,8 @@
         <w:t xml:space="preserve">.</w:t>
       </w:r>
     </w:p>
-    <w:bookmarkEnd w:id="68"/>
-    <w:bookmarkStart w:id="70" w:name="ref-wilkinson2016fair"/>
+    <w:bookmarkEnd w:id="71"/>
+    <w:bookmarkStart w:id="73" w:name="ref-wilkinson2016fair"/>
     <w:p>
       <w:pPr>
         <w:pStyle w:val="Bibliography"/>
@@ -3092,7 +3862,7 @@
       <w:r>
         <w:t xml:space="preserve"> </w:t>
       </w:r>
-      <w:hyperlink r:id="rId69">
+      <w:hyperlink r:id="rId72">
         <w:r>
           <w:rPr>
             <w:rStyle w:val="Hyperlink"/>
@@ -3104,8 +3874,8 @@
         <w:t xml:space="preserve">.</w:t>
       </w:r>
     </w:p>
-    <w:bookmarkEnd w:id="70"/>
-    <w:bookmarkStart w:id="72" w:name="ref-zenodo2026versioning"/>
+    <w:bookmarkEnd w:id="73"/>
+    <w:bookmarkStart w:id="75" w:name="ref-zenodo2026versioning"/>
     <w:p>
       <w:pPr>
         <w:pStyle w:val="Bibliography"/>
@@ -3137,7 +3907,7 @@
       <w:r>
         <w:t xml:space="preserve"> </w:t>
       </w:r>
-      <w:hyperlink r:id="rId71">
+      <w:hyperlink r:id="rId74">
         <w:r>
           <w:rPr>
             <w:rStyle w:val="Hyperlink"/>
@@ -3149,9 +3919,9 @@
         <w:t xml:space="preserve">.</w:t>
       </w:r>
     </w:p>
-    <w:bookmarkEnd w:id="72"/>
-    <w:bookmarkEnd w:id="73"/>
-    <w:bookmarkEnd w:id="74"/>
+    <w:bookmarkEnd w:id="75"/>
+    <w:bookmarkEnd w:id="76"/>
+    <w:bookmarkEnd w:id="77"/>
     <w:sectPr/>
   </w:body>
 </w:document>

--- a/paperA_review.docx
+++ b/paperA_review.docx
@@ -31,7 +31,7 @@
         <w:t xml:space="preserve"> </w:t>
       </w:r>
       <w:r>
-        <w:t xml:space="preserve">FAIR</w:t>
+        <w:t xml:space="preserve">FAIR-oriented</w:t>
       </w:r>
       <w:r>
         <w:t xml:space="preserve"> </w:t>
@@ -221,7 +221,7 @@
         <w:t xml:space="preserve"> </w:t>
       </w:r>
       <w:r>
-        <w:t xml:space="preserve">29</w:t>
+        <w:t xml:space="preserve">30</w:t>
       </w:r>
       <w:r>
         <w:t xml:space="preserve"> </w:t>
@@ -241,13 +241,103 @@
         <w:pStyle w:val="Abstract"/>
       </w:pPr>
       <w:r>
-        <w:t xml:space="preserve">Citizen-science</w:t>
-      </w:r>
-      <w:r>
-        <w:t xml:space="preserve"> </w:t>
-      </w:r>
-      <w:r>
-        <w:t xml:space="preserve">observations</w:t>
+        <w:t xml:space="preserve">Citizen-collected</w:t>
+      </w:r>
+      <w:r>
+        <w:t xml:space="preserve"> </w:t>
+      </w:r>
+      <w:r>
+        <w:t xml:space="preserve">soil</w:t>
+      </w:r>
+      <w:r>
+        <w:t xml:space="preserve"> </w:t>
+      </w:r>
+      <w:r>
+        <w:t xml:space="preserve">samples</w:t>
+      </w:r>
+      <w:r>
+        <w:t xml:space="preserve"> </w:t>
+      </w:r>
+      <w:r>
+        <w:t xml:space="preserve">can</w:t>
+      </w:r>
+      <w:r>
+        <w:t xml:space="preserve"> </w:t>
+      </w:r>
+      <w:r>
+        <w:t xml:space="preserve">generate</w:t>
+      </w:r>
+      <w:r>
+        <w:t xml:space="preserve"> </w:t>
+      </w:r>
+      <w:r>
+        <w:t xml:space="preserve">observations,</w:t>
+      </w:r>
+      <w:r>
+        <w:t xml:space="preserve"> </w:t>
+      </w:r>
+      <w:r>
+        <w:t xml:space="preserve">photographs,</w:t>
+      </w:r>
+      <w:r>
+        <w:t xml:space="preserve"> </w:t>
+      </w:r>
+      <w:r>
+        <w:t xml:space="preserve">laboratory</w:t>
+      </w:r>
+      <w:r>
+        <w:t xml:space="preserve"> </w:t>
+      </w:r>
+      <w:r>
+        <w:t xml:space="preserve">measurements</w:t>
+      </w:r>
+      <w:r>
+        <w:t xml:space="preserve"> </w:t>
+      </w:r>
+      <w:r>
+        <w:t xml:space="preserve">and</w:t>
+      </w:r>
+      <w:r>
+        <w:t xml:space="preserve"> </w:t>
+      </w:r>
+      <w:r>
+        <w:t xml:space="preserve">microbial</w:t>
+      </w:r>
+      <w:r>
+        <w:t xml:space="preserve"> </w:t>
+      </w:r>
+      <w:r>
+        <w:t xml:space="preserve">biodiversity</w:t>
+      </w:r>
+      <w:r>
+        <w:t xml:space="preserve"> </w:t>
+      </w:r>
+      <w:r>
+        <w:t xml:space="preserve">results</w:t>
+      </w:r>
+      <w:r>
+        <w:t xml:space="preserve"> </w:t>
+      </w:r>
+      <w:r>
+        <w:t xml:space="preserve">through</w:t>
+      </w:r>
+      <w:r>
+        <w:t xml:space="preserve"> </w:t>
+      </w:r>
+      <w:r>
+        <w:t xml:space="preserve">separate</w:t>
+      </w:r>
+      <w:r>
+        <w:t xml:space="preserve"> </w:t>
+      </w:r>
+      <w:r>
+        <w:t xml:space="preserve">organisational</w:t>
+      </w:r>
+      <w:r>
+        <w:t xml:space="preserve"> </w:t>
+      </w:r>
+      <w:r>
+        <w:t xml:space="preserve">workflows,</w:t>
       </w:r>
       <w:r>
         <w:t xml:space="preserve"> </w:t>
@@ -259,37 +349,151 @@
         <w:t xml:space="preserve"> </w:t>
       </w:r>
       <w:r>
-        <w:t xml:space="preserve">acquire</w:t>
-      </w:r>
-      <w:r>
-        <w:t xml:space="preserve"> </w:t>
-      </w:r>
-      <w:r>
-        <w:t xml:space="preserve">scientific</w:t>
-      </w:r>
-      <w:r>
-        <w:t xml:space="preserve"> </w:t>
-      </w:r>
-      <w:r>
-        <w:t xml:space="preserve">value</w:t>
-      </w:r>
-      <w:r>
-        <w:t xml:space="preserve"> </w:t>
-      </w:r>
-      <w:r>
-        <w:t xml:space="preserve">beyond</w:t>
-      </w:r>
-      <w:r>
-        <w:t xml:space="preserve"> </w:t>
-      </w:r>
-      <w:r>
-        <w:t xml:space="preserve">their</w:t>
-      </w:r>
-      <w:r>
-        <w:t xml:space="preserve"> </w:t>
-      </w:r>
-      <w:r>
-        <w:t xml:space="preserve">original</w:t>
+        <w:t xml:space="preserve">at</w:t>
+      </w:r>
+      <w:r>
+        <w:t xml:space="preserve"> </w:t>
+      </w:r>
+      <w:r>
+        <w:t xml:space="preserve">different</w:t>
+      </w:r>
+      <w:r>
+        <w:t xml:space="preserve"> </w:t>
+      </w:r>
+      <w:r>
+        <w:t xml:space="preserve">times.</w:t>
+      </w:r>
+      <w:r>
+        <w:t xml:space="preserve"> </w:t>
+      </w:r>
+      <w:r>
+        <w:t xml:space="preserve">Linking</w:t>
+      </w:r>
+      <w:r>
+        <w:t xml:space="preserve"> </w:t>
+      </w:r>
+      <w:r>
+        <w:t xml:space="preserve">this</w:t>
+      </w:r>
+      <w:r>
+        <w:t xml:space="preserve"> </w:t>
+      </w:r>
+      <w:r>
+        <w:t xml:space="preserve">evidence</w:t>
+      </w:r>
+      <w:r>
+        <w:t xml:space="preserve"> </w:t>
+      </w:r>
+      <w:r>
+        <w:t xml:space="preserve">into</w:t>
+      </w:r>
+      <w:r>
+        <w:t xml:space="preserve"> </w:t>
+      </w:r>
+      <w:r>
+        <w:t xml:space="preserve">a</w:t>
+      </w:r>
+      <w:r>
+        <w:t xml:space="preserve"> </w:t>
+      </w:r>
+      <w:r>
+        <w:t xml:space="preserve">durable</w:t>
+      </w:r>
+      <w:r>
+        <w:t xml:space="preserve"> </w:t>
+      </w:r>
+      <w:r>
+        <w:t xml:space="preserve">research</w:t>
+      </w:r>
+      <w:r>
+        <w:t xml:space="preserve"> </w:t>
+      </w:r>
+      <w:r>
+        <w:t xml:space="preserve">resource</w:t>
+      </w:r>
+      <w:r>
+        <w:t xml:space="preserve"> </w:t>
+      </w:r>
+      <w:r>
+        <w:t xml:space="preserve">requires</w:t>
+      </w:r>
+      <w:r>
+        <w:t xml:space="preserve"> </w:t>
+      </w:r>
+      <w:r>
+        <w:t xml:space="preserve">stable</w:t>
+      </w:r>
+      <w:r>
+        <w:t xml:space="preserve"> </w:t>
+      </w:r>
+      <w:r>
+        <w:t xml:space="preserve">sample</w:t>
+      </w:r>
+      <w:r>
+        <w:t xml:space="preserve"> </w:t>
+      </w:r>
+      <w:r>
+        <w:t xml:space="preserve">identities,</w:t>
+      </w:r>
+      <w:r>
+        <w:t xml:space="preserve"> </w:t>
+      </w:r>
+      <w:r>
+        <w:t xml:space="preserve">provenance-aware</w:t>
+      </w:r>
+      <w:r>
+        <w:t xml:space="preserve"> </w:t>
+      </w:r>
+      <w:r>
+        <w:t xml:space="preserve">quality</w:t>
+      </w:r>
+      <w:r>
+        <w:t xml:space="preserve"> </w:t>
+      </w:r>
+      <w:r>
+        <w:t xml:space="preserve">assessment,</w:t>
+      </w:r>
+      <w:r>
+        <w:t xml:space="preserve"> </w:t>
+      </w:r>
+      <w:r>
+        <w:t xml:space="preserve">privacy</w:t>
+      </w:r>
+      <w:r>
+        <w:t xml:space="preserve"> </w:t>
+      </w:r>
+      <w:r>
+        <w:t xml:space="preserve">safeguards</w:t>
+      </w:r>
+      <w:r>
+        <w:t xml:space="preserve"> </w:t>
+      </w:r>
+      <w:r>
+        <w:t xml:space="preserve">and</w:t>
+      </w:r>
+      <w:r>
+        <w:t xml:space="preserve"> </w:t>
+      </w:r>
+      <w:r>
+        <w:t xml:space="preserve">publication</w:t>
+      </w:r>
+      <w:r>
+        <w:t xml:space="preserve"> </w:t>
+      </w:r>
+      <w:r>
+        <w:t xml:space="preserve">independent</w:t>
+      </w:r>
+      <w:r>
+        <w:t xml:space="preserve"> </w:t>
+      </w:r>
+      <w:r>
+        <w:t xml:space="preserve">of</w:t>
+      </w:r>
+      <w:r>
+        <w:t xml:space="preserve"> </w:t>
+      </w:r>
+      <w:r>
+        <w:t xml:space="preserve">the</w:t>
       </w:r>
       <w:r>
         <w:t xml:space="preserve"> </w:t>
@@ -301,127 +505,7 @@
         <w:t xml:space="preserve"> </w:t>
       </w:r>
       <w:r>
-        <w:t xml:space="preserve">context,</w:t>
-      </w:r>
-      <w:r>
-        <w:t xml:space="preserve"> </w:t>
-      </w:r>
-      <w:r>
-        <w:t xml:space="preserve">yet</w:t>
-      </w:r>
-      <w:r>
-        <w:t xml:space="preserve"> </w:t>
-      </w:r>
-      <w:r>
-        <w:t xml:space="preserve">long-term</w:t>
-      </w:r>
-      <w:r>
-        <w:t xml:space="preserve"> </w:t>
-      </w:r>
-      <w:r>
-        <w:t xml:space="preserve">management</w:t>
-      </w:r>
-      <w:r>
-        <w:t xml:space="preserve"> </w:t>
-      </w:r>
-      <w:r>
-        <w:t xml:space="preserve">requires</w:t>
-      </w:r>
-      <w:r>
-        <w:t xml:space="preserve"> </w:t>
-      </w:r>
-      <w:r>
-        <w:t xml:space="preserve">integration</w:t>
-      </w:r>
-      <w:r>
-        <w:t xml:space="preserve"> </w:t>
-      </w:r>
-      <w:r>
-        <w:t xml:space="preserve">with</w:t>
-      </w:r>
-      <w:r>
-        <w:t xml:space="preserve"> </w:t>
-      </w:r>
-      <w:r>
-        <w:t xml:space="preserve">later</w:t>
-      </w:r>
-      <w:r>
-        <w:t xml:space="preserve"> </w:t>
-      </w:r>
-      <w:r>
-        <w:t xml:space="preserve">analytical</w:t>
-      </w:r>
-      <w:r>
-        <w:t xml:space="preserve"> </w:t>
-      </w:r>
-      <w:r>
-        <w:t xml:space="preserve">results,</w:t>
-      </w:r>
-      <w:r>
-        <w:t xml:space="preserve"> </w:t>
-      </w:r>
-      <w:r>
-        <w:t xml:space="preserve">assessment</w:t>
-      </w:r>
-      <w:r>
-        <w:t xml:space="preserve"> </w:t>
-      </w:r>
-      <w:r>
-        <w:t xml:space="preserve">of</w:t>
-      </w:r>
-      <w:r>
-        <w:t xml:space="preserve"> </w:t>
-      </w:r>
-      <w:r>
-        <w:t xml:space="preserve">imperfect</w:t>
-      </w:r>
-      <w:r>
-        <w:t xml:space="preserve"> </w:t>
-      </w:r>
-      <w:r>
-        <w:t xml:space="preserve">records,</w:t>
-      </w:r>
-      <w:r>
-        <w:t xml:space="preserve"> </w:t>
-      </w:r>
-      <w:r>
-        <w:t xml:space="preserve">protection</w:t>
-      </w:r>
-      <w:r>
-        <w:t xml:space="preserve"> </w:t>
-      </w:r>
-      <w:r>
-        <w:t xml:space="preserve">of</w:t>
-      </w:r>
-      <w:r>
-        <w:t xml:space="preserve"> </w:t>
-      </w:r>
-      <w:r>
-        <w:t xml:space="preserve">sensitive</w:t>
-      </w:r>
-      <w:r>
-        <w:t xml:space="preserve"> </w:t>
-      </w:r>
-      <w:r>
-        <w:t xml:space="preserve">locations</w:t>
-      </w:r>
-      <w:r>
-        <w:t xml:space="preserve"> </w:t>
-      </w:r>
-      <w:r>
-        <w:t xml:space="preserve">and</w:t>
-      </w:r>
-      <w:r>
-        <w:t xml:space="preserve"> </w:t>
-      </w:r>
-      <w:r>
-        <w:t xml:space="preserve">independent</w:t>
-      </w:r>
-      <w:r>
-        <w:t xml:space="preserve"> </w:t>
-      </w:r>
-      <w:r>
-        <w:t xml:space="preserve">publication.</w:t>
+        <w:t xml:space="preserve">application.</w:t>
       </w:r>
       <w:r>
         <w:t xml:space="preserve"> </w:t>
@@ -457,7 +541,13 @@
         <w:t xml:space="preserve"> </w:t>
       </w:r>
       <w:r>
-        <w:t xml:space="preserve">open-source</w:t>
+        <w:t xml:space="preserve">open-source,</w:t>
+      </w:r>
+      <w:r>
+        <w:t xml:space="preserve"> </w:t>
+      </w:r>
+      <w:r>
+        <w:t xml:space="preserve">sample-centred</w:t>
       </w:r>
       <w:r>
         <w:t xml:space="preserve"> </w:t>
@@ -481,7 +571,13 @@
         <w:t xml:space="preserve"> </w:t>
       </w:r>
       <w:r>
-        <w:t xml:space="preserve">for</w:t>
+        <w:t xml:space="preserve">within</w:t>
+      </w:r>
+      <w:r>
+        <w:t xml:space="preserve"> </w:t>
+      </w:r>
+      <w:r>
+        <w:t xml:space="preserve">the</w:t>
       </w:r>
       <w:r>
         <w:t xml:space="preserve"> </w:t>
@@ -493,61 +589,715 @@
         <w:t xml:space="preserve"> </w:t>
       </w:r>
       <w:r>
+        <w:t xml:space="preserve">ECHO</w:t>
+      </w:r>
+      <w:r>
+        <w:t xml:space="preserve"> </w:t>
+      </w:r>
+      <w:r>
+        <w:t xml:space="preserve">citizen-science</w:t>
+      </w:r>
+      <w:r>
+        <w:t xml:space="preserve"> </w:t>
+      </w:r>
+      <w:r>
+        <w:t xml:space="preserve">project.</w:t>
+      </w:r>
+      <w:r>
+        <w:t xml:space="preserve"> </w:t>
+      </w:r>
+      <w:r>
+        <w:t xml:space="preserve">Its</w:t>
+      </w:r>
+      <w:r>
+        <w:t xml:space="preserve"> </w:t>
+      </w:r>
+      <w:r>
+        <w:t xml:space="preserve">canonical</w:t>
+      </w:r>
+      <w:r>
+        <w:t xml:space="preserve"> </w:t>
+      </w:r>
+      <w:r>
+        <w:t xml:space="preserve">publication</w:t>
+      </w:r>
+      <w:r>
+        <w:t xml:space="preserve"> </w:t>
+      </w:r>
+      <w:r>
+        <w:t xml:space="preserve">model</w:t>
+      </w:r>
+      <w:r>
+        <w:t xml:space="preserve"> </w:t>
+      </w:r>
+      <w:r>
+        <w:t xml:space="preserve">comprises</w:t>
+      </w:r>
+      <w:r>
+        <w:t xml:space="preserve"> </w:t>
+      </w:r>
+      <w:r>
+        <w:t xml:space="preserve">six</w:t>
+      </w:r>
+      <w:r>
+        <w:t xml:space="preserve"> </w:t>
+      </w:r>
+      <w:r>
+        <w:t xml:space="preserve">linked</w:t>
+      </w:r>
+      <w:r>
+        <w:t xml:space="preserve"> </w:t>
+      </w:r>
+      <w:r>
+        <w:t xml:space="preserve">CSV</w:t>
+      </w:r>
+      <w:r>
+        <w:t xml:space="preserve"> </w:t>
+      </w:r>
+      <w:r>
+        <w:t xml:space="preserve">resources</w:t>
+      </w:r>
+      <w:r>
+        <w:t xml:space="preserve"> </w:t>
+      </w:r>
+      <w:r>
+        <w:t xml:space="preserve">and</w:t>
+      </w:r>
+      <w:r>
+        <w:t xml:space="preserve"> </w:t>
+      </w:r>
+      <w:r>
+        <w:t xml:space="preserve">CSV</w:t>
+      </w:r>
+      <w:r>
+        <w:t xml:space="preserve"> </w:t>
+      </w:r>
+      <w:r>
+        <w:t xml:space="preserve">on</w:t>
+      </w:r>
+      <w:r>
+        <w:t xml:space="preserve"> </w:t>
+      </w:r>
+      <w:r>
+        <w:t xml:space="preserve">the</w:t>
+      </w:r>
+      <w:r>
+        <w:t xml:space="preserve"> </w:t>
+      </w:r>
+      <w:r>
+        <w:t xml:space="preserve">Web</w:t>
+      </w:r>
+      <w:r>
+        <w:t xml:space="preserve"> </w:t>
+      </w:r>
+      <w:r>
+        <w:t xml:space="preserve">metadata.</w:t>
+      </w:r>
+      <w:r>
+        <w:t xml:space="preserve"> </w:t>
+      </w:r>
+      <w:r>
+        <w:t xml:space="preserve">In</w:t>
+      </w:r>
+      <w:r>
+        <w:t xml:space="preserve"> </w:t>
+      </w:r>
+      <w:r>
+        <w:t xml:space="preserve">the</w:t>
+      </w:r>
+      <w:r>
+        <w:t xml:space="preserve"> </w:t>
+      </w:r>
+      <w:r>
+        <w:t xml:space="preserve">version</w:t>
+      </w:r>
+      <w:r>
+        <w:t xml:space="preserve"> </w:t>
+      </w:r>
+      <w:r>
+        <w:t xml:space="preserve">12</w:t>
+      </w:r>
+      <w:r>
+        <w:t xml:space="preserve"> </w:t>
+      </w:r>
+      <w:r>
+        <w:t xml:space="preserve">dataset</w:t>
+      </w:r>
+      <w:r>
+        <w:t xml:space="preserve"> </w:t>
+      </w:r>
+      <w:r>
+        <w:t xml:space="preserve">snapshot</w:t>
+      </w:r>
+      <w:r>
+        <w:t xml:space="preserve"> </w:t>
+      </w:r>
+      <w:r>
+        <w:t xml:space="preserve">of</w:t>
+      </w:r>
+      <w:r>
+        <w:t xml:space="preserve"> </w:t>
+      </w:r>
+      <w:r>
+        <w:t xml:space="preserve">29</w:t>
+      </w:r>
+      <w:r>
+        <w:t xml:space="preserve"> </w:t>
+      </w:r>
+      <w:r>
+        <w:t xml:space="preserve">October</w:t>
+      </w:r>
+      <w:r>
+        <w:t xml:space="preserve"> </w:t>
+      </w:r>
+      <w:r>
+        <w:t xml:space="preserve">2026,</w:t>
+      </w:r>
+      <w:r>
+        <w:t xml:space="preserve"> </w:t>
+      </w:r>
+      <w:r>
+        <w:t xml:space="preserve">10,554</w:t>
+      </w:r>
+      <w:r>
+        <w:t xml:space="preserve"> </w:t>
+      </w:r>
+      <w:r>
+        <w:t xml:space="preserve">distinct</w:t>
+      </w:r>
+      <w:r>
+        <w:t xml:space="preserve"> </w:t>
+      </w:r>
+      <w:r>
+        <w:t xml:space="preserve">samples</w:t>
+      </w:r>
+      <w:r>
+        <w:t xml:space="preserve"> </w:t>
+      </w:r>
+      <w:r>
+        <w:t xml:space="preserve">were</w:t>
+      </w:r>
+      <w:r>
+        <w:t xml:space="preserve"> </w:t>
+      </w:r>
+      <w:r>
+        <w:t xml:space="preserve">represented;</w:t>
+      </w:r>
+      <w:r>
+        <w:t xml:space="preserve"> </w:t>
+      </w:r>
+      <w:r>
+        <w:t xml:space="preserve">5,514</w:t>
+      </w:r>
+      <w:r>
+        <w:t xml:space="preserve"> </w:t>
+      </w:r>
+      <w:r>
+        <w:t xml:space="preserve">(52.25%)</w:t>
+      </w:r>
+      <w:r>
+        <w:t xml:space="preserve"> </w:t>
+      </w:r>
+      <w:r>
+        <w:t xml:space="preserve">had</w:t>
+      </w:r>
+      <w:r>
+        <w:t xml:space="preserve"> </w:t>
+      </w:r>
+      <w:r>
+        <w:t xml:space="preserve">records</w:t>
+      </w:r>
+      <w:r>
+        <w:t xml:space="preserve"> </w:t>
+      </w:r>
+      <w:r>
+        <w:t xml:space="preserve">in</w:t>
+      </w:r>
+      <w:r>
+        <w:t xml:space="preserve"> </w:t>
+      </w:r>
+      <w:r>
+        <w:t xml:space="preserve">at</w:t>
+      </w:r>
+      <w:r>
+        <w:t xml:space="preserve"> </w:t>
+      </w:r>
+      <w:r>
+        <w:t xml:space="preserve">least</w:t>
+      </w:r>
+      <w:r>
+        <w:t xml:space="preserve"> </w:t>
+      </w:r>
+      <w:r>
+        <w:t xml:space="preserve">two</w:t>
+      </w:r>
+      <w:r>
+        <w:t xml:space="preserve"> </w:t>
+      </w:r>
+      <w:r>
+        <w:t xml:space="preserve">of</w:t>
+      </w:r>
+      <w:r>
+        <w:t xml:space="preserve"> </w:t>
+      </w:r>
+      <w:r>
+        <w:t xml:space="preserve">three</w:t>
+      </w:r>
+      <w:r>
+        <w:t xml:space="preserve"> </w:t>
+      </w:r>
+      <w:r>
+        <w:t xml:space="preserve">supplementary</w:t>
+      </w:r>
+      <w:r>
+        <w:t xml:space="preserve"> </w:t>
+      </w:r>
+      <w:r>
+        <w:t xml:space="preserve">domains</w:t>
+      </w:r>
+      <w:r>
+        <w:t xml:space="preserve"> </w:t>
+      </w:r>
+      <w:r>
+        <w:t xml:space="preserve">(photographs,</w:t>
+      </w:r>
+      <w:r>
+        <w:t xml:space="preserve"> </w:t>
+      </w:r>
+      <w:r>
+        <w:t xml:space="preserve">laboratory</w:t>
+      </w:r>
+      <w:r>
+        <w:t xml:space="preserve"> </w:t>
+      </w:r>
+      <w:r>
+        <w:t xml:space="preserve">measurements</w:t>
+      </w:r>
+      <w:r>
+        <w:t xml:space="preserve"> </w:t>
+      </w:r>
+      <w:r>
+        <w:t xml:space="preserve">and</w:t>
+      </w:r>
+      <w:r>
+        <w:t xml:space="preserve"> </w:t>
+      </w:r>
+      <w:r>
+        <w:t xml:space="preserve">microbial</w:t>
+      </w:r>
+      <w:r>
+        <w:t xml:space="preserve"> </w:t>
+      </w:r>
+      <w:r>
+        <w:t xml:space="preserve">biodiversity).</w:t>
+      </w:r>
+      <w:r>
+        <w:t xml:space="preserve"> </w:t>
+      </w:r>
+      <w:r>
+        <w:t xml:space="preserve">Of</w:t>
+      </w:r>
+      <w:r>
+        <w:t xml:space="preserve"> </w:t>
+      </w:r>
+      <w:r>
+        <w:t xml:space="preserve">1,200</w:t>
+      </w:r>
+      <w:r>
+        <w:t xml:space="preserve"> </w:t>
+      </w:r>
+      <w:r>
+        <w:t xml:space="preserve">samples</w:t>
+      </w:r>
+      <w:r>
+        <w:t xml:space="preserve"> </w:t>
+      </w:r>
+      <w:r>
+        <w:t xml:space="preserve">with</w:t>
+      </w:r>
+      <w:r>
+        <w:t xml:space="preserve"> </w:t>
+      </w:r>
+      <w:r>
+        <w:t xml:space="preserve">biodiversity</w:t>
+      </w:r>
+      <w:r>
+        <w:t xml:space="preserve"> </w:t>
+      </w:r>
+      <w:r>
+        <w:t xml:space="preserve">results,</w:t>
+      </w:r>
+      <w:r>
+        <w:t xml:space="preserve"> </w:t>
+      </w:r>
+      <w:r>
+        <w:t xml:space="preserve">997</w:t>
+      </w:r>
+      <w:r>
+        <w:t xml:space="preserve"> </w:t>
+      </w:r>
+      <w:r>
+        <w:t xml:space="preserve">(83.08%)</w:t>
+      </w:r>
+      <w:r>
+        <w:t xml:space="preserve"> </w:t>
+      </w:r>
+      <w:r>
+        <w:t xml:space="preserve">also</w:t>
+      </w:r>
+      <w:r>
+        <w:t xml:space="preserve"> </w:t>
+      </w:r>
+      <w:r>
+        <w:t xml:space="preserve">had</w:t>
+      </w:r>
+      <w:r>
+        <w:t xml:space="preserve"> </w:t>
+      </w:r>
+      <w:r>
+        <w:t xml:space="preserve">photographs</w:t>
+      </w:r>
+      <w:r>
+        <w:t xml:space="preserve"> </w:t>
+      </w:r>
+      <w:r>
+        <w:t xml:space="preserve">and</w:t>
+      </w:r>
+      <w:r>
+        <w:t xml:space="preserve"> </w:t>
+      </w:r>
+      <w:r>
+        <w:t xml:space="preserve">laboratory</w:t>
+      </w:r>
+      <w:r>
+        <w:t xml:space="preserve"> </w:t>
+      </w:r>
+      <w:r>
+        <w:t xml:space="preserve">records.</w:t>
+      </w:r>
+      <w:r>
+        <w:t xml:space="preserve"> </w:t>
+      </w:r>
+      <w:r>
+        <w:t xml:space="preserve">Separate</w:t>
+      </w:r>
+      <w:r>
+        <w:t xml:space="preserve"> </w:t>
+      </w:r>
+      <w:r>
+        <w:t xml:space="preserve">geographical</w:t>
+      </w:r>
+      <w:r>
+        <w:t xml:space="preserve"> </w:t>
+      </w:r>
+      <w:r>
+        <w:t xml:space="preserve">and</w:t>
+      </w:r>
+      <w:r>
+        <w:t xml:space="preserve"> </w:t>
+      </w:r>
+      <w:r>
+        <w:t xml:space="preserve">allocation-consistency</w:t>
+      </w:r>
+      <w:r>
+        <w:t xml:space="preserve"> </w:t>
+      </w:r>
+      <w:r>
+        <w:t xml:space="preserve">screening</w:t>
+      </w:r>
+      <w:r>
+        <w:t xml:space="preserve"> </w:t>
+      </w:r>
+      <w:r>
+        <w:t xml:space="preserve">identified</w:t>
+      </w:r>
+      <w:r>
+        <w:t xml:space="preserve"> </w:t>
+      </w:r>
+      <w:r>
+        <w:t xml:space="preserve">95</w:t>
+      </w:r>
+      <w:r>
+        <w:t xml:space="preserve"> </w:t>
+      </w:r>
+      <w:r>
+        <w:t xml:space="preserve">application-default</w:t>
+      </w:r>
+      <w:r>
+        <w:t xml:space="preserve"> </w:t>
+      </w:r>
+      <w:r>
+        <w:t xml:space="preserve">coordinate</w:t>
+      </w:r>
+      <w:r>
+        <w:t xml:space="preserve"> </w:t>
+      </w:r>
+      <w:r>
+        <w:t xml:space="preserve">cases</w:t>
+      </w:r>
+      <w:r>
+        <w:t xml:space="preserve"> </w:t>
+      </w:r>
+      <w:r>
+        <w:t xml:space="preserve">and</w:t>
+      </w:r>
+      <w:r>
+        <w:t xml:space="preserve"> </w:t>
+      </w:r>
+      <w:r>
+        <w:t xml:space="preserve">301</w:t>
+      </w:r>
+      <w:r>
+        <w:t xml:space="preserve"> </w:t>
+      </w:r>
+      <w:r>
+        <w:t xml:space="preserve">planned-country</w:t>
+      </w:r>
+      <w:r>
+        <w:t xml:space="preserve"> </w:t>
+      </w:r>
+      <w:r>
+        <w:t xml:space="preserve">discrepancies;</w:t>
+      </w:r>
+      <w:r>
+        <w:t xml:space="preserve"> </w:t>
+      </w:r>
+      <w:r>
+        <w:t xml:space="preserve">the</w:t>
+      </w:r>
+      <w:r>
+        <w:t xml:space="preserve"> </w:t>
+      </w:r>
+      <w:r>
+        <w:t xml:space="preserve">latter</w:t>
+      </w:r>
+      <w:r>
+        <w:t xml:space="preserve"> </w:t>
+      </w:r>
+      <w:r>
+        <w:t xml:space="preserve">do</w:t>
+      </w:r>
+      <w:r>
+        <w:t xml:space="preserve"> </w:t>
+      </w:r>
+      <w:r>
+        <w:t xml:space="preserve">not</w:t>
+      </w:r>
+      <w:r>
+        <w:t xml:space="preserve"> </w:t>
+      </w:r>
+      <w:r>
+        <w:t xml:space="preserve">necessarily</w:t>
+      </w:r>
+      <w:r>
+        <w:t xml:space="preserve"> </w:t>
+      </w:r>
+      <w:r>
+        <w:t xml:space="preserve">indicate</w:t>
+      </w:r>
+      <w:r>
+        <w:t xml:space="preserve"> </w:t>
+      </w:r>
+      <w:r>
+        <w:t xml:space="preserve">erroneous</w:t>
+      </w:r>
+      <w:r>
+        <w:t xml:space="preserve"> </w:t>
+      </w:r>
+      <w:r>
+        <w:t xml:space="preserve">locations.</w:t>
+      </w:r>
+      <w:r>
+        <w:t xml:space="preserve"> </w:t>
+      </w:r>
+      <w:r>
+        <w:t xml:space="preserve">A</w:t>
+      </w:r>
+      <w:r>
+        <w:t xml:space="preserve"> </w:t>
+      </w:r>
+      <w:r>
+        <w:t xml:space="preserve">versioned</w:t>
+      </w:r>
+      <w:r>
+        <w:t xml:space="preserve"> </w:t>
+      </w:r>
+      <w:r>
+        <w:t xml:space="preserve">Zenodo</w:t>
+      </w:r>
+      <w:r>
+        <w:t xml:space="preserve"> </w:t>
+      </w:r>
+      <w:r>
+        <w:t xml:space="preserve">dataset</w:t>
+      </w:r>
+      <w:r>
+        <w:t xml:space="preserve"> </w:t>
+      </w:r>
+      <w:r>
+        <w:t xml:space="preserve">and</w:t>
+      </w:r>
+      <w:r>
+        <w:t xml:space="preserve"> </w:t>
+      </w:r>
+      <w:r>
+        <w:t xml:space="preserve">archived</w:t>
+      </w:r>
+      <w:r>
+        <w:t xml:space="preserve"> </w:t>
+      </w:r>
+      <w:r>
+        <w:t xml:space="preserve">source</w:t>
+      </w:r>
+      <w:r>
+        <w:t xml:space="preserve"> </w:t>
+      </w:r>
+      <w:r>
+        <w:t xml:space="preserve">code</w:t>
+      </w:r>
+      <w:r>
+        <w:t xml:space="preserve"> </w:t>
+      </w:r>
+      <w:r>
+        <w:t xml:space="preserve">support</w:t>
+      </w:r>
+      <w:r>
+        <w:t xml:space="preserve"> </w:t>
+      </w:r>
+      <w:r>
+        <w:t xml:space="preserve">independent</w:t>
+      </w:r>
+      <w:r>
+        <w:t xml:space="preserve"> </w:t>
+      </w:r>
+      <w:r>
+        <w:t xml:space="preserve">access</w:t>
+      </w:r>
+      <w:r>
+        <w:t xml:space="preserve"> </w:t>
+      </w:r>
+      <w:r>
+        <w:t xml:space="preserve">and</w:t>
+      </w:r>
+      <w:r>
+        <w:t xml:space="preserve"> </w:t>
+      </w:r>
+      <w:r>
+        <w:t xml:space="preserve">reproducibility.</w:t>
+      </w:r>
+      <w:r>
+        <w:t xml:space="preserve"> </w:t>
+      </w:r>
+      <w:r>
+        <w:t xml:space="preserve">We</w:t>
+      </w:r>
+      <w:r>
+        <w:t xml:space="preserve"> </w:t>
+      </w:r>
+      <w:r>
+        <w:t xml:space="preserve">discuss</w:t>
+      </w:r>
+      <w:r>
+        <w:t xml:space="preserve"> </w:t>
+      </w:r>
+      <w:r>
+        <w:t xml:space="preserve">how</w:t>
+      </w:r>
+      <w:r>
+        <w:t xml:space="preserve"> </w:t>
+      </w:r>
+      <w:r>
+        <w:t xml:space="preserve">sample-centred</w:t>
+      </w:r>
+      <w:r>
+        <w:t xml:space="preserve"> </w:t>
+      </w:r>
+      <w:r>
+        <w:t xml:space="preserve">integration,</w:t>
+      </w:r>
+      <w:r>
+        <w:t xml:space="preserve"> </w:t>
+      </w:r>
+      <w:r>
+        <w:t xml:space="preserve">contextual</w:t>
+      </w:r>
+      <w:r>
+        <w:t xml:space="preserve"> </w:t>
+      </w:r>
+      <w:r>
+        <w:t xml:space="preserve">quality</w:t>
+      </w:r>
+      <w:r>
+        <w:t xml:space="preserve"> </w:t>
+      </w:r>
+      <w:r>
+        <w:t xml:space="preserve">checks</w:t>
+      </w:r>
+      <w:r>
+        <w:t xml:space="preserve"> </w:t>
+      </w:r>
+      <w:r>
+        <w:t xml:space="preserve">and</w:t>
+      </w:r>
+      <w:r>
+        <w:t xml:space="preserve"> </w:t>
+      </w:r>
+      <w:r>
+        <w:t xml:space="preserve">controlled</w:t>
+      </w:r>
+      <w:r>
+        <w:t xml:space="preserve"> </w:t>
+      </w:r>
+      <w:r>
+        <w:t xml:space="preserve">publication</w:t>
+      </w:r>
+      <w:r>
+        <w:t xml:space="preserve"> </w:t>
+      </w:r>
+      <w:r>
+        <w:t xml:space="preserve">can</w:t>
+      </w:r>
+      <w:r>
+        <w:t xml:space="preserve"> </w:t>
+      </w:r>
+      <w:r>
+        <w:t xml:space="preserve">support</w:t>
+      </w:r>
+      <w:r>
+        <w:t xml:space="preserve"> </w:t>
+      </w:r>
+      <w:r>
         <w:t xml:space="preserve">soil</w:t>
       </w:r>
       <w:r>
         <w:t xml:space="preserve"> </w:t>
       </w:r>
       <w:r>
-        <w:t xml:space="preserve">citizen</w:t>
-      </w:r>
-      <w:r>
-        <w:t xml:space="preserve"> </w:t>
-      </w:r>
-      <w:r>
-        <w:t xml:space="preserve">science.</w:t>
-      </w:r>
-      <w:r>
-        <w:t xml:space="preserve"> </w:t>
-      </w:r>
-      <w:r>
-        <w:t xml:space="preserve">The</w:t>
-      </w:r>
-      <w:r>
-        <w:t xml:space="preserve"> </w:t>
-      </w:r>
-      <w:r>
-        <w:t xml:space="preserve">system</w:t>
-      </w:r>
-      <w:r>
-        <w:t xml:space="preserve"> </w:t>
-      </w:r>
-      <w:r>
-        <w:t xml:space="preserve">separates</w:t>
-      </w:r>
-      <w:r>
-        <w:t xml:space="preserve"> </w:t>
-      </w:r>
-      <w:r>
-        <w:t xml:space="preserve">an</w:t>
-      </w:r>
-      <w:r>
-        <w:t xml:space="preserve"> </w:t>
-      </w:r>
-      <w:r>
-        <w:t xml:space="preserve">external</w:t>
-      </w:r>
-      <w:r>
-        <w:t xml:space="preserve"> </w:t>
-      </w:r>
-      <w:r>
-        <w:t xml:space="preserve">participant-facing</w:t>
-      </w:r>
-      <w:r>
-        <w:t xml:space="preserve"> </w:t>
-      </w:r>
-      <w:r>
-        <w:t xml:space="preserve">application</w:t>
+        <w:t xml:space="preserve">research,</w:t>
+      </w:r>
+      <w:r>
+        <w:t xml:space="preserve"> </w:t>
+      </w:r>
+      <w:r>
+        <w:t xml:space="preserve">while</w:t>
+      </w:r>
+      <w:r>
+        <w:t xml:space="preserve"> </w:t>
+      </w:r>
+      <w:r>
+        <w:t xml:space="preserve">distinguishing</w:t>
+      </w:r>
+      <w:r>
+        <w:t xml:space="preserve"> </w:t>
+      </w:r>
+      <w:r>
+        <w:t xml:space="preserve">linked-record</w:t>
+      </w:r>
+      <w:r>
+        <w:t xml:space="preserve"> </w:t>
+      </w:r>
+      <w:r>
+        <w:t xml:space="preserve">coverage</w:t>
       </w:r>
       <w:r>
         <w:t xml:space="preserve"> </w:t>
@@ -559,37 +1309,13 @@
         <w:t xml:space="preserve"> </w:t>
       </w:r>
       <w:r>
-        <w:t xml:space="preserve">a</w:t>
-      </w:r>
-      <w:r>
-        <w:t xml:space="preserve"> </w:t>
-      </w:r>
-      <w:r>
-        <w:t xml:space="preserve">canonical</w:t>
-      </w:r>
-      <w:r>
-        <w:t xml:space="preserve"> </w:t>
-      </w:r>
-      <w:r>
-        <w:t xml:space="preserve">sample-centred</w:t>
-      </w:r>
-      <w:r>
-        <w:t xml:space="preserve"> </w:t>
-      </w:r>
-      <w:r>
-        <w:t xml:space="preserve">repository,</w:t>
-      </w:r>
-      <w:r>
-        <w:t xml:space="preserve"> </w:t>
-      </w:r>
-      <w:r>
-        <w:t xml:space="preserve">linking</w:t>
-      </w:r>
-      <w:r>
-        <w:t xml:space="preserve"> </w:t>
-      </w:r>
-      <w:r>
-        <w:t xml:space="preserve">observations</w:t>
+        <w:t xml:space="preserve">scientific</w:t>
+      </w:r>
+      <w:r>
+        <w:t xml:space="preserve"> </w:t>
+      </w:r>
+      <w:r>
+        <w:t xml:space="preserve">representativeness</w:t>
       </w:r>
       <w:r>
         <w:t xml:space="preserve"> </w:t>
@@ -601,763 +1327,19 @@
         <w:t xml:space="preserve"> </w:t>
       </w:r>
       <w:r>
-        <w:t xml:space="preserve">photographs</w:t>
-      </w:r>
-      <w:r>
-        <w:t xml:space="preserve"> </w:t>
-      </w:r>
-      <w:r>
-        <w:t xml:space="preserve">to</w:t>
-      </w:r>
-      <w:r>
-        <w:t xml:space="preserve"> </w:t>
-      </w:r>
-      <w:r>
-        <w:t xml:space="preserve">laboratory</w:t>
-      </w:r>
-      <w:r>
-        <w:t xml:space="preserve"> </w:t>
-      </w:r>
-      <w:r>
-        <w:t xml:space="preserve">measurements</w:t>
-      </w:r>
-      <w:r>
-        <w:t xml:space="preserve"> </w:t>
-      </w:r>
-      <w:r>
-        <w:t xml:space="preserve">and</w:t>
-      </w:r>
-      <w:r>
-        <w:t xml:space="preserve"> </w:t>
-      </w:r>
-      <w:r>
-        <w:t xml:space="preserve">microbial</w:t>
-      </w:r>
-      <w:r>
-        <w:t xml:space="preserve"> </w:t>
-      </w:r>
-      <w:r>
-        <w:t xml:space="preserve">biodiversity</w:t>
-      </w:r>
-      <w:r>
-        <w:t xml:space="preserve"> </w:t>
-      </w:r>
-      <w:r>
-        <w:t xml:space="preserve">data.</w:t>
-      </w:r>
-      <w:r>
-        <w:t xml:space="preserve"> </w:t>
-      </w:r>
-      <w:r>
-        <w:t xml:space="preserve">It</w:t>
-      </w:r>
-      <w:r>
-        <w:t xml:space="preserve"> </w:t>
-      </w:r>
-      <w:r>
-        <w:t xml:space="preserve">combines</w:t>
-      </w:r>
-      <w:r>
-        <w:t xml:space="preserve"> </w:t>
-      </w:r>
-      <w:r>
-        <w:t xml:space="preserve">provenance-aware</w:t>
-      </w:r>
-      <w:r>
-        <w:t xml:space="preserve"> </w:t>
-      </w:r>
-      <w:r>
-        <w:t xml:space="preserve">quality</w:t>
-      </w:r>
-      <w:r>
-        <w:t xml:space="preserve"> </w:t>
-      </w:r>
-      <w:r>
-        <w:t xml:space="preserve">assurance</w:t>
-      </w:r>
-      <w:r>
-        <w:t xml:space="preserve"> </w:t>
-      </w:r>
-      <w:r>
-        <w:t xml:space="preserve">with</w:t>
-      </w:r>
-      <w:r>
-        <w:t xml:space="preserve"> </w:t>
-      </w:r>
-      <w:r>
-        <w:t xml:space="preserve">controlled</w:t>
-      </w:r>
-      <w:r>
-        <w:t xml:space="preserve"> </w:t>
-      </w:r>
-      <w:r>
-        <w:t xml:space="preserve">publication</w:t>
-      </w:r>
-      <w:r>
-        <w:t xml:space="preserve"> </w:t>
-      </w:r>
-      <w:r>
-        <w:t xml:space="preserve">views</w:t>
-      </w:r>
-      <w:r>
-        <w:t xml:space="preserve"> </w:t>
-      </w:r>
-      <w:r>
-        <w:t xml:space="preserve">and</w:t>
-      </w:r>
-      <w:r>
-        <w:t xml:space="preserve"> </w:t>
-      </w:r>
-      <w:r>
-        <w:t xml:space="preserve">exports</w:t>
-      </w:r>
-      <w:r>
-        <w:t xml:space="preserve"> </w:t>
-      </w:r>
-      <w:r>
-        <w:t xml:space="preserve">relational</w:t>
-      </w:r>
-      <w:r>
-        <w:t xml:space="preserve"> </w:t>
-      </w:r>
-      <w:r>
-        <w:t xml:space="preserve">tabular</w:t>
-      </w:r>
-      <w:r>
-        <w:t xml:space="preserve"> </w:t>
-      </w:r>
-      <w:r>
-        <w:t xml:space="preserve">resources</w:t>
-      </w:r>
-      <w:r>
-        <w:t xml:space="preserve"> </w:t>
-      </w:r>
-      <w:r>
-        <w:t xml:space="preserve">accompanied</w:t>
-      </w:r>
-      <w:r>
-        <w:t xml:space="preserve"> </w:t>
-      </w:r>
-      <w:r>
-        <w:t xml:space="preserve">by</w:t>
-      </w:r>
-      <w:r>
-        <w:t xml:space="preserve"> </w:t>
-      </w:r>
-      <w:r>
-        <w:t xml:space="preserve">CSV</w:t>
-      </w:r>
-      <w:r>
-        <w:t xml:space="preserve"> </w:t>
-      </w:r>
-      <w:r>
-        <w:t xml:space="preserve">on</w:t>
-      </w:r>
-      <w:r>
-        <w:t xml:space="preserve"> </w:t>
-      </w:r>
-      <w:r>
-        <w:t xml:space="preserve">the</w:t>
-      </w:r>
-      <w:r>
-        <w:t xml:space="preserve"> </w:t>
-      </w:r>
-      <w:r>
-        <w:t xml:space="preserve">Web</w:t>
-      </w:r>
-      <w:r>
-        <w:t xml:space="preserve"> </w:t>
-      </w:r>
-      <w:r>
-        <w:t xml:space="preserve">(CSVW)</w:t>
-      </w:r>
-      <w:r>
-        <w:t xml:space="preserve"> </w:t>
-      </w:r>
-      <w:r>
-        <w:t xml:space="preserve">metadata.</w:t>
-      </w:r>
-      <w:r>
-        <w:t xml:space="preserve"> </w:t>
-      </w:r>
-      <w:r>
-        <w:t xml:space="preserve">In</w:t>
-      </w:r>
-      <w:r>
-        <w:t xml:space="preserve"> </w:t>
-      </w:r>
-      <w:r>
-        <w:t xml:space="preserve">a</w:t>
-      </w:r>
-      <w:r>
-        <w:t xml:space="preserve"> </w:t>
-      </w:r>
-      <w:r>
-        <w:t xml:space="preserve">canonical</w:t>
-      </w:r>
-      <w:r>
-        <w:t xml:space="preserve"> </w:t>
-      </w:r>
-      <w:r>
-        <w:t xml:space="preserve">snapshot</w:t>
-      </w:r>
-      <w:r>
-        <w:t xml:space="preserve"> </w:t>
-      </w:r>
-      <w:r>
-        <w:t xml:space="preserve">of</w:t>
-      </w:r>
-      <w:r>
-        <w:t xml:space="preserve"> </w:t>
-      </w:r>
-      <w:r>
-        <w:t xml:space="preserve">10,554</w:t>
-      </w:r>
-      <w:r>
-        <w:t xml:space="preserve"> </w:t>
-      </w:r>
-      <w:r>
-        <w:t xml:space="preserve">soil</w:t>
-      </w:r>
-      <w:r>
-        <w:t xml:space="preserve"> </w:t>
-      </w:r>
-      <w:r>
-        <w:t xml:space="preserve">samples,</w:t>
-      </w:r>
-      <w:r>
-        <w:t xml:space="preserve"> </w:t>
-      </w:r>
-      <w:r>
-        <w:t xml:space="preserve">8,744</w:t>
-      </w:r>
-      <w:r>
-        <w:t xml:space="preserve"> </w:t>
-      </w:r>
-      <w:r>
-        <w:t xml:space="preserve">(82.85%)</w:t>
-      </w:r>
-      <w:r>
-        <w:t xml:space="preserve"> </w:t>
-      </w:r>
-      <w:r>
-        <w:t xml:space="preserve">had</w:t>
-      </w:r>
-      <w:r>
-        <w:t xml:space="preserve"> </w:t>
-      </w:r>
-      <w:r>
-        <w:t xml:space="preserve">associated</w:t>
-      </w:r>
-      <w:r>
-        <w:t xml:space="preserve"> </w:t>
-      </w:r>
-      <w:r>
-        <w:t xml:space="preserve">photographs,</w:t>
-      </w:r>
-      <w:r>
-        <w:t xml:space="preserve"> </w:t>
-      </w:r>
-      <w:r>
-        <w:t xml:space="preserve">6,443</w:t>
-      </w:r>
-      <w:r>
-        <w:t xml:space="preserve"> </w:t>
-      </w:r>
-      <w:r>
-        <w:t xml:space="preserve">(61.05%)</w:t>
-      </w:r>
-      <w:r>
-        <w:t xml:space="preserve"> </w:t>
-      </w:r>
-      <w:r>
-        <w:t xml:space="preserve">laboratory</w:t>
-      </w:r>
-      <w:r>
-        <w:t xml:space="preserve"> </w:t>
-      </w:r>
-      <w:r>
-        <w:t xml:space="preserve">measurements</w:t>
-      </w:r>
-      <w:r>
-        <w:t xml:space="preserve"> </w:t>
-      </w:r>
-      <w:r>
-        <w:t xml:space="preserve">and</w:t>
-      </w:r>
-      <w:r>
-        <w:t xml:space="preserve"> </w:t>
-      </w:r>
-      <w:r>
-        <w:t xml:space="preserve">1,200</w:t>
-      </w:r>
-      <w:r>
-        <w:t xml:space="preserve"> </w:t>
-      </w:r>
-      <w:r>
-        <w:t xml:space="preserve">(11.37%)</w:t>
-      </w:r>
-      <w:r>
-        <w:t xml:space="preserve"> </w:t>
-      </w:r>
-      <w:r>
-        <w:t xml:space="preserve">biodiversity</w:t>
-      </w:r>
-      <w:r>
-        <w:t xml:space="preserve"> </w:t>
-      </w:r>
-      <w:r>
-        <w:t xml:space="preserve">results;</w:t>
-      </w:r>
-      <w:r>
-        <w:t xml:space="preserve"> </w:t>
-      </w:r>
-      <w:r>
-        <w:t xml:space="preserve">5,514</w:t>
-      </w:r>
-      <w:r>
-        <w:t xml:space="preserve"> </w:t>
-      </w:r>
-      <w:r>
-        <w:t xml:space="preserve">(52.25%)</w:t>
-      </w:r>
-      <w:r>
-        <w:t xml:space="preserve"> </w:t>
-      </w:r>
-      <w:r>
-        <w:t xml:space="preserve">were</w:t>
-      </w:r>
-      <w:r>
-        <w:t xml:space="preserve"> </w:t>
-      </w:r>
-      <w:r>
-        <w:t xml:space="preserve">linked</w:t>
-      </w:r>
-      <w:r>
-        <w:t xml:space="preserve"> </w:t>
-      </w:r>
-      <w:r>
-        <w:t xml:space="preserve">to</w:t>
-      </w:r>
-      <w:r>
-        <w:t xml:space="preserve"> </w:t>
-      </w:r>
-      <w:r>
-        <w:t xml:space="preserve">at</w:t>
-      </w:r>
-      <w:r>
-        <w:t xml:space="preserve"> </w:t>
-      </w:r>
-      <w:r>
-        <w:t xml:space="preserve">least</w:t>
-      </w:r>
-      <w:r>
-        <w:t xml:space="preserve"> </w:t>
-      </w:r>
-      <w:r>
-        <w:t xml:space="preserve">two</w:t>
-      </w:r>
-      <w:r>
-        <w:t xml:space="preserve"> </w:t>
-      </w:r>
-      <w:r>
-        <w:t xml:space="preserve">additional</w:t>
-      </w:r>
-      <w:r>
-        <w:t xml:space="preserve"> </w:t>
-      </w:r>
-      <w:r>
-        <w:t xml:space="preserve">data</w:t>
-      </w:r>
-      <w:r>
-        <w:t xml:space="preserve"> </w:t>
-      </w:r>
-      <w:r>
-        <w:t xml:space="preserve">domains.</w:t>
-      </w:r>
-      <w:r>
-        <w:t xml:space="preserve"> </w:t>
-      </w:r>
-      <w:r>
-        <w:t xml:space="preserve">Geographical</w:t>
-      </w:r>
-      <w:r>
-        <w:t xml:space="preserve"> </w:t>
-      </w:r>
-      <w:r>
-        <w:t xml:space="preserve">and</w:t>
-      </w:r>
-      <w:r>
-        <w:t xml:space="preserve"> </w:t>
-      </w:r>
-      <w:r>
-        <w:t xml:space="preserve">allocation-related</w:t>
-      </w:r>
-      <w:r>
-        <w:t xml:space="preserve"> </w:t>
-      </w:r>
-      <w:r>
-        <w:t xml:space="preserve">quality</w:t>
-      </w:r>
-      <w:r>
-        <w:t xml:space="preserve"> </w:t>
-      </w:r>
-      <w:r>
-        <w:t xml:space="preserve">assessment</w:t>
-      </w:r>
-      <w:r>
-        <w:t xml:space="preserve"> </w:t>
-      </w:r>
-      <w:r>
-        <w:t xml:space="preserve">flagged</w:t>
-      </w:r>
-      <w:r>
-        <w:t xml:space="preserve"> </w:t>
-      </w:r>
-      <w:r>
-        <w:t xml:space="preserve">396</w:t>
-      </w:r>
-      <w:r>
-        <w:t xml:space="preserve"> </w:t>
-      </w:r>
-      <w:r>
-        <w:t xml:space="preserve">samples</w:t>
-      </w:r>
-      <w:r>
-        <w:t xml:space="preserve"> </w:t>
-      </w:r>
-      <w:r>
-        <w:t xml:space="preserve">(3.75%):</w:t>
-      </w:r>
-      <w:r>
-        <w:t xml:space="preserve"> </w:t>
-      </w:r>
-      <w:r>
-        <w:t xml:space="preserve">95</w:t>
-      </w:r>
-      <w:r>
-        <w:t xml:space="preserve"> </w:t>
-      </w:r>
-      <w:r>
-        <w:t xml:space="preserve">had</w:t>
-      </w:r>
-      <w:r>
-        <w:t xml:space="preserve"> </w:t>
-      </w:r>
-      <w:r>
-        <w:t xml:space="preserve">application-default</w:t>
-      </w:r>
-      <w:r>
-        <w:t xml:space="preserve"> </w:t>
-      </w:r>
-      <w:r>
-        <w:t xml:space="preserve">coordinates</w:t>
-      </w:r>
-      <w:r>
-        <w:t xml:space="preserve"> </w:t>
-      </w:r>
-      <w:r>
-        <w:t xml:space="preserve">and</w:t>
-      </w:r>
-      <w:r>
-        <w:t xml:space="preserve"> </w:t>
-      </w:r>
-      <w:r>
-        <w:t xml:space="preserve">301</w:t>
-      </w:r>
-      <w:r>
-        <w:t xml:space="preserve"> </w:t>
-      </w:r>
-      <w:r>
-        <w:t xml:space="preserve">showed</w:t>
-      </w:r>
-      <w:r>
-        <w:t xml:space="preserve"> </w:t>
-      </w:r>
-      <w:r>
-        <w:t xml:space="preserve">a</w:t>
-      </w:r>
-      <w:r>
-        <w:t xml:space="preserve"> </w:t>
-      </w:r>
-      <w:r>
-        <w:t xml:space="preserve">discrepancy</w:t>
-      </w:r>
-      <w:r>
-        <w:t xml:space="preserve"> </w:t>
-      </w:r>
-      <w:r>
-        <w:t xml:space="preserve">between</w:t>
-      </w:r>
-      <w:r>
-        <w:t xml:space="preserve"> </w:t>
-      </w:r>
-      <w:r>
-        <w:t xml:space="preserve">the</w:t>
-      </w:r>
-      <w:r>
-        <w:t xml:space="preserve"> </w:t>
-      </w:r>
-      <w:r>
-        <w:t xml:space="preserve">QR-code</w:t>
-      </w:r>
-      <w:r>
-        <w:t xml:space="preserve"> </w:t>
-      </w:r>
-      <w:r>
-        <w:t xml:space="preserve">planned</w:t>
-      </w:r>
-      <w:r>
-        <w:t xml:space="preserve"> </w:t>
-      </w:r>
-      <w:r>
-        <w:t xml:space="preserve">country</w:t>
-      </w:r>
-      <w:r>
-        <w:t xml:space="preserve"> </w:t>
-      </w:r>
-      <w:r>
-        <w:t xml:space="preserve">and</w:t>
-      </w:r>
-      <w:r>
-        <w:t xml:space="preserve"> </w:t>
-      </w:r>
-      <w:r>
-        <w:t xml:space="preserve">the</w:t>
-      </w:r>
-      <w:r>
-        <w:t xml:space="preserve"> </w:t>
-      </w:r>
-      <w:r>
-        <w:t xml:space="preserve">recorded</w:t>
-      </w:r>
-      <w:r>
-        <w:t xml:space="preserve"> </w:t>
-      </w:r>
-      <w:r>
-        <w:t xml:space="preserve">sampling</w:t>
-      </w:r>
-      <w:r>
-        <w:t xml:space="preserve"> </w:t>
-      </w:r>
-      <w:r>
-        <w:t xml:space="preserve">country.</w:t>
-      </w:r>
-      <w:r>
-        <w:t xml:space="preserve"> </w:t>
-      </w:r>
-      <w:r>
-        <w:t xml:space="preserve">These</w:t>
-      </w:r>
-      <w:r>
-        <w:t xml:space="preserve"> </w:t>
-      </w:r>
-      <w:r>
-        <w:t xml:space="preserve">discrepancies</w:t>
-      </w:r>
-      <w:r>
-        <w:t xml:space="preserve"> </w:t>
-      </w:r>
-      <w:r>
-        <w:t xml:space="preserve">are</w:t>
-      </w:r>
-      <w:r>
-        <w:t xml:space="preserve"> </w:t>
-      </w:r>
-      <w:r>
-        <w:t xml:space="preserve">not</w:t>
-      </w:r>
-      <w:r>
-        <w:t xml:space="preserve"> </w:t>
-      </w:r>
-      <w:r>
-        <w:t xml:space="preserve">necessarily</w:t>
-      </w:r>
-      <w:r>
-        <w:t xml:space="preserve"> </w:t>
-      </w:r>
-      <w:r>
-        <w:t xml:space="preserve">geographical</w:t>
-      </w:r>
-      <w:r>
-        <w:t xml:space="preserve"> </w:t>
-      </w:r>
-      <w:r>
-        <w:t xml:space="preserve">errors.</w:t>
-      </w:r>
-      <w:r>
-        <w:t xml:space="preserve"> </w:t>
-      </w:r>
-      <w:r>
-        <w:t xml:space="preserve">A</w:t>
-      </w:r>
-      <w:r>
-        <w:t xml:space="preserve"> </w:t>
-      </w:r>
-      <w:r>
-        <w:t xml:space="preserve">published</w:t>
-      </w:r>
-      <w:r>
-        <w:t xml:space="preserve"> </w:t>
-      </w:r>
-      <w:r>
-        <w:t xml:space="preserve">Zenodo</w:t>
-      </w:r>
-      <w:r>
-        <w:t xml:space="preserve"> </w:t>
-      </w:r>
-      <w:r>
-        <w:t xml:space="preserve">dataset</w:t>
-      </w:r>
-      <w:r>
-        <w:t xml:space="preserve"> </w:t>
-      </w:r>
-      <w:r>
-        <w:t xml:space="preserve">demonstrates</w:t>
-      </w:r>
-      <w:r>
-        <w:t xml:space="preserve"> </w:t>
-      </w:r>
-      <w:r>
-        <w:t xml:space="preserve">versioned</w:t>
-      </w:r>
-      <w:r>
-        <w:t xml:space="preserve"> </w:t>
-      </w:r>
-      <w:r>
-        <w:t xml:space="preserve">release</w:t>
-      </w:r>
-      <w:r>
-        <w:t xml:space="preserve"> </w:t>
-      </w:r>
-      <w:r>
-        <w:t xml:space="preserve">of</w:t>
-      </w:r>
-      <w:r>
-        <w:t xml:space="preserve"> </w:t>
-      </w:r>
-      <w:r>
-        <w:t xml:space="preserve">machine-readable</w:t>
-      </w:r>
-      <w:r>
-        <w:t xml:space="preserve"> </w:t>
-      </w:r>
-      <w:r>
-        <w:t xml:space="preserve">resources</w:t>
-      </w:r>
-      <w:r>
-        <w:t xml:space="preserve"> </w:t>
-      </w:r>
-      <w:r>
-        <w:t xml:space="preserve">independently</w:t>
-      </w:r>
-      <w:r>
-        <w:t xml:space="preserve"> </w:t>
-      </w:r>
-      <w:r>
-        <w:t xml:space="preserve">of</w:t>
-      </w:r>
-      <w:r>
-        <w:t xml:space="preserve"> </w:t>
-      </w:r>
-      <w:r>
-        <w:t xml:space="preserve">the</w:t>
-      </w:r>
-      <w:r>
-        <w:t xml:space="preserve"> </w:t>
-      </w:r>
-      <w:r>
-        <w:t xml:space="preserve">operational</w:t>
-      </w:r>
-      <w:r>
-        <w:t xml:space="preserve"> </w:t>
-      </w:r>
-      <w:r>
-        <w:t xml:space="preserve">application.</w:t>
-      </w:r>
-      <w:r>
-        <w:t xml:space="preserve"> </w:t>
-      </w:r>
-      <w:r>
-        <w:t xml:space="preserve">We</w:t>
-      </w:r>
-      <w:r>
-        <w:t xml:space="preserve"> </w:t>
-      </w:r>
-      <w:r>
-        <w:t xml:space="preserve">discuss</w:t>
-      </w:r>
-      <w:r>
-        <w:t xml:space="preserve"> </w:t>
-      </w:r>
-      <w:r>
-        <w:t xml:space="preserve">the</w:t>
-      </w:r>
-      <w:r>
-        <w:t xml:space="preserve"> </w:t>
-      </w:r>
-      <w:r>
-        <w:t xml:space="preserve">design</w:t>
-      </w:r>
-      <w:r>
-        <w:t xml:space="preserve"> </w:t>
-      </w:r>
-      <w:r>
-        <w:t xml:space="preserve">choices</w:t>
-      </w:r>
-      <w:r>
-        <w:t xml:space="preserve"> </w:t>
-      </w:r>
-      <w:r>
-        <w:t xml:space="preserve">and</w:t>
-      </w:r>
-      <w:r>
-        <w:t xml:space="preserve"> </w:t>
-      </w:r>
-      <w:r>
-        <w:t xml:space="preserve">remaining</w:t>
-      </w:r>
-      <w:r>
-        <w:t xml:space="preserve"> </w:t>
-      </w:r>
-      <w:r>
-        <w:t xml:space="preserve">limitations,</w:t>
-      </w:r>
-      <w:r>
-        <w:t xml:space="preserve"> </w:t>
-      </w:r>
-      <w:r>
-        <w:t xml:space="preserve">particularly</w:t>
-      </w:r>
-      <w:r>
-        <w:t xml:space="preserve"> </w:t>
-      </w:r>
-      <w:r>
-        <w:t xml:space="preserve">the</w:t>
-      </w:r>
-      <w:r>
-        <w:t xml:space="preserve"> </w:t>
-      </w:r>
-      <w:r>
-        <w:t xml:space="preserve">distinction</w:t>
-      </w:r>
-      <w:r>
-        <w:t xml:space="preserve"> </w:t>
-      </w:r>
-      <w:r>
-        <w:t xml:space="preserve">between</w:t>
-      </w:r>
-      <w:r>
-        <w:t xml:space="preserve"> </w:t>
-      </w:r>
-      <w:r>
-        <w:t xml:space="preserve">detection</w:t>
-      </w:r>
-      <w:r>
-        <w:t xml:space="preserve"> </w:t>
-      </w:r>
-      <w:r>
-        <w:t xml:space="preserve">and</w:t>
+        <w:t xml:space="preserve">detected</w:t>
+      </w:r>
+      <w:r>
+        <w:t xml:space="preserve"> </w:t>
+      </w:r>
+      <w:r>
+        <w:t xml:space="preserve">anomalies</w:t>
+      </w:r>
+      <w:r>
+        <w:t xml:space="preserve"> </w:t>
+      </w:r>
+      <w:r>
+        <w:t xml:space="preserve">from</w:t>
       </w:r>
       <w:r>
         <w:t xml:space="preserve"> </w:t>
@@ -1369,97 +1351,7 @@
         <w:t xml:space="preserve"> </w:t>
       </w:r>
       <w:r>
-        <w:t xml:space="preserve">recovery,</w:t>
-      </w:r>
-      <w:r>
-        <w:t xml:space="preserve"> </w:t>
-      </w:r>
-      <w:r>
-        <w:t xml:space="preserve">the</w:t>
-      </w:r>
-      <w:r>
-        <w:t xml:space="preserve"> </w:t>
-      </w:r>
-      <w:r>
-        <w:t xml:space="preserve">privacy–utility</w:t>
-      </w:r>
-      <w:r>
-        <w:t xml:space="preserve"> </w:t>
-      </w:r>
-      <w:r>
-        <w:t xml:space="preserve">trade-off</w:t>
-      </w:r>
-      <w:r>
-        <w:t xml:space="preserve"> </w:t>
-      </w:r>
-      <w:r>
-        <w:t xml:space="preserve">in</w:t>
-      </w:r>
-      <w:r>
-        <w:t xml:space="preserve"> </w:t>
-      </w:r>
-      <w:r>
-        <w:t xml:space="preserve">spatial</w:t>
-      </w:r>
-      <w:r>
-        <w:t xml:space="preserve"> </w:t>
-      </w:r>
-      <w:r>
-        <w:t xml:space="preserve">obfuscation,</w:t>
-      </w:r>
-      <w:r>
-        <w:t xml:space="preserve"> </w:t>
-      </w:r>
-      <w:r>
-        <w:t xml:space="preserve">and</w:t>
-      </w:r>
-      <w:r>
-        <w:t xml:space="preserve"> </w:t>
-      </w:r>
-      <w:r>
-        <w:t xml:space="preserve">the</w:t>
-      </w:r>
-      <w:r>
-        <w:t xml:space="preserve"> </w:t>
-      </w:r>
-      <w:r>
-        <w:t xml:space="preserve">boundary</w:t>
-      </w:r>
-      <w:r>
-        <w:t xml:space="preserve"> </w:t>
-      </w:r>
-      <w:r>
-        <w:t xml:space="preserve">between</w:t>
-      </w:r>
-      <w:r>
-        <w:t xml:space="preserve"> </w:t>
-      </w:r>
-      <w:r>
-        <w:t xml:space="preserve">soil-specific</w:t>
-      </w:r>
-      <w:r>
-        <w:t xml:space="preserve"> </w:t>
-      </w:r>
-      <w:r>
-        <w:t xml:space="preserve">and</w:t>
-      </w:r>
-      <w:r>
-        <w:t xml:space="preserve"> </w:t>
-      </w:r>
-      <w:r>
-        <w:t xml:space="preserve">reusable</w:t>
-      </w:r>
-      <w:r>
-        <w:t xml:space="preserve"> </w:t>
-      </w:r>
-      <w:r>
-        <w:t xml:space="preserve">infrastructure</w:t>
-      </w:r>
-      <w:r>
-        <w:t xml:space="preserve"> </w:t>
-      </w:r>
-      <w:r>
-        <w:t xml:space="preserve">components.</w:t>
+        <w:t xml:space="preserve">corrections.</w:t>
       </w:r>
     </w:p>
     <w:p>
@@ -1494,7 +1386,7 @@
         <w:pStyle w:val="FirstParagraph"/>
       </w:pPr>
       <w:r>
-        <w:t xml:space="preserve">Citizen science enables environmental observations across spatial and temporal scales that are difficult to cover through professional surveys alone</w:t>
+        <w:t xml:space="preserve">Citizen science expands the geographical reach of environmental observations and creates opportunities for public participation in monitoring</w:t>
       </w:r>
       <w:r>
         <w:t xml:space="preserve"> </w:t>
@@ -1503,7 +1395,7 @@
         <w:t xml:space="preserve">(Bonney et al. 2009, 2014)</w:t>
       </w:r>
       <w:r>
-        <w:t xml:space="preserve">. In soil monitoring, participation may also strengthen public engagement and stewardship</w:t>
+        <w:t xml:space="preserve">. In soil science, a participant’s field record may be only the beginning of the research lifecycle of a physical sample</w:t>
       </w:r>
       <w:r>
         <w:t xml:space="preserve"> </w:t>
@@ -1512,7 +1404,7 @@
         <w:t xml:space="preserve">(Peiro et al. 2026)</w:t>
       </w:r>
       <w:r>
-        <w:t xml:space="preserve">. However, the research-data lifecycle often extends beyond the initial observation: physical soil samples can be analysed by laboratories, photographs require management as separate objects, and microbial sequencing produces heterogeneous outputs with different structures and provenance.</w:t>
+        <w:t xml:space="preserve">. A soil specimen can subsequently be transported to a laboratory, subjected to elemental analysis or microbial sequencing, and associated with analytical results produced long after collection. Photographs, sampling metadata and measurements may therefore originate from different organisations, data systems and production schedules.</w:t>
       </w:r>
     </w:p>
     <w:p>
@@ -1520,7 +1412,7 @@
         <w:pStyle w:val="BodyText"/>
       </w:pPr>
       <w:r>
-        <w:t xml:space="preserve">Participant-generated data can also contain inaccuracies. Coordinates may be unavailable or replaced by application defaults, and the actual sampling country can differ from the country originally assigned to a QR-coded kit without implying that the recorded location is wrong. Measurements may be incomplete or non-standardised. Public dissemination introduces further requirements, particularly when precise locations or identifiable image content could expose participants. Discarding an entire record because of one defective field may unnecessarily lose otherwise useful scientific evidence.</w:t>
+        <w:t xml:space="preserve">This separation poses a data-integration problem distinct from initial observation capture. Research reuse requires consistent identities for physical samples, traceable links among their derived data and methods, and the ability to incorporate new results without rewriting the original observation. Participant-facing applications can evolve independently of laboratory information systems. At the same time, incomplete positions, application-default coordinates and discrepancies between planned kit allocations and actual sampling countries require contextual quality assessment rather than automatic rejection. Public release also requires safeguards for sensitive coordinates and potentially identifying images.</w:t>
       </w:r>
     </w:p>
     <w:p>
@@ -1528,7 +1420,7 @@
         <w:pStyle w:val="BodyText"/>
       </w:pPr>
       <w:r>
-        <w:t xml:space="preserve">Established systems such as CitSci.org and eBird show how citizen-science services can support curation, quality assurance and data sharing</w:t>
+        <w:t xml:space="preserve">Established citizen-science services such as CitSci.org and eBird demonstrate the importance of data curation, quality control and sharing</w:t>
       </w:r>
       <w:r>
         <w:t xml:space="preserve"> </w:t>
@@ -1537,7 +1429,16 @@
         <w:t xml:space="preserve">(Wang et al. 2015; Sullivan et al. 2014)</w:t>
       </w:r>
       <w:r>
-        <w:t xml:space="preserve">. Our focus is a complementary design problem: how to preserve a stable, reusable research representation when the participant-facing acquisition application and subsequent analytical systems are operationally independent.</w:t>
+        <w:t xml:space="preserve">. Our focus is complementary: preserving an application-independent, sample-centred research representation across the successive stages of collection, laboratory enrichment, quality assessment and publication. In this context, FAIR principles provide a framework for improving the findability, accessibility, interoperability and reusability of research outputs</w:t>
+      </w:r>
+      <w:r>
+        <w:t xml:space="preserve"> </w:t>
+      </w:r>
+      <w:r>
+        <w:t xml:space="preserve">(Wilkinson et al. 2016)</w:t>
+      </w:r>
+      <w:r>
+        <w:t xml:space="preserve">, without implying that a repository’s implementation alone proves full FAIR compliance.</w:t>
       </w:r>
     </w:p>
     <w:p>
@@ -1557,7 +1458,7 @@
         <w:t xml:space="preserve">ECHOREPO</w:t>
       </w:r>
       <w:r>
-        <w:t xml:space="preserve">, an open-source, containerised repository developed within the ECHO soil citizen-science project</w:t>
+        <w:t xml:space="preserve">, an open-source infrastructure developed for the ECHO European soil citizen-science project</w:t>
       </w:r>
       <w:r>
         <w:t xml:space="preserve"> </w:t>
@@ -1566,20 +1467,11 @@
         <w:t xml:space="preserve">(European Commission 2023)</w:t>
       </w:r>
       <w:r>
-        <w:t xml:space="preserve">. We describe its decoupled architecture, sample-centred data integration, geographical quality control, privacy transformations and FAIR-oriented publication workflow</w:t>
-      </w:r>
-      <w:r>
-        <w:t xml:space="preserve"> </w:t>
-      </w:r>
-      <w:r>
-        <w:t xml:space="preserve">(Wilkinson et al. 2016)</w:t>
-      </w:r>
-      <w:r>
-        <w:t xml:space="preserve">. The paper then examines evidence from an operational deployment and discusses which design principles can be transferred beyond soil monitoring. The contribution is an implemented and documented approach, not a claim that the platform is universally reusable without adaptation.</w:t>
+        <w:t xml:space="preserve">. We describe its source-independent architecture, canonical sample-linked model, quality-assurance and privacy decisions, and versioned publication workflow. We then examine the coverage of linked data domains in a 10,554-sample canonical snapshot and the interpretation of geographical and allocation-consistency flags. The contribution is an implemented and evaluated data-lifecycle pattern, not a universal platform or an inference about ecological relationships from the available records.</w:t>
       </w:r>
     </w:p>
     <w:bookmarkEnd w:id="20"/>
-    <w:bookmarkStart w:id="40" w:name="materials-and-methods"/>
+    <w:bookmarkStart w:id="41" w:name="materials-and-methods"/>
     <w:p>
       <w:pPr>
         <w:pStyle w:val="Heading1"/>
@@ -2081,13 +1973,13 @@
       </w:r>
     </w:p>
     <w:bookmarkEnd w:id="31"/>
-    <w:bookmarkStart w:id="32" w:name="evaluation-metrics-and-data-scope"/>
+    <w:bookmarkStart w:id="36" w:name="illustrative-sample-journeys"/>
     <w:p>
       <w:pPr>
         <w:pStyle w:val="Heading2"/>
       </w:pPr>
       <w:r>
-        <w:t xml:space="preserve">Evaluation metrics and data scope</w:t>
+        <w:t xml:space="preserve">Illustrative sample journeys</w:t>
       </w:r>
     </w:p>
     <w:p>
@@ -2095,34 +1987,21 @@
         <w:pStyle w:val="FirstParagraph"/>
       </w:pPr>
       <w:r>
-        <w:t xml:space="preserve">Data-domain coverage was calculated from one dated canonical ZIP export. The denominator is the number of distinct non-empty</w:t>
-      </w:r>
-      <w:r>
-        <w:t xml:space="preserve"> </w:t>
-      </w:r>
-      <w:r>
-        <w:rPr>
-          <w:rStyle w:val="VerbatimChar"/>
-        </w:rPr>
-        <w:t xml:space="preserve">sample_id</w:t>
-      </w:r>
-      <w:r>
-        <w:t xml:space="preserve"> </w:t>
-      </w:r>
-      <w:r>
-        <w:t xml:space="preserve">values in</w:t>
-      </w:r>
-      <w:r>
-        <w:t xml:space="preserve"> </w:t>
-      </w:r>
-      <w:r>
-        <w:rPr>
-          <w:rStyle w:val="VerbatimChar"/>
-        </w:rPr>
-        <w:t xml:space="preserve">samples.csv</w:t>
-      </w:r>
-      <w:r>
-        <w:t xml:space="preserve">. For each of the three supplementary domains (photographs, laboratory parameters and biodiversity), a sample is counted once if at least one row with the same identifier appears in the corresponding canonical CSV. The number of domains associated with each sample is then counted from zero to three; repeated measurements, images or taxonomic rows do not inflate sample coverage. The figures consequently describe the</w:t>
+        <w:t xml:space="preserve">Figure </w:t>
+      </w:r>
+      <w:hyperlink w:anchor="fig:sample-journeys">
+        <w:r>
+          <w:rPr>
+            <w:rStyle w:val="Hyperlink"/>
+          </w:rPr>
+          <w:t xml:space="preserve">3</w:t>
+        </w:r>
+      </w:hyperlink>
+      <w:r>
+        <w:t xml:space="preserve"> </w:t>
+      </w:r>
+      <w:r>
+        <w:t xml:space="preserve">contrasts two</w:t>
       </w:r>
       <w:r>
         <w:t xml:space="preserve"> </w:t>
@@ -2132,103 +2011,13 @@
           <w:iCs/>
           <w:i/>
         </w:rPr>
-        <w:t xml:space="preserve">published canonical representation</w:t>
-      </w:r>
-      <w:r>
-        <w:t xml:space="preserve">, not the number of images, laboratory determinations, sequencing reads or planned analyses. The laboratory canonicalisation excludes oxide-form parameter rows and values below its default export threshold of 0.01; biodiversity coverage concerns exported taxonomic summaries rather than raw marker-by-feature matrices.</w:t>
-      </w:r>
-    </w:p>
-    <w:p>
-      <w:pPr>
-        <w:pStyle w:val="BodyText"/>
-      </w:pPr>
-      <w:r>
-        <w:t xml:space="preserve">The QA tally separately classifies application-default coordinates and discrepancies between a QR code’s planned allocation country and the recorded country of collection. These are screening classes, not a ground-truth classification of coordinate errors. Country comparison is performed using source-side information, not privacy-displaced public map coordinates. The percentages reported for QA below use the canonical sample count as denominator, subject to confirmation that the QA tally covers precisely the same snapshot.</w:t>
-      </w:r>
-    </w:p>
-    <w:bookmarkEnd w:id="32"/>
-    <w:bookmarkStart w:id="33" w:name="Xacb5847810c840113ce2b65086cb936d5b1be93"/>
-    <w:p>
-      <w:pPr>
-        <w:pStyle w:val="Heading2"/>
-      </w:pPr>
-      <w:r>
-        <w:t xml:space="preserve">Quality assurance and provenance-assisted assessment</w:t>
-      </w:r>
-    </w:p>
-    <w:p>
-      <w:pPr>
-        <w:pStyle w:val="FirstParagraph"/>
-      </w:pPr>
-      <w:r>
-        <w:t xml:space="preserve">The quality-assurance (QA) workflow flags inconsistent source records while retaining their sample identifiers and provenance. The present assessment distinguishes two classes. First,</w:t>
-      </w:r>
-      <w:r>
-        <w:t xml:space="preserve"> </w:t>
-      </w:r>
-      <w:r>
-        <w:rPr>
-          <w:iCs/>
-          <w:i/>
-        </w:rPr>
-        <w:t xml:space="preserve">application-default coordinates</w:t>
-      </w:r>
-      <w:r>
-        <w:t xml:space="preserve"> </w:t>
-      </w:r>
-      <w:r>
-        <w:t xml:space="preserve">are placeholder positions recorded when the mobile workflow does not obtain a usable location; they cannot be treated as measured sampling positions. Second, a</w:t>
-      </w:r>
-      <w:r>
-        <w:t xml:space="preserve"> </w:t>
-      </w:r>
-      <w:r>
-        <w:rPr>
-          <w:iCs/>
-          <w:i/>
-        </w:rPr>
-        <w:t xml:space="preserve">planned-country mismatch</w:t>
-      </w:r>
-      <w:r>
-        <w:t xml:space="preserve"> </w:t>
-      </w:r>
-      <w:r>
-        <w:t xml:space="preserve">occurs when the country assigned to a QR code for sample distribution differs from the country associated with its actual recorded collection location. This comparison is independent of the jittered public map coordinates. A planned-country mismatch can arise from a legitimate cross-country redistribution of sampling kits, outdated allocation metadata or an inaccurate location; it does not alone establish an erroneous GPS record.</w:t>
-      </w:r>
-    </w:p>
-    <w:p>
-      <w:pPr>
-        <w:pStyle w:val="BodyText"/>
-      </w:pPr>
-      <w:r>
-        <w:t xml:space="preserve">Flagged records can be investigated using the QR/sample identifier, kit-allocation history, source observations and other appropriately protected provenance. A correction should be made only when supported by evidence; otherwise the flag remains unresolved or qualified rather than being silently overwritten. Thus, detection, interpretation and verified recovery are distinct stages. The classification cannot by itself identify causes such as device malfunction, participant error or workflow interruption, and recovery outcomes were not measured in this evaluation</w:t>
-      </w:r>
-      <w:r>
-        <w:t xml:space="preserve"> </w:t>
-      </w:r>
-      <w:r>
-        <w:t xml:space="preserve">(Kosmala et al. 2016)</w:t>
-      </w:r>
-      <w:r>
-        <w:t xml:space="preserve">.</w:t>
-      </w:r>
-    </w:p>
-    <w:bookmarkEnd w:id="33"/>
-    <w:bookmarkStart w:id="38" w:name="Xdd3d901ccdf3df0fe5ae3f685a9933d1a89565d"/>
-    <w:p>
-      <w:pPr>
-        <w:pStyle w:val="Heading2"/>
-      </w:pPr>
-      <w:r>
-        <w:t xml:space="preserve">Geographical privacy and image protection</w:t>
-      </w:r>
-    </w:p>
-    <w:p>
-      <w:pPr>
-        <w:pStyle w:val="FirstParagraph"/>
-      </w:pPr>
-      <w:r>
-        <w:t xml:space="preserve">Exact source coordinates are retained in the controlled-access environment and assessed for QA before deriving public positions. Public sample coordinates are deterministically displaced within a configurable maximum distance, currently 1,000 m by default. This is a pragmatic compromise intended to reduce precision around individual properties while maintaining regional-scale utility; it is</w:t>
+        <w:t xml:space="preserve">schematic</w:t>
+      </w:r>
+      <w:r>
+        <w:t xml:space="preserve"> </w:t>
+      </w:r>
+      <w:r>
+        <w:t xml:space="preserve">sample journeys to clarify the scientific purpose of the model. In the first, one soil sample is recorded in the field and later linked to photographs, X-ray fluorescence measurements and taxonomic summaries from 16S or ITS analyses. Its stable identifier supports a joint query without asserting that these measurements were collected simultaneously or are biologically correlated. In the second, a QR-labelled kit is originally assigned to one country but its source record indicates collection in another. The repository records the discrepancy for inspection rather than automatically treating the position as erroneous or discarding associated observations. These are illustrative workflows,</w:t>
       </w:r>
       <w:r>
         <w:t xml:space="preserve"> </w:t>
@@ -2244,63 +2033,31 @@
         <w:t xml:space="preserve"> </w:t>
       </w:r>
       <w:r>
-        <w:t xml:space="preserve">a formally validated anonymity threshold. The field</w:t>
-      </w:r>
-      <w:r>
-        <w:t xml:space="preserve"> </w:t>
-      </w:r>
-      <w:r>
-        <w:rPr>
-          <w:rStyle w:val="VerbatimChar"/>
-        </w:rPr>
-        <w:t xml:space="preserve">coordinate_obfuscation_radius_m</w:t>
-      </w:r>
-      <w:r>
-        <w:t xml:space="preserve"> </w:t>
-      </w:r>
-      <w:r>
-        <w:t xml:space="preserve">documents the configured radius in the published sample table.</w:t>
-      </w:r>
-    </w:p>
-    <w:p>
-      <w:pPr>
-        <w:pStyle w:val="BodyText"/>
-      </w:pPr>
-      <w:r>
-        <w:t xml:space="preserve">Displacement is not constrained to coastlines or administrative boundaries. Consequently, a valid sample close to a border may appear in a neighbouring country, or a coastal sample may appear at sea. These visual artefacts do not indicate that the source coordinates failed QA: country-mismatch checks operate on underlying coordinates. ECHOREPO also supports sample exploration by EEA 2016 biogeographical regions</w:t>
-      </w:r>
-      <w:r>
-        <w:t xml:space="preserve"> </w:t>
-      </w:r>
-      <w:r>
-        <w:t xml:space="preserve">(European Environment Agency 2016)</w:t>
-      </w:r>
-      <w:r>
-        <w:t xml:space="preserve">; membership is precomputed from underlying coordinates rather than inferred from the public marker position. Analysts should not use displaced positions for parcel-level, boundary-sensitive or fine-resolution spatial inference.</w:t>
+        <w:t xml:space="preserve">two selected empirical records or verified corrections; they do not add cases to the quantitative evaluation.</w:t>
       </w:r>
     </w:p>
     <w:p>
       <w:pPr>
         <w:pStyle w:val="CaptionedFigure"/>
       </w:pPr>
-      <w:bookmarkStart w:id="37" w:name="fig:geo-qa"/>
+      <w:bookmarkStart w:id="35" w:name="fig:sample-journeys"/>
       <w:r>
         <w:drawing>
           <wp:inline>
-            <wp:extent cx="5334000" cy="1601789"/>
+            <wp:extent cx="4644571" cy="1785257"/>
             <wp:effectExtent b="0" l="0" r="0" t="0"/>
-            <wp:docPr descr="Quality screening and public location disclosure are separate decisions. A mismatch in kit allocation can coexist with a valid coordinate; records with unsupported locations remain flagged and need not receive a public map marker." title="" id="35" name="Picture"/>
+            <wp:docPr descr="Two illustrative, not empirically selected, sample journeys. Journey A shows how later analytical products can remain linked to a field sample; Journey B shows why an allocation-country discrepancy requires provenance-based interpretation rather than automatic classification as a GPS error. Country labels are placeholders and do not identify actual participants or samples." title="" id="33" name="Picture"/>
             <a:graphic>
               <a:graphicData uri="http://schemas.openxmlformats.org/drawingml/2006/picture">
                 <pic:pic>
                   <pic:nvPicPr>
-                    <pic:cNvPr descr="figures/diagram-3.png" id="36" name="Picture"/>
+                    <pic:cNvPr descr="figures/diagram-3.png" id="34" name="Picture"/>
                     <pic:cNvPicPr>
                       <a:picLocks noChangeArrowheads="1" noChangeAspect="1"/>
                     </pic:cNvPicPr>
                   </pic:nvPicPr>
                   <pic:blipFill>
-                    <a:blip r:embed="rId34"/>
+                    <a:blip r:embed="rId32"/>
                     <a:stretch>
                       <a:fillRect/>
                     </a:stretch>
@@ -2308,7 +2065,7 @@
                   <pic:spPr bwMode="auto">
                     <a:xfrm>
                       <a:off x="0" y="0"/>
-                      <a:ext cx="5334000" cy="1601789"/>
+                      <a:ext cx="4644571" cy="1785257"/>
                     </a:xfrm>
                     <a:prstGeom prst="rect">
                       <a:avLst/>
@@ -2326,14 +2083,222 @@
           </wp:inline>
         </w:drawing>
       </w:r>
-      <w:bookmarkEnd w:id="37"/>
+      <w:bookmarkEnd w:id="35"/>
     </w:p>
     <w:p>
       <w:pPr>
         <w:pStyle w:val="ImageCaption"/>
       </w:pPr>
       <w:r>
-        <w:t xml:space="preserve">Quality screening and public location disclosure are separate decisions. A mismatch in kit allocation can coexist with a valid coordinate; records with unsupported locations remain flagged and need not receive a public map marker.</w:t>
+        <w:t xml:space="preserve">Two illustrative, not empirically selected, sample journeys. Journey A shows how later analytical products can remain linked to a field sample; Journey B shows why an allocation-country discrepancy requires provenance-based interpretation rather than automatic classification as a GPS error. Country labels are placeholders and do not identify actual participants or samples.</w:t>
+      </w:r>
+    </w:p>
+    <w:bookmarkEnd w:id="36"/>
+    <w:bookmarkStart w:id="37" w:name="evaluation-metrics-and-data-scope"/>
+    <w:p>
+      <w:pPr>
+        <w:pStyle w:val="Heading2"/>
+      </w:pPr>
+      <w:r>
+        <w:t xml:space="preserve">Evaluation metrics and data scope</w:t>
+      </w:r>
+    </w:p>
+    <w:p>
+      <w:pPr>
+        <w:pStyle w:val="FirstParagraph"/>
+      </w:pPr>
+      <w:r>
+        <w:t xml:space="preserve">Data-domain coverage was calculated from the ECHOREPO version 12 canonical dataset snapshot dated 29 October 2026, archived on Zenodo</w:t>
+      </w:r>
+      <w:r>
+        <w:t xml:space="preserve"> </w:t>
+      </w:r>
+      <w:r>
+        <w:t xml:space="preserve">(ECHO Consortium 2026)</w:t>
+      </w:r>
+      <w:r>
+        <w:t xml:space="preserve">. The denominator is the number of distinct non-empty</w:t>
+      </w:r>
+      <w:r>
+        <w:t xml:space="preserve"> </w:t>
+      </w:r>
+      <w:r>
+        <w:rPr>
+          <w:rStyle w:val="VerbatimChar"/>
+        </w:rPr>
+        <w:t xml:space="preserve">sample_id</w:t>
+      </w:r>
+      <w:r>
+        <w:t xml:space="preserve"> </w:t>
+      </w:r>
+      <w:r>
+        <w:t xml:space="preserve">values in</w:t>
+      </w:r>
+      <w:r>
+        <w:t xml:space="preserve"> </w:t>
+      </w:r>
+      <w:r>
+        <w:rPr>
+          <w:rStyle w:val="VerbatimChar"/>
+        </w:rPr>
+        <w:t xml:space="preserve">samples.csv</w:t>
+      </w:r>
+      <w:r>
+        <w:t xml:space="preserve">. For each of the three supplementary domains (photographs, laboratory parameters and biodiversity), a sample is counted once if at least one row with the same identifier appears in the corresponding canonical CSV. The number of domains associated with each sample is then counted from zero to three; repeated measurements, images or taxonomic rows do not inflate sample coverage. The figures consequently describe the</w:t>
+      </w:r>
+      <w:r>
+        <w:t xml:space="preserve"> </w:t>
+      </w:r>
+      <w:r>
+        <w:rPr>
+          <w:iCs/>
+          <w:i/>
+        </w:rPr>
+        <w:t xml:space="preserve">published canonical representation</w:t>
+      </w:r>
+      <w:r>
+        <w:t xml:space="preserve">, not the number of images, laboratory determinations, sequencing reads or planned analyses. The laboratory canonicalisation excludes oxide-form parameter rows and values below its default export threshold of 0.01; biodiversity coverage concerns exported taxonomic summaries rather than raw marker-by-feature matrices.</w:t>
+      </w:r>
+    </w:p>
+    <w:p>
+      <w:pPr>
+        <w:pStyle w:val="BodyText"/>
+      </w:pPr>
+      <w:r>
+        <w:t xml:space="preserve">The QA tally separately classifies application-default coordinates and discrepancies between a QR code’s planned allocation country and the recorded country of collection. These are screening classes, not a ground-truth classification of coordinate errors. Country comparison is performed using source-side information, not privacy-displaced public map coordinates. The QA summary reports 396 flagged records, but a record-level QA export was not available for an independent identifier-by-identifier comparison with the canonical snapshot. Percentages using the 10,554-sample denominator are therefore explicitly conditional on matching assessment populations.</w:t>
+      </w:r>
+    </w:p>
+    <w:bookmarkEnd w:id="37"/>
+    <w:bookmarkStart w:id="38" w:name="Xacb5847810c840113ce2b65086cb936d5b1be93"/>
+    <w:p>
+      <w:pPr>
+        <w:pStyle w:val="Heading2"/>
+      </w:pPr>
+      <w:r>
+        <w:t xml:space="preserve">Quality assurance and provenance-assisted assessment</w:t>
+      </w:r>
+    </w:p>
+    <w:p>
+      <w:pPr>
+        <w:pStyle w:val="FirstParagraph"/>
+      </w:pPr>
+      <w:r>
+        <w:t xml:space="preserve">The quality-assurance (QA) workflow flags inconsistent source records while retaining their sample identifiers and provenance. The present assessment distinguishes two classes. First,</w:t>
+      </w:r>
+      <w:r>
+        <w:t xml:space="preserve"> </w:t>
+      </w:r>
+      <w:r>
+        <w:rPr>
+          <w:iCs/>
+          <w:i/>
+        </w:rPr>
+        <w:t xml:space="preserve">application-default coordinates</w:t>
+      </w:r>
+      <w:r>
+        <w:t xml:space="preserve"> </w:t>
+      </w:r>
+      <w:r>
+        <w:t xml:space="preserve">are placeholder positions recorded when the mobile workflow does not obtain a usable location; they cannot be treated as measured sampling positions. Second, a</w:t>
+      </w:r>
+      <w:r>
+        <w:t xml:space="preserve"> </w:t>
+      </w:r>
+      <w:r>
+        <w:rPr>
+          <w:iCs/>
+          <w:i/>
+        </w:rPr>
+        <w:t xml:space="preserve">planned-country mismatch</w:t>
+      </w:r>
+      <w:r>
+        <w:t xml:space="preserve"> </w:t>
+      </w:r>
+      <w:r>
+        <w:t xml:space="preserve">occurs when the country assigned to a QR code for sample distribution differs from the country associated with its actual recorded collection location. This comparison is independent of the jittered public map coordinates. A planned-country mismatch can arise from a legitimate cross-country redistribution of sampling kits, outdated allocation metadata or an inaccurate location; it does not alone establish an erroneous GPS record.</w:t>
+      </w:r>
+    </w:p>
+    <w:p>
+      <w:pPr>
+        <w:pStyle w:val="BodyText"/>
+      </w:pPr>
+      <w:r>
+        <w:t xml:space="preserve">Flagged records can be investigated using the QR/sample identifier, kit-allocation history, source observations and other appropriately protected provenance. A correction should be made only when supported by evidence; otherwise the flag remains unresolved or qualified rather than being silently overwritten. Thus, detection, interpretation and verified recovery are distinct stages. The classification cannot by itself identify causes such as device malfunction, participant error or workflow interruption, and recovery outcomes were not measured in this evaluation</w:t>
+      </w:r>
+      <w:r>
+        <w:t xml:space="preserve"> </w:t>
+      </w:r>
+      <w:r>
+        <w:t xml:space="preserve">(Kosmala et al. 2016)</w:t>
+      </w:r>
+      <w:r>
+        <w:t xml:space="preserve">.</w:t>
+      </w:r>
+    </w:p>
+    <w:bookmarkEnd w:id="38"/>
+    <w:bookmarkStart w:id="39" w:name="Xdd3d901ccdf3df0fe5ae3f685a9933d1a89565d"/>
+    <w:p>
+      <w:pPr>
+        <w:pStyle w:val="Heading2"/>
+      </w:pPr>
+      <w:r>
+        <w:t xml:space="preserve">Geographical privacy and image protection</w:t>
+      </w:r>
+    </w:p>
+    <w:p>
+      <w:pPr>
+        <w:pStyle w:val="FirstParagraph"/>
+      </w:pPr>
+      <w:r>
+        <w:t xml:space="preserve">Exact source coordinates are retained in the controlled-access environment and assessed for QA before deriving public positions. Public sample coordinates are deterministically displaced within a configurable maximum distance, currently 1,000 m by default. This is a pragmatic compromise intended to reduce precision around individual properties while maintaining regional-scale utility; it is</w:t>
+      </w:r>
+      <w:r>
+        <w:t xml:space="preserve"> </w:t>
+      </w:r>
+      <w:r>
+        <w:rPr>
+          <w:iCs/>
+          <w:i/>
+        </w:rPr>
+        <w:t xml:space="preserve">not</w:t>
+      </w:r>
+      <w:r>
+        <w:t xml:space="preserve"> </w:t>
+      </w:r>
+      <w:r>
+        <w:t xml:space="preserve">a formally validated anonymity threshold. The field</w:t>
+      </w:r>
+      <w:r>
+        <w:t xml:space="preserve"> </w:t>
+      </w:r>
+      <w:r>
+        <w:rPr>
+          <w:rStyle w:val="VerbatimChar"/>
+        </w:rPr>
+        <w:t xml:space="preserve">coordinate_obfuscation_radius_m</w:t>
+      </w:r>
+      <w:r>
+        <w:t xml:space="preserve"> </w:t>
+      </w:r>
+      <w:r>
+        <w:t xml:space="preserve">documents the configured radius in the published sample table.</w:t>
+      </w:r>
+    </w:p>
+    <w:p>
+      <w:pPr>
+        <w:pStyle w:val="BodyText"/>
+      </w:pPr>
+      <w:r>
+        <w:t xml:space="preserve">Displacement is not constrained to coastlines or administrative boundaries. Consequently, a valid sample close to a border may appear in a neighbouring country, or a coastal sample may appear at sea. These visual artefacts do not indicate that the source coordinates failed QA: country-mismatch checks operate on underlying coordinates. ECHOREPO also supports sample exploration by EEA 2016 biogeographical regions</w:t>
+      </w:r>
+      <w:r>
+        <w:t xml:space="preserve"> </w:t>
+      </w:r>
+      <w:r>
+        <w:t xml:space="preserve">(European Environment Agency 2016)</w:t>
+      </w:r>
+      <w:r>
+        <w:t xml:space="preserve">; membership is precomputed from underlying coordinates rather than inferred from the public marker position. Analysts should not use displaced positions for parcel-level, boundary-sensitive or fine-resolution spatial inference.</w:t>
       </w:r>
     </w:p>
     <w:p>
@@ -2360,8 +2325,8 @@
         <w:t xml:space="preserve">image mirroring; without private staging, it does not guarantee that an unredacted object was never briefly accessible. These are limitations of the current implementation, not guarantees of anonymity.</w:t>
       </w:r>
     </w:p>
-    <w:bookmarkEnd w:id="38"/>
-    <w:bookmarkStart w:id="39" w:name="Xe86a3317fd6399221d293db9c156a4ff003dc28"/>
+    <w:bookmarkEnd w:id="39"/>
+    <w:bookmarkStart w:id="40" w:name="Xe86a3317fd6399221d293db9c156a4ff003dc28"/>
     <w:p>
       <w:pPr>
         <w:pStyle w:val="Heading2"/>
@@ -2413,7 +2378,7 @@
         <w:t xml:space="preserve"> </w:t>
       </w:r>
       <w:r>
-        <w:t xml:space="preserve">(Zenodo 2026; Osychenko 2026)</w:t>
+        <w:t xml:space="preserve">(Zenodo 2026; ECHO Consortium 2026)</w:t>
       </w:r>
       <w:r>
         <w:t xml:space="preserve">.</w:t>
@@ -2436,9 +2401,9 @@
         <w:t xml:space="preserve">. Nevertheless, a Zenodo deposit and CSVW document are evidence of implemented FAIR-oriented mechanisms, not proof of complete FAIR compliance or independently verified discovery in every external catalogue.</w:t>
       </w:r>
     </w:p>
-    <w:bookmarkEnd w:id="39"/>
     <w:bookmarkEnd w:id="40"/>
-    <w:bookmarkStart w:id="46" w:name="results"/>
+    <w:bookmarkEnd w:id="41"/>
+    <w:bookmarkStart w:id="51" w:name="results"/>
     <w:p>
       <w:pPr>
         <w:pStyle w:val="Heading1"/>
@@ -2447,7 +2412,7 @@
         <w:t xml:space="preserve">Results</w:t>
       </w:r>
     </w:p>
-    <w:bookmarkStart w:id="42" w:name="X5168b88786d1f008070ba541f93d77f8439110f"/>
+    <w:bookmarkStart w:id="47" w:name="X5168b88786d1f008070ba541f93d77f8439110f"/>
     <w:p>
       <w:pPr>
         <w:pStyle w:val="Heading2"/>
@@ -2475,7 +2440,7 @@
         <w:t xml:space="preserve">). These are counts of distinct sample identifiers represented in the respective canonical resources, rather than counts of photographs, analytical observations or taxonomic rows.</w:t>
       </w:r>
     </w:p>
-    <w:bookmarkStart w:id="41" w:name="tab:coverage"/>
+    <w:bookmarkStart w:id="42" w:name="tab:coverage"/>
     <w:p>
       <w:pPr>
         <w:pStyle w:val="TableCaption"/>
@@ -2871,13 +2836,24 @@
         </w:tc>
       </w:tr>
     </w:tbl>
-    <w:bookmarkEnd w:id="41"/>
+    <w:bookmarkEnd w:id="42"/>
     <w:p>
       <w:pPr>
         <w:pStyle w:val="BodyText"/>
       </w:pPr>
       <w:r>
-        <w:t xml:space="preserve">In particular, 5,514 samples (52.25%) are represented in at least two additional domains, including 997 (9.45%) linked to all three; 678 (6.42%) have no associated records in these three domains. This demonstrates cross-domain linkage in an operational data product rather than merely the ability of the schema to represent those links. These proportions describe</w:t>
+        <w:t xml:space="preserve">In particular, 5,514 samples (52.25%) are represented in at least two additional domains, including 997 (9.45%) linked to all three. The distribution of zero, one, two and three supplementary domains comprises 678 (6.42%), 4,362 (41.33%), 4,517 (42.80%) and 997 (9.45%) samples, respectively (Figure </w:t>
+      </w:r>
+      <w:hyperlink w:anchor="fig:domain-coverage">
+        <w:r>
+          <w:rPr>
+            <w:rStyle w:val="Hyperlink"/>
+          </w:rPr>
+          <w:t xml:space="preserve">4</w:t>
+        </w:r>
+      </w:hyperlink>
+      <w:r>
+        <w:t xml:space="preserve">). Remarkably, 997 of the 1,200 biodiversity-linked samples (83.08%) also have both photographs and laboratory results. This demonstrates cross-domain linkage in an operational data product rather than merely the ability of the schema to represent those links. These proportions describe</w:t>
       </w:r>
       <w:r>
         <w:t xml:space="preserve"> </w:t>
@@ -2893,8 +2869,65 @@
         <w:t xml:space="preserve">, not the completion rate of planned analyses: the canonical laboratory resource omits some parameter rows according to its export rules (including oxide forms and values below the default threshold of 0.01), and the biodiversity export contains taxonomic abundance summaries rather than raw sequencing tables.</w:t>
       </w:r>
     </w:p>
-    <w:bookmarkEnd w:id="42"/>
-    <w:bookmarkStart w:id="44" w:name="X998e8dbec75c13db6dca19bb4bbee6e7c7a8112"/>
+    <w:p>
+      <w:pPr>
+        <w:pStyle w:val="CaptionedFigure"/>
+      </w:pPr>
+      <w:bookmarkStart w:id="46" w:name="fig:domain-coverage"/>
+      <w:r>
+        <w:drawing>
+          <wp:inline>
+            <wp:extent cx="4417180" cy="1427238"/>
+            <wp:effectExtent b="0" l="0" r="0" t="0"/>
+            <wp:docPr descr="Number of additional data domains linked to each sample in the 29 October 2026 canonical dataset (n = 10,554). The additional domains are photographs, laboratory parameters and microbial biodiversity summaries. Presence is determined from sample-identifier linkage, not an independent assessment of scientific completeness or sample representativeness." title="" id="44" name="Picture"/>
+            <a:graphic>
+              <a:graphicData uri="http://schemas.openxmlformats.org/drawingml/2006/picture">
+                <pic:pic>
+                  <pic:nvPicPr>
+                    <pic:cNvPr descr="figures/diagram-4.png" id="45" name="Picture"/>
+                    <pic:cNvPicPr>
+                      <a:picLocks noChangeArrowheads="1" noChangeAspect="1"/>
+                    </pic:cNvPicPr>
+                  </pic:nvPicPr>
+                  <pic:blipFill>
+                    <a:blip r:embed="rId43"/>
+                    <a:stretch>
+                      <a:fillRect/>
+                    </a:stretch>
+                  </pic:blipFill>
+                  <pic:spPr bwMode="auto">
+                    <a:xfrm>
+                      <a:off x="0" y="0"/>
+                      <a:ext cx="4417180" cy="1427238"/>
+                    </a:xfrm>
+                    <a:prstGeom prst="rect">
+                      <a:avLst/>
+                    </a:prstGeom>
+                    <a:noFill/>
+                    <a:ln w="9525">
+                      <a:noFill/>
+                      <a:headEnd/>
+                      <a:tailEnd/>
+                    </a:ln>
+                  </pic:spPr>
+                </pic:pic>
+              </a:graphicData>
+            </a:graphic>
+          </wp:inline>
+        </w:drawing>
+      </w:r>
+      <w:bookmarkEnd w:id="46"/>
+    </w:p>
+    <w:p>
+      <w:pPr>
+        <w:pStyle w:val="ImageCaption"/>
+      </w:pPr>
+      <w:r>
+        <w:t xml:space="preserve">Number of additional data domains linked to each sample in the 29 October 2026 canonical dataset (n = 10,554). The additional domains are photographs, laboratory parameters and microbial biodiversity summaries. Presence is determined from sample-identifier linkage, not an independent assessment of scientific completeness or sample representativeness.</w:t>
+      </w:r>
+    </w:p>
+    <w:bookmarkEnd w:id="47"/>
+    <w:bookmarkStart w:id="49" w:name="X998e8dbec75c13db6dca19bb4bbee6e7c7a8112"/>
     <w:p>
       <w:pPr>
         <w:pStyle w:val="Heading2"/>
@@ -2922,7 +2955,7 @@
         <w:t xml:space="preserve">). The two reported categories are mutually exclusive: 95 records (0.90%) contain application-default coordinates, indicating that a usable sampling position was not obtained, while 301 records (2.85%) differ between the country planned for their QR code and the actual sampling country.</w:t>
       </w:r>
     </w:p>
-    <w:bookmarkStart w:id="43" w:name="tab:qa"/>
+    <w:bookmarkStart w:id="48" w:name="tab:qa"/>
     <w:p>
       <w:pPr>
         <w:pStyle w:val="TableCaption"/>
@@ -3163,7 +3196,7 @@
         </w:tc>
       </w:tr>
     </w:tbl>
-    <w:bookmarkEnd w:id="43"/>
+    <w:bookmarkEnd w:id="48"/>
     <w:p>
       <w:pPr>
         <w:pStyle w:val="BodyText"/>
@@ -3188,8 +3221,8 @@
         <w:t xml:space="preserve">within these screening categories, not a verified coordinate-error rate or a measurement of successfully recovered records. Investigation and documented resolution would require separate outcome data. This classification is not directly comparable to differently defined or earlier geographical-QA snapshots.</w:t>
       </w:r>
     </w:p>
-    <w:bookmarkEnd w:id="44"/>
-    <w:bookmarkStart w:id="45" w:name="Xa9889ce363be90603f63da1a42009822deef0e1"/>
+    <w:bookmarkEnd w:id="49"/>
+    <w:bookmarkStart w:id="50" w:name="Xa9889ce363be90603f63da1a42009822deef0e1"/>
     <w:p>
       <w:pPr>
         <w:pStyle w:val="Heading2"/>
@@ -3225,7 +3258,16 @@
         <w:pStyle w:val="BodyText"/>
       </w:pPr>
       <w:r>
-        <w:t xml:space="preserve">A published ECHOREPO Zenodo release comprises six canonical CSV resources together with a CSV on the Web metadata document,</w:t>
+        <w:t xml:space="preserve">The ECHOREPO version 12 dataset, deposited by the ECHO Consortium for the 29 October 2026 snapshot</w:t>
+      </w:r>
+      <w:r>
+        <w:t xml:space="preserve"> </w:t>
+      </w:r>
+      <w:r>
+        <w:t xml:space="preserve">(ECHO Consortium 2026)</w:t>
+      </w:r>
+      <w:r>
+        <w:t xml:space="preserve">, comprises six canonical CSV resources accompanied by a CSV on the Web metadata document,</w:t>
       </w:r>
       <w:r>
         <w:t xml:space="preserve"> </w:t>
@@ -3237,21 +3279,12 @@
         <w:t xml:space="preserve">file.json</w:t>
       </w:r>
       <w:r>
-        <w:t xml:space="preserve">, and a version-specific DOI</w:t>
-      </w:r>
-      <w:r>
-        <w:t xml:space="preserve"> </w:t>
-      </w:r>
-      <w:r>
-        <w:t xml:space="preserve">(Osychenko 2026)</w:t>
-      </w:r>
-      <w:r>
-        <w:t xml:space="preserve">. The export-and-publish workflow checks resource schemas and reference integrity before deposit. This demonstrates independently retrievable, versioned publication products, but the evaluated canonical snapshot must not be assumed to have identical membership to the cited Zenodo release unless its version and extraction date are verified. Appearance in any particular SoilWise catalogue also requires separate confirmation.</w:t>
-      </w:r>
-    </w:p>
-    <w:bookmarkEnd w:id="45"/>
-    <w:bookmarkEnd w:id="46"/>
-    <w:bookmarkStart w:id="49" w:name="discussion"/>
+        <w:t xml:space="preserve">. The export-and-publish workflow checks resource schemas and reference integrity before deposit. This provides an independently identifiable, versioned data product corresponding to the dated canonical snapshot used for the coverage analysis; the record-level QA report still requires independent population reconciliation. Appearance in any particular SoilWise catalogue also requires separate confirmation.</w:t>
+      </w:r>
+    </w:p>
+    <w:bookmarkEnd w:id="50"/>
+    <w:bookmarkEnd w:id="51"/>
+    <w:bookmarkStart w:id="54" w:name="discussion"/>
     <w:p>
       <w:pPr>
         <w:pStyle w:val="Heading1"/>
@@ -3260,7 +3293,7 @@
         <w:t xml:space="preserve">Discussion</w:t>
       </w:r>
     </w:p>
-    <w:bookmarkStart w:id="47" w:name="design-implications-and-transferability"/>
+    <w:bookmarkStart w:id="52" w:name="design-implications-and-transferability"/>
     <w:p>
       <w:pPr>
         <w:pStyle w:val="Heading2"/>
@@ -3274,7 +3307,7 @@
         <w:pStyle w:val="FirstParagraph"/>
       </w:pPr>
       <w:r>
-        <w:t xml:space="preserve">The central architectural lesson is that citizen-science acquisition and the durable research-data layer can evolve independently. Isolating source-specific ingestion logic allows the participant application to change while sample identifiers and canonical resources remain accessible. The evaluated data show this integration in practice: 52.25% of samples have records in at least two additional data domains and 9.45% in all three. These are cross-sectional linkages, not a measurement of how quickly individual samples are enriched over time. The sample-centred model connects evidence produced by different organisations without flattening it into one unwieldy table.</w:t>
+        <w:t xml:space="preserve">The central architectural lesson is that citizen-science acquisition and the durable research-data layer can evolve independently. Isolating source-specific ingestion logic allows the participant application to change while sample identifiers and canonical resources remain accessible. The evaluated data show this integration in practice: 52.25% of samples have records in at least two additional data domains and 9.45% in all three. Among samples represented in the microbial biodiversity resource, 83.08% also have both photographic and laboratory records. These are cross-sectional linkages, not a measurement of how quickly individual samples are enriched over time. The sample-centred model connects evidence produced by different organisations without flattening it into one unwieldy table.</w:t>
       </w:r>
     </w:p>
     <w:p>
@@ -3301,8 +3334,8 @@
         <w:t xml:space="preserve">Finally, publication requires more than uploading CSV files. The canonical six-resource structure, relational CSVW metadata, machine-checkable validation and Zenodo versioning provide a durable interface between a continuously changing operational system and downstream users. Such a pattern is broadly transferable, although semantic alignment with disciplinary vocabularies and external catalogues remains an ongoing task.</w:t>
       </w:r>
     </w:p>
-    <w:bookmarkEnd w:id="47"/>
-    <w:bookmarkStart w:id="48" w:name="limitations"/>
+    <w:bookmarkEnd w:id="52"/>
+    <w:bookmarkStart w:id="53" w:name="limitations"/>
     <w:p>
       <w:pPr>
         <w:pStyle w:val="Heading2"/>
@@ -3316,7 +3349,7 @@
         <w:pStyle w:val="FirstParagraph"/>
       </w:pPr>
       <w:r>
-        <w:t xml:space="preserve">The evaluation concerns one soil-science deployment and does not compare alternative repository architectures. The canonical model, quality checks and acquisition adapter require adaptation for other domains; architecture-level transferability is not equivalent to a second deployment. The domain-coverage figures describe the current canonical export and are affected by publication-specific filtering, while the QA figures report only two categories of flags, without independent ground-truth verification, documented recovery outcomes or systematic attribution of causes. The flag percentages assume that the QA assessment covers the same 10,554 samples; this must be confirmed before final submission. Other forms of data heterogeneity are managed operationally but are not evaluated quantitatively here.</w:t>
+        <w:t xml:space="preserve">The evaluation concerns one soil-science deployment and does not compare alternative repository architectures. The canonical model, quality checks and acquisition adapter require adaptation for other domains; architecture-level transferability is not equivalent to a second deployment. The domain-coverage figures describe the canonical export and are affected by publication-specific filtering. Biodiversity and laboratory samples are not necessarily representative subsets of the full campaign, so the linkage rates must not be interpreted as evidence of geographic balance, unbiased analytical selection or ecological association. The illustrative sample journeys show possible research uses, not demonstrated case histories. The QA figures report only two categories of flags, without independent ground-truth verification, documented recovery outcomes or systematic attribution of causes. The flag percentages assume that the QA assessment covers the same 10,554 samples; this must be confirmed before final submission. Other forms of data heterogeneity are managed operationally but are not evaluated quantitatively here.</w:t>
       </w:r>
     </w:p>
     <w:p>
@@ -3327,9 +3360,9 @@
         <w:t xml:space="preserve">Spatial jitter is not a formal anonymisation mechanism; location risk varies with geography and available auxiliary information. Automated photo redaction can miss identifying features, and the current post-mirror workflow does not guarantee protection before a newly mirrored file becomes reachable. FAIR-oriented metadata and versioned deposits facilitate reuse but do not by themselves establish complete semantic interoperability or independently verified SoilWise indexing. Because the operational repository is changing, all reported counts and publications should be interpreted with their stated snapshot or version.</w:t>
       </w:r>
     </w:p>
-    <w:bookmarkEnd w:id="48"/>
-    <w:bookmarkEnd w:id="49"/>
-    <w:bookmarkStart w:id="50" w:name="conclusions"/>
+    <w:bookmarkEnd w:id="53"/>
+    <w:bookmarkEnd w:id="54"/>
+    <w:bookmarkStart w:id="55" w:name="conclusions"/>
     <w:p>
       <w:pPr>
         <w:pStyle w:val="Heading1"/>
@@ -3343,21 +3376,125 @@
         <w:pStyle w:val="FirstParagraph"/>
       </w:pPr>
       <w:r>
-        <w:t xml:space="preserve">ECHOREPO separates participant-facing acquisition from the long-term management of heterogeneous soil research data. In an evaluated canonical snapshot of 10,554 samples, 52.25% are represented in at least two additional data domains, providing direct evidence of sample-centred integration. Quality screening flagged 396 cases of default coordinates or planned-country disagreement, demonstrating why repository-level assessment must distinguish missing positions from potentially legitimate allocation changes. Stable identifiers, provenance-aware QA, controlled privacy transformations and independently versioned, CSVW-described outputs offer a reusable approach, subject to stated limits on recovery, privacy and external interoperability.</w:t>
-      </w:r>
-    </w:p>
-    <w:bookmarkEnd w:id="50"/>
-    <w:bookmarkStart w:id="77" w:name="bibliography"/>
+        <w:t xml:space="preserve">ECHOREPO separates participant-facing acquisition from the long-term management of heterogeneous soil research data. In the version 12 dataset of 10,554 samples, 52.25% are represented in at least two additional data domains, and 83.08% of biodiversity-linked samples also have photographic and laboratory records. These measurements establish implemented cross-domain linkage, rather than ecological associations. Quality screening flagged 396 cases of default coordinates or planned-country disagreement, demonstrating why repository-level assessment must distinguish missing positions from potentially legitimate allocation changes. Stable identifiers, provenance-aware QA, controlled privacy transformations and independently versioned, CSVW-described outputs offer a reusable approach, subject to stated limits on recovery, privacy and external interoperability.</w:t>
+      </w:r>
+    </w:p>
+    <w:bookmarkEnd w:id="55"/>
+    <w:bookmarkStart w:id="59" w:name="code-and-data-availability"/>
     <w:p>
       <w:pPr>
         <w:pStyle w:val="Heading1"/>
       </w:pPr>
       <w:r>
+        <w:t xml:space="preserve">Code and data availability</w:t>
+      </w:r>
+    </w:p>
+    <w:p>
+      <w:pPr>
+        <w:pStyle w:val="FirstParagraph"/>
+      </w:pPr>
+      <w:r>
+        <w:t xml:space="preserve">The ECHOREPO source code is maintained at</w:t>
+      </w:r>
+      <w:r>
+        <w:t xml:space="preserve"> </w:t>
+      </w:r>
+      <w:hyperlink r:id="rId56">
+        <w:r>
+          <w:rPr>
+            <w:rStyle w:val="Hyperlink"/>
+          </w:rPr>
+          <w:t xml:space="preserve">https://github.com/echosoil/echorepo-lite</w:t>
+        </w:r>
+      </w:hyperlink>
+      <w:r>
+        <w:t xml:space="preserve"> </w:t>
+      </w:r>
+      <w:r>
+        <w:t xml:space="preserve">and has a GitHub-connected Zenodo software archive (</w:t>
+      </w:r>
+      <w:hyperlink r:id="rId57">
+        <w:r>
+          <w:rPr>
+            <w:rStyle w:val="Hyperlink"/>
+          </w:rPr>
+          <w:t xml:space="preserve">10.5281/zenodo.21105834</w:t>
+        </w:r>
+      </w:hyperlink>
+      <w:r>
+        <w:t xml:space="preserve">)</w:t>
+      </w:r>
+      <w:r>
+        <w:t xml:space="preserve"> </w:t>
+      </w:r>
+      <w:r>
+        <w:t xml:space="preserve">(</w:t>
+      </w:r>
+      <w:r>
+        <w:t xml:space="preserve">“</w:t>
+      </w:r>
+      <w:r>
+        <w:t xml:space="preserve">ECHOREPO Lite software archive</w:t>
+      </w:r>
+      <w:r>
+        <w:t xml:space="preserve">”</w:t>
+      </w:r>
+      <w:r>
+        <w:t xml:space="preserve"> </w:t>
+      </w:r>
+      <w:r>
+        <w:t xml:space="preserve">2026)</w:t>
+      </w:r>
+      <w:r>
+        <w:t xml:space="preserve">. The canonical dataset evaluated here is version 12, dated 29 October 2026 and deposited by the ECHO Consortium (</w:t>
+      </w:r>
+      <w:hyperlink r:id="rId58">
+        <w:r>
+          <w:rPr>
+            <w:rStyle w:val="Hyperlink"/>
+          </w:rPr>
+          <w:t xml:space="preserve">10.5281/zenodo.23784504</w:t>
+        </w:r>
+      </w:hyperlink>
+      <w:r>
+        <w:t xml:space="preserve">)</w:t>
+      </w:r>
+      <w:r>
+        <w:t xml:space="preserve"> </w:t>
+      </w:r>
+      <w:r>
+        <w:t xml:space="preserve">(ECHO Consortium 2026)</w:t>
+      </w:r>
+      <w:r>
+        <w:t xml:space="preserve">. It provides six linked CSV resources together with CSV on the Web metadata. The definitive software release/commit corresponding to the evaluated export and the coverage-analysis script should be recorded in the final reproducibility package; they are not independently identified by the present evaluation. Public sample locations are privacy-displaced; access to exact source coordinates and potentially identifying source images is subject to project consent, privacy and access restrictions. The sample trajectories in Figure </w:t>
+      </w:r>
+      <w:hyperlink w:anchor="fig:sample-journeys">
+        <w:r>
+          <w:rPr>
+            <w:rStyle w:val="Hyperlink"/>
+          </w:rPr>
+          <w:t xml:space="preserve">3</w:t>
+        </w:r>
+      </w:hyperlink>
+      <w:r>
+        <w:t xml:space="preserve"> </w:t>
+      </w:r>
+      <w:r>
+        <w:t xml:space="preserve">are illustrative and contain no participant-level data.</w:t>
+      </w:r>
+    </w:p>
+    <w:bookmarkEnd w:id="59"/>
+    <w:bookmarkStart w:id="86" w:name="bibliography"/>
+    <w:p>
+      <w:pPr>
+        <w:pStyle w:val="Heading1"/>
+      </w:pPr>
+      <w:r>
         <w:t xml:space="preserve">References</w:t>
       </w:r>
     </w:p>
-    <w:bookmarkStart w:id="76" w:name="refs"/>
-    <w:bookmarkStart w:id="52" w:name="ref-bonney2009citizenscience"/>
+    <w:bookmarkStart w:id="85" w:name="refs"/>
+    <w:bookmarkStart w:id="61" w:name="ref-bonney2009citizenscience"/>
     <w:p>
       <w:pPr>
         <w:pStyle w:val="Bibliography"/>
@@ -3390,7 +3527,7 @@
       <w:r>
         <w:t xml:space="preserve"> </w:t>
       </w:r>
-      <w:hyperlink r:id="rId51">
+      <w:hyperlink r:id="rId60">
         <w:r>
           <w:rPr>
             <w:rStyle w:val="Hyperlink"/>
@@ -3402,8 +3539,8 @@
         <w:t xml:space="preserve">.</w:t>
       </w:r>
     </w:p>
-    <w:bookmarkEnd w:id="52"/>
-    <w:bookmarkStart w:id="54" w:name="ref-bonney2014nextsteps"/>
+    <w:bookmarkEnd w:id="61"/>
+    <w:bookmarkStart w:id="63" w:name="ref-bonney2014nextsteps"/>
     <w:p>
       <w:pPr>
         <w:pStyle w:val="Bibliography"/>
@@ -3436,7 +3573,7 @@
       <w:r>
         <w:t xml:space="preserve"> </w:t>
       </w:r>
-      <w:hyperlink r:id="rId53">
+      <w:hyperlink r:id="rId62">
         <w:r>
           <w:rPr>
             <w:rStyle w:val="Hyperlink"/>
@@ -3448,13 +3585,91 @@
         <w:t xml:space="preserve">.</w:t>
       </w:r>
     </w:p>
-    <w:bookmarkEnd w:id="54"/>
-    <w:bookmarkStart w:id="56" w:name="ref-echo2023project"/>
+    <w:bookmarkEnd w:id="63"/>
+    <w:bookmarkStart w:id="64" w:name="ref-echorepo2026dataset"/>
     <w:p>
       <w:pPr>
         <w:pStyle w:val="Bibliography"/>
       </w:pPr>
       <w:r>
+        <w:t xml:space="preserve">ECHO Consortium. 2026.</w:t>
+      </w:r>
+      <w:r>
+        <w:t xml:space="preserve"> </w:t>
+      </w:r>
+      <w:r>
+        <w:t xml:space="preserve">“</w:t>
+      </w:r>
+      <w:r>
+        <w:t xml:space="preserve">ECHOREPO Soil Dataset: soil observations, parameters, images and biodiversity</w:t>
+      </w:r>
+      <w:r>
+        <w:t xml:space="preserve">.”</w:t>
+      </w:r>
+      <w:r>
+        <w:t xml:space="preserve"> </w:t>
+      </w:r>
+      <w:r>
+        <w:t xml:space="preserve">Zenodo.</w:t>
+      </w:r>
+      <w:r>
+        <w:t xml:space="preserve"> </w:t>
+      </w:r>
+      <w:hyperlink r:id="rId58">
+        <w:r>
+          <w:rPr>
+            <w:rStyle w:val="Hyperlink"/>
+          </w:rPr>
+          <w:t xml:space="preserve">https://doi.org/10.5281/zenodo.23784504</w:t>
+        </w:r>
+      </w:hyperlink>
+      <w:r>
+        <w:t xml:space="preserve">.</w:t>
+      </w:r>
+    </w:p>
+    <w:bookmarkEnd w:id="64"/>
+    <w:bookmarkStart w:id="65" w:name="ref-echorepo2026software"/>
+    <w:p>
+      <w:pPr>
+        <w:pStyle w:val="Bibliography"/>
+      </w:pPr>
+      <w:r>
+        <w:t xml:space="preserve">“</w:t>
+      </w:r>
+      <w:r>
+        <w:t xml:space="preserve">ECHOREPO Lite software archive</w:t>
+      </w:r>
+      <w:r>
+        <w:t xml:space="preserve">.”</w:t>
+      </w:r>
+      <w:r>
+        <w:t xml:space="preserve"> </w:t>
+      </w:r>
+      <w:r>
+        <w:t xml:space="preserve">2026. Zenodo.</w:t>
+      </w:r>
+      <w:r>
+        <w:t xml:space="preserve"> </w:t>
+      </w:r>
+      <w:hyperlink r:id="rId57">
+        <w:r>
+          <w:rPr>
+            <w:rStyle w:val="Hyperlink"/>
+          </w:rPr>
+          <w:t xml:space="preserve">https://doi.org/10.5281/zenodo.21105834</w:t>
+        </w:r>
+      </w:hyperlink>
+      <w:r>
+        <w:t xml:space="preserve">.</w:t>
+      </w:r>
+    </w:p>
+    <w:bookmarkEnd w:id="65"/>
+    <w:bookmarkStart w:id="67" w:name="ref-echo2023project"/>
+    <w:p>
+      <w:pPr>
+        <w:pStyle w:val="Bibliography"/>
+      </w:pPr>
+      <w:r>
         <w:t xml:space="preserve">European Commission. 2023.</w:t>
       </w:r>
       <w:r>
@@ -3466,7 +3681,7 @@
       <w:r>
         <w:t xml:space="preserve"> </w:t>
       </w:r>
-      <w:hyperlink r:id="rId55">
+      <w:hyperlink r:id="rId66">
         <w:r>
           <w:rPr>
             <w:rStyle w:val="Hyperlink"/>
@@ -3478,8 +3693,8 @@
         <w:t xml:space="preserve">.</w:t>
       </w:r>
     </w:p>
-    <w:bookmarkEnd w:id="56"/>
-    <w:bookmarkStart w:id="57" w:name="ref-eea2016biogeo"/>
+    <w:bookmarkEnd w:id="67"/>
+    <w:bookmarkStart w:id="68" w:name="ref-eea2016biogeo"/>
     <w:p>
       <w:pPr>
         <w:pStyle w:val="Bibliography"/>
@@ -3500,8 +3715,8 @@
         <w:t xml:space="preserve">2016.</w:t>
       </w:r>
     </w:p>
-    <w:bookmarkEnd w:id="57"/>
-    <w:bookmarkStart w:id="59" w:name="ref-kosmala2016quality"/>
+    <w:bookmarkEnd w:id="68"/>
+    <w:bookmarkStart w:id="70" w:name="ref-kosmala2016quality"/>
     <w:p>
       <w:pPr>
         <w:pStyle w:val="Bibliography"/>
@@ -3534,7 +3749,7 @@
       <w:r>
         <w:t xml:space="preserve"> </w:t>
       </w:r>
-      <w:hyperlink r:id="rId58">
+      <w:hyperlink r:id="rId69">
         <w:r>
           <w:rPr>
             <w:rStyle w:val="Hyperlink"/>
@@ -3546,50 +3761,8 @@
         <w:t xml:space="preserve">.</w:t>
       </w:r>
     </w:p>
-    <w:bookmarkEnd w:id="59"/>
-    <w:bookmarkStart w:id="61" w:name="ref-echorepo2026dataset"/>
-    <w:p>
-      <w:pPr>
-        <w:pStyle w:val="Bibliography"/>
-      </w:pPr>
-      <w:r>
-        <w:t xml:space="preserve">Osychenko, Oleg. 2026.</w:t>
-      </w:r>
-      <w:r>
-        <w:t xml:space="preserve"> </w:t>
-      </w:r>
-      <w:r>
-        <w:t xml:space="preserve">“</w:t>
-      </w:r>
-      <w:r>
-        <w:t xml:space="preserve">ECHOREPO Soil Dataset: soil observations, parameters, images and biodiversity</w:t>
-      </w:r>
-      <w:r>
-        <w:t xml:space="preserve">.”</w:t>
-      </w:r>
-      <w:r>
-        <w:t xml:space="preserve"> </w:t>
-      </w:r>
-      <w:r>
-        <w:t xml:space="preserve">Zenodo.</w:t>
-      </w:r>
-      <w:r>
-        <w:t xml:space="preserve"> </w:t>
-      </w:r>
-      <w:hyperlink r:id="rId60">
-        <w:r>
-          <w:rPr>
-            <w:rStyle w:val="Hyperlink"/>
-          </w:rPr>
-          <w:t xml:space="preserve">https://doi.org/10.5281/zenodo.23195149</w:t>
-        </w:r>
-      </w:hyperlink>
-      <w:r>
-        <w:t xml:space="preserve">.</w:t>
-      </w:r>
-    </w:p>
-    <w:bookmarkEnd w:id="61"/>
-    <w:bookmarkStart w:id="63" w:name="ref-peiro2026soil"/>
+    <w:bookmarkEnd w:id="70"/>
+    <w:bookmarkStart w:id="72" w:name="ref-peiro2026soil"/>
     <w:p>
       <w:pPr>
         <w:pStyle w:val="Bibliography"/>
@@ -3622,7 +3795,7 @@
       <w:r>
         <w:t xml:space="preserve"> </w:t>
       </w:r>
-      <w:hyperlink r:id="rId62">
+      <w:hyperlink r:id="rId71">
         <w:r>
           <w:rPr>
             <w:rStyle w:val="Hyperlink"/>
@@ -3634,8 +3807,8 @@
         <w:t xml:space="preserve">.</w:t>
       </w:r>
     </w:p>
-    <w:bookmarkEnd w:id="63"/>
-    <w:bookmarkStart w:id="65" w:name="ref-soilwise2026faq"/>
+    <w:bookmarkEnd w:id="72"/>
+    <w:bookmarkStart w:id="74" w:name="ref-soilwise2026faq"/>
     <w:p>
       <w:pPr>
         <w:pStyle w:val="Bibliography"/>
@@ -3658,7 +3831,7 @@
       <w:r>
         <w:t xml:space="preserve"> </w:t>
       </w:r>
-      <w:hyperlink r:id="rId64">
+      <w:hyperlink r:id="rId73">
         <w:r>
           <w:rPr>
             <w:rStyle w:val="Hyperlink"/>
@@ -3670,8 +3843,8 @@
         <w:t xml:space="preserve">.</w:t>
       </w:r>
     </w:p>
-    <w:bookmarkEnd w:id="65"/>
-    <w:bookmarkStart w:id="67" w:name="ref-sullivan2014ebird"/>
+    <w:bookmarkEnd w:id="74"/>
+    <w:bookmarkStart w:id="76" w:name="ref-sullivan2014ebird"/>
     <w:p>
       <w:pPr>
         <w:pStyle w:val="Bibliography"/>
@@ -3716,7 +3889,7 @@
       <w:r>
         <w:t xml:space="preserve"> </w:t>
       </w:r>
-      <w:hyperlink r:id="rId66">
+      <w:hyperlink r:id="rId75">
         <w:r>
           <w:rPr>
             <w:rStyle w:val="Hyperlink"/>
@@ -3728,8 +3901,8 @@
         <w:t xml:space="preserve">.</w:t>
       </w:r>
     </w:p>
-    <w:bookmarkEnd w:id="67"/>
-    <w:bookmarkStart w:id="69" w:name="ref-w3c2015csvw"/>
+    <w:bookmarkEnd w:id="76"/>
+    <w:bookmarkStart w:id="78" w:name="ref-w3c2015csvw"/>
     <w:p>
       <w:pPr>
         <w:pStyle w:val="Bibliography"/>
@@ -3752,7 +3925,7 @@
       <w:r>
         <w:t xml:space="preserve"> </w:t>
       </w:r>
-      <w:hyperlink r:id="rId68">
+      <w:hyperlink r:id="rId77">
         <w:r>
           <w:rPr>
             <w:rStyle w:val="Hyperlink"/>
@@ -3764,8 +3937,8 @@
         <w:t xml:space="preserve">.</w:t>
       </w:r>
     </w:p>
-    <w:bookmarkEnd w:id="69"/>
-    <w:bookmarkStart w:id="71" w:name="ref-wang2015citsci"/>
+    <w:bookmarkEnd w:id="78"/>
+    <w:bookmarkStart w:id="80" w:name="ref-wang2015citsci"/>
     <w:p>
       <w:pPr>
         <w:pStyle w:val="Bibliography"/>
@@ -3804,7 +3977,7 @@
       <w:r>
         <w:t xml:space="preserve"> </w:t>
       </w:r>
-      <w:hyperlink r:id="rId70">
+      <w:hyperlink r:id="rId79">
         <w:r>
           <w:rPr>
             <w:rStyle w:val="Hyperlink"/>
@@ -3816,8 +3989,8 @@
         <w:t xml:space="preserve">.</w:t>
       </w:r>
     </w:p>
-    <w:bookmarkEnd w:id="71"/>
-    <w:bookmarkStart w:id="73" w:name="ref-wilkinson2016fair"/>
+    <w:bookmarkEnd w:id="80"/>
+    <w:bookmarkStart w:id="82" w:name="ref-wilkinson2016fair"/>
     <w:p>
       <w:pPr>
         <w:pStyle w:val="Bibliography"/>
@@ -3862,7 +4035,7 @@
       <w:r>
         <w:t xml:space="preserve"> </w:t>
       </w:r>
-      <w:hyperlink r:id="rId72">
+      <w:hyperlink r:id="rId81">
         <w:r>
           <w:rPr>
             <w:rStyle w:val="Hyperlink"/>
@@ -3874,8 +4047,8 @@
         <w:t xml:space="preserve">.</w:t>
       </w:r>
     </w:p>
-    <w:bookmarkEnd w:id="73"/>
-    <w:bookmarkStart w:id="75" w:name="ref-zenodo2026versioning"/>
+    <w:bookmarkEnd w:id="82"/>
+    <w:bookmarkStart w:id="84" w:name="ref-zenodo2026versioning"/>
     <w:p>
       <w:pPr>
         <w:pStyle w:val="Bibliography"/>
@@ -3907,7 +4080,7 @@
       <w:r>
         <w:t xml:space="preserve"> </w:t>
       </w:r>
-      <w:hyperlink r:id="rId74">
+      <w:hyperlink r:id="rId83">
         <w:r>
           <w:rPr>
             <w:rStyle w:val="Hyperlink"/>
@@ -3919,9 +4092,9 @@
         <w:t xml:space="preserve">.</w:t>
       </w:r>
     </w:p>
-    <w:bookmarkEnd w:id="75"/>
-    <w:bookmarkEnd w:id="76"/>
-    <w:bookmarkEnd w:id="77"/>
+    <w:bookmarkEnd w:id="84"/>
+    <w:bookmarkEnd w:id="85"/>
+    <w:bookmarkEnd w:id="86"/>
     <w:sectPr/>
   </w:body>
 </w:document>
